--- a/specifications/TMFC030-BillGeneration/Diagrams/TMFC030_Bill_Generation_Management.docx
+++ b/specifications/TMFC030-BillGeneration/Diagrams/TMFC030_Bill_Generation_Management.docx
@@ -210,1256 +210,6 @@
         <w:t>eTOM Processes, SID Data Entities and Functional Framework Functions</w:t>
       </w:r>
     </w:p>
-    <w:p>
-      <w:pPr>
-        <w:pStyle w:val="Heading2"/>
-      </w:pPr>
-      <w:r>
-        <w:t>eTOM business activities</w:t>
-      </w:r>
-    </w:p>
-    <w:p>
-      <w:r>
-        <w:t>eTOM business activities this ODA Component is responsible for:</w:t>
-      </w:r>
-    </w:p>
-    <w:tbl>
-      <w:tblPr>
-        <w:tblStyle w:val="ScrollTableNormal"/>
-        <w:tblW w:type="auto" w:w="0"/>
-        <w:tblLayout w:type="autofit"/>
-        <w:tblLook w:val="04A0" w:firstRow="1" w:lastRow="0" w:firstColumn="0" w:lastColumn="0" w:noHBand="0" w:noVBand="1"/>
-        <w:tblBorders>
-          <w:top w:val="single" w:sz="4" w:space="0" w:color="999999"/>
-          <w:left w:val="single" w:sz="4" w:space="0" w:color="999999"/>
-          <w:bottom w:val="single" w:sz="4" w:space="0" w:color="999999"/>
-          <w:right w:val="single" w:sz="4" w:space="0" w:color="999999"/>
-          <w:insideH w:val="single" w:sz="4" w:space="0" w:color="999999"/>
-          <w:insideV w:val="single" w:sz="4" w:space="0" w:color="999999"/>
-        </w:tblBorders>
-      </w:tblPr>
-      <w:tblGrid>
-        <w:gridCol w:w="2124"/>
-        <w:gridCol w:w="2124"/>
-        <w:gridCol w:w="2124"/>
-        <w:gridCol w:w="2124"/>
-      </w:tblGrid>
-      <w:tr>
-        <w:trPr>
-          <w:tblHeader/>
-        </w:trPr>
-        <w:tc>
-          <w:tcPr>
-            <w:tcW w:type="dxa" w:w="1404"/>
-          </w:tcPr>
-          <w:p>
-            <w:r/>
-            <w:r>
-              <w:rPr>
-                <w:b/>
-              </w:rPr>
-              <w:t>Identifier</w:t>
-            </w:r>
-          </w:p>
-        </w:tc>
-        <w:tc>
-          <w:tcPr>
-            <w:tcW w:type="dxa" w:w="1123"/>
-          </w:tcPr>
-          <w:p>
-            <w:r/>
-            <w:r>
-              <w:rPr>
-                <w:b/>
-              </w:rPr>
-              <w:t>Level</w:t>
-            </w:r>
-          </w:p>
-        </w:tc>
-        <w:tc>
-          <w:tcPr>
-            <w:tcW w:type="dxa" w:w="3463"/>
-          </w:tcPr>
-          <w:p>
-            <w:r/>
-            <w:r>
-              <w:rPr>
-                <w:b/>
-              </w:rPr>
-              <w:t>Business Activity Name</w:t>
-            </w:r>
-          </w:p>
-        </w:tc>
-        <w:tc>
-          <w:tcPr>
-            <w:tcW w:type="dxa" w:w="3370"/>
-          </w:tcPr>
-          <w:p>
-            <w:r/>
-            <w:r>
-              <w:rPr>
-                <w:b/>
-              </w:rPr>
-              <w:t>Description</w:t>
-            </w:r>
-          </w:p>
-        </w:tc>
-      </w:tr>
-      <w:tr>
-        <w:tc>
-          <w:tcPr>
-            <w:tcW w:type="dxa" w:w="1404"/>
-          </w:tcPr>
-          <w:p>
-            <w:r/>
-            <w:r>
-              <w:t>1.3.9</w:t>
-            </w:r>
-          </w:p>
-        </w:tc>
-        <w:tc>
-          <w:tcPr>
-            <w:tcW w:type="dxa" w:w="1123"/>
-          </w:tcPr>
-          <w:p>
-            <w:r/>
-            <w:r>
-              <w:t>L2</w:t>
-            </w:r>
-          </w:p>
-        </w:tc>
-        <w:tc>
-          <w:tcPr>
-            <w:tcW w:type="dxa" w:w="3463"/>
-          </w:tcPr>
-          <w:p>
-            <w:r/>
-            <w:r>
-              <w:t>Customer Bill Invoice Management</w:t>
-            </w:r>
-          </w:p>
-        </w:tc>
-        <w:tc>
-          <w:tcPr>
-            <w:tcW w:type="dxa" w:w="3370"/>
-          </w:tcPr>
-          <w:p>
-            <w:r/>
-            <w:r>
-              <w:t>Ensure the bill invoice is created, physically and/or electronically produced and distributed to customers, and that the appropriate taxes, discounts, adjustments, rebates and credits for the products and services delivered to customers have been applied.</w:t>
-            </w:r>
-          </w:p>
-        </w:tc>
-      </w:tr>
-      <w:tr>
-        <w:tc>
-          <w:tcPr>
-            <w:tcW w:type="dxa" w:w="1404"/>
-          </w:tcPr>
-          <w:p>
-            <w:r/>
-            <w:r>
-              <w:t>1.3.9.2</w:t>
-            </w:r>
-          </w:p>
-        </w:tc>
-        <w:tc>
-          <w:tcPr>
-            <w:tcW w:type="dxa" w:w="1123"/>
-          </w:tcPr>
-          <w:p>
-            <w:r/>
-            <w:r>
-              <w:t>L3</w:t>
-            </w:r>
-          </w:p>
-        </w:tc>
-        <w:tc>
-          <w:tcPr>
-            <w:tcW w:type="dxa" w:w="3463"/>
-          </w:tcPr>
-          <w:p>
-            <w:r/>
-            <w:r>
-              <w:t>Create Customer Bill Invoice</w:t>
-            </w:r>
-          </w:p>
-        </w:tc>
-        <w:tc>
-          <w:tcPr>
-            <w:tcW w:type="dxa" w:w="3370"/>
-          </w:tcPr>
-          <w:p>
-            <w:r/>
-            <w:r>
-              <w:t>Production of a timely and accurate invoice in accordance with the specific billing cycles and reflective of the final charges for services, together with any adjustments, delivered to the customer by the Service Provider and respective other parties.</w:t>
-            </w:r>
-          </w:p>
-        </w:tc>
-      </w:tr>
-      <w:tr>
-        <w:tc>
-          <w:tcPr>
-            <w:tcW w:type="dxa" w:w="1404"/>
-          </w:tcPr>
-          <w:p>
-            <w:r/>
-            <w:r>
-              <w:t>1.3.9.2.1</w:t>
-            </w:r>
-          </w:p>
-        </w:tc>
-        <w:tc>
-          <w:tcPr>
-            <w:tcW w:type="dxa" w:w="1123"/>
-          </w:tcPr>
-          <w:p>
-            <w:r/>
-            <w:r>
-              <w:t>L4</w:t>
-            </w:r>
-          </w:p>
-        </w:tc>
-        <w:tc>
-          <w:tcPr>
-            <w:tcW w:type="dxa" w:w="3463"/>
-          </w:tcPr>
-          <w:p>
-            <w:r/>
-            <w:r>
-              <w:t>Render &amp; Format Customer Invoice</w:t>
-            </w:r>
-          </w:p>
-        </w:tc>
-        <w:tc>
-          <w:tcPr>
-            <w:tcW w:type="dxa" w:w="3370"/>
-          </w:tcPr>
-          <w:p>
-            <w:r/>
-            <w:r>
-              <w:t>Render and format the customer bill invoice.</w:t>
-            </w:r>
-          </w:p>
-        </w:tc>
-      </w:tr>
-      <w:tr>
-        <w:tc>
-          <w:tcPr>
-            <w:tcW w:type="dxa" w:w="1404"/>
-          </w:tcPr>
-          <w:p>
-            <w:r/>
-            <w:r>
-              <w:t>1.3.9.2.2</w:t>
-            </w:r>
-          </w:p>
-        </w:tc>
-        <w:tc>
-          <w:tcPr>
-            <w:tcW w:type="dxa" w:w="1123"/>
-          </w:tcPr>
-          <w:p>
-            <w:r/>
-            <w:r>
-              <w:t>L4</w:t>
-            </w:r>
-          </w:p>
-        </w:tc>
-        <w:tc>
-          <w:tcPr>
-            <w:tcW w:type="dxa" w:w="3463"/>
-          </w:tcPr>
-          <w:p>
-            <w:r/>
-            <w:r>
-              <w:t>Deliver Electronic Invoice</w:t>
-            </w:r>
-          </w:p>
-        </w:tc>
-        <w:tc>
-          <w:tcPr>
-            <w:tcW w:type="dxa" w:w="3370"/>
-          </w:tcPr>
-          <w:p>
-            <w:r/>
-            <w:r>
-              <w:t>Deliver the electronic copy of an invoice to customers.</w:t>
-            </w:r>
-          </w:p>
-        </w:tc>
-      </w:tr>
-      <w:tr>
-        <w:tc>
-          <w:tcPr>
-            <w:tcW w:type="dxa" w:w="1404"/>
-          </w:tcPr>
-          <w:p>
-            <w:r/>
-            <w:r>
-              <w:t>1.3.9.2.3</w:t>
-            </w:r>
-          </w:p>
-        </w:tc>
-        <w:tc>
-          <w:tcPr>
-            <w:tcW w:type="dxa" w:w="1123"/>
-          </w:tcPr>
-          <w:p>
-            <w:r/>
-            <w:r>
-              <w:t>L4</w:t>
-            </w:r>
-          </w:p>
-        </w:tc>
-        <w:tc>
-          <w:tcPr>
-            <w:tcW w:type="dxa" w:w="3463"/>
-          </w:tcPr>
-          <w:p>
-            <w:r/>
-            <w:r>
-              <w:t>Verify Customer Invoice Quality</w:t>
-            </w:r>
-          </w:p>
-        </w:tc>
-        <w:tc>
-          <w:tcPr>
-            <w:tcW w:type="dxa" w:w="3370"/>
-          </w:tcPr>
-          <w:p>
-            <w:r/>
-            <w:r>
-              <w:t>Verify Customer invoice quality before distribution to the customer in electronic form and the process responsible for physical invoice production and distribution.</w:t>
-            </w:r>
-          </w:p>
-        </w:tc>
-      </w:tr>
-      <w:tr>
-        <w:tc>
-          <w:tcPr>
-            <w:tcW w:type="dxa" w:w="1404"/>
-          </w:tcPr>
-          <w:p>
-            <w:r/>
-            <w:r>
-              <w:t>1.3.9.2.4</w:t>
-            </w:r>
-          </w:p>
-        </w:tc>
-        <w:tc>
-          <w:tcPr>
-            <w:tcW w:type="dxa" w:w="1123"/>
-          </w:tcPr>
-          <w:p>
-            <w:r/>
-            <w:r>
-              <w:t>L4</w:t>
-            </w:r>
-          </w:p>
-        </w:tc>
-        <w:tc>
-          <w:tcPr>
-            <w:tcW w:type="dxa" w:w="3463"/>
-          </w:tcPr>
-          <w:p>
-            <w:r/>
-            <w:r>
-              <w:t>Manage Customer Invoice Quality</w:t>
-            </w:r>
-          </w:p>
-        </w:tc>
-        <w:tc>
-          <w:tcPr>
-            <w:tcW w:type="dxa" w:w="3370"/>
-          </w:tcPr>
-          <w:p>
-            <w:r/>
-            <w:r>
-              <w:t>Store the customer invoice for a period of time is to address regulation and/or internal requirements, during which they can be accessed to support any customer or regulator agency inquiries on bill invoices.</w:t>
-            </w:r>
-          </w:p>
-        </w:tc>
-      </w:tr>
-      <w:tr>
-        <w:tc>
-          <w:tcPr>
-            <w:tcW w:type="dxa" w:w="1404"/>
-          </w:tcPr>
-          <w:p>
-            <w:r/>
-            <w:r>
-              <w:t>1.3.9.3</w:t>
-            </w:r>
-          </w:p>
-        </w:tc>
-        <w:tc>
-          <w:tcPr>
-            <w:tcW w:type="dxa" w:w="1123"/>
-          </w:tcPr>
-          <w:p>
-            <w:r/>
-            <w:r>
-              <w:t>L3</w:t>
-            </w:r>
-          </w:p>
-        </w:tc>
-        <w:tc>
-          <w:tcPr>
-            <w:tcW w:type="dxa" w:w="3463"/>
-          </w:tcPr>
-          <w:p>
-            <w:r/>
-            <w:r>
-              <w:t>Produce &amp; Distribute Customer Bill</w:t>
-            </w:r>
-          </w:p>
-        </w:tc>
-        <w:tc>
-          <w:tcPr>
-            <w:tcW w:type="dxa" w:w="3370"/>
-          </w:tcPr>
-          <w:p>
-            <w:r/>
-            <w:r>
-              <w:t>Physical production and distribution of bills to customers in accordance with the specified billing cycle.</w:t>
-            </w:r>
-          </w:p>
-        </w:tc>
-      </w:tr>
-      <w:tr>
-        <w:tc>
-          <w:tcPr>
-            <w:tcW w:type="dxa" w:w="1404"/>
-          </w:tcPr>
-          <w:p>
-            <w:r/>
-            <w:r>
-              <w:t>1.3.9.3.1</w:t>
-            </w:r>
-          </w:p>
-        </w:tc>
-        <w:tc>
-          <w:tcPr>
-            <w:tcW w:type="dxa" w:w="1123"/>
-          </w:tcPr>
-          <w:p>
-            <w:r/>
-            <w:r>
-              <w:t>L4</w:t>
-            </w:r>
-          </w:p>
-        </w:tc>
-        <w:tc>
-          <w:tcPr>
-            <w:tcW w:type="dxa" w:w="3463"/>
-          </w:tcPr>
-          <w:p>
-            <w:r/>
-            <w:r>
-              <w:t>Co-ordinate Billing Insertion</w:t>
-            </w:r>
-          </w:p>
-        </w:tc>
-        <w:tc>
-          <w:tcPr>
-            <w:tcW w:type="dxa" w:w="3370"/>
-          </w:tcPr>
-          <w:p>
-            <w:r/>
-            <w:r>
-              <w:t>Co-ordinate with promotional processes for any billing insertions to be included with the bill.</w:t>
-            </w:r>
-          </w:p>
-        </w:tc>
-      </w:tr>
-      <w:tr>
-        <w:tc>
-          <w:tcPr>
-            <w:tcW w:type="dxa" w:w="1404"/>
-          </w:tcPr>
-          <w:p>
-            <w:r/>
-            <w:r>
-              <w:t>1.3.9.3.2</w:t>
-            </w:r>
-          </w:p>
-        </w:tc>
-        <w:tc>
-          <w:tcPr>
-            <w:tcW w:type="dxa" w:w="1123"/>
-          </w:tcPr>
-          <w:p>
-            <w:r/>
-            <w:r>
-              <w:t>L4</w:t>
-            </w:r>
-          </w:p>
-        </w:tc>
-        <w:tc>
-          <w:tcPr>
-            <w:tcW w:type="dxa" w:w="3463"/>
-          </w:tcPr>
-          <w:p>
-            <w:r/>
-            <w:r>
-              <w:t>Establish &amp; Manage Bill Production Cycle</w:t>
-            </w:r>
-          </w:p>
-        </w:tc>
-        <w:tc>
-          <w:tcPr>
-            <w:tcW w:type="dxa" w:w="3370"/>
-          </w:tcPr>
-          <w:p>
-            <w:r/>
-            <w:r>
-              <w:t>Establish and manage the physical bill production cycle.</w:t>
-            </w:r>
-          </w:p>
-        </w:tc>
-      </w:tr>
-      <w:tr>
-        <w:tc>
-          <w:tcPr>
-            <w:tcW w:type="dxa" w:w="1404"/>
-          </w:tcPr>
-          <w:p>
-            <w:r/>
-            <w:r>
-              <w:t>1.3.9.3.3</w:t>
-            </w:r>
-          </w:p>
-        </w:tc>
-        <w:tc>
-          <w:tcPr>
-            <w:tcW w:type="dxa" w:w="1123"/>
-          </w:tcPr>
-          <w:p>
-            <w:r/>
-            <w:r>
-              <w:t>L4</w:t>
-            </w:r>
-          </w:p>
-        </w:tc>
-        <w:tc>
-          <w:tcPr>
-            <w:tcW w:type="dxa" w:w="3463"/>
-          </w:tcPr>
-          <w:p>
-            <w:r/>
-            <w:r>
-              <w:t>Deliver Invoice Information</w:t>
-            </w:r>
-          </w:p>
-        </w:tc>
-        <w:tc>
-          <w:tcPr>
-            <w:tcW w:type="dxa" w:w="3370"/>
-          </w:tcPr>
-          <w:p>
-            <w:r/>
-            <w:r>
-              <w:t>Deliver the invoice information to the physical production processes.</w:t>
-            </w:r>
-          </w:p>
-        </w:tc>
-      </w:tr>
-      <w:tr>
-        <w:tc>
-          <w:tcPr>
-            <w:tcW w:type="dxa" w:w="1404"/>
-          </w:tcPr>
-          <w:p>
-            <w:r/>
-            <w:r>
-              <w:t>1.3.9.4</w:t>
-            </w:r>
-          </w:p>
-        </w:tc>
-        <w:tc>
-          <w:tcPr>
-            <w:tcW w:type="dxa" w:w="1123"/>
-          </w:tcPr>
-          <w:p>
-            <w:r/>
-            <w:r>
-              <w:t>L3</w:t>
-            </w:r>
-          </w:p>
-        </w:tc>
-        <w:tc>
-          <w:tcPr>
-            <w:tcW w:type="dxa" w:w="3463"/>
-          </w:tcPr>
-          <w:p>
-            <w:r/>
-            <w:r>
-              <w:t>Pricing, Discounting, Adjustments &amp; Rebates Application</w:t>
-            </w:r>
-          </w:p>
-        </w:tc>
-        <w:tc>
-          <w:tcPr>
-            <w:tcW w:type="dxa" w:w="3370"/>
-          </w:tcPr>
-          <w:p>
-            <w:r/>
-            <w:r>
-              <w:t>Ensure that the bill invoice is reflective of all the commercially agreed billable events and any bill invoice adjustments agreed between a Service Provider and the customer.</w:t>
-            </w:r>
-          </w:p>
-        </w:tc>
-      </w:tr>
-      <w:tr>
-        <w:tc>
-          <w:tcPr>
-            <w:tcW w:type="dxa" w:w="1404"/>
-          </w:tcPr>
-          <w:p>
-            <w:r/>
-            <w:r>
-              <w:t>1.3.9.4.2</w:t>
-            </w:r>
-          </w:p>
-        </w:tc>
-        <w:tc>
-          <w:tcPr>
-            <w:tcW w:type="dxa" w:w="1123"/>
-          </w:tcPr>
-          <w:p>
-            <w:r/>
-            <w:r>
-              <w:t>L4</w:t>
-            </w:r>
-          </w:p>
-        </w:tc>
-        <w:tc>
-          <w:tcPr>
-            <w:tcW w:type="dxa" w:w="3463"/>
-          </w:tcPr>
-          <w:p>
-            <w:r/>
-            <w:r>
-              <w:t>Apply Pricing, Discounting, Adjustments &amp; Rebates to Customer Account</w:t>
-            </w:r>
-          </w:p>
-        </w:tc>
-        <w:tc>
-          <w:tcPr>
-            <w:tcW w:type="dxa" w:w="3370"/>
-          </w:tcPr>
-          <w:p>
-            <w:r/>
-            <w:r>
-              <w:t>Determine the customer account or customer specific pricing, charges, discounts, and taxation that should be delivered to the invoice(s) for the customer.</w:t>
-            </w:r>
-          </w:p>
-        </w:tc>
-      </w:tr>
-      <w:tr>
-        <w:tc>
-          <w:tcPr>
-            <w:tcW w:type="dxa" w:w="1404"/>
-          </w:tcPr>
-          <w:p>
-            <w:r/>
-            <w:r>
-              <w:t>1.6.15</w:t>
-            </w:r>
-          </w:p>
-        </w:tc>
-        <w:tc>
-          <w:tcPr>
-            <w:tcW w:type="dxa" w:w="1123"/>
-          </w:tcPr>
-          <w:p>
-            <w:r/>
-            <w:r>
-              <w:t>L2</w:t>
-            </w:r>
-          </w:p>
-        </w:tc>
-        <w:tc>
-          <w:tcPr>
-            <w:tcW w:type="dxa" w:w="3463"/>
-          </w:tcPr>
-          <w:p>
-            <w:r/>
-            <w:r>
-              <w:t>BP Bill/Invoice Management</w:t>
-            </w:r>
-          </w:p>
-        </w:tc>
-        <w:tc>
-          <w:tcPr>
-            <w:tcW w:type="dxa" w:w="3370"/>
-          </w:tcPr>
-          <w:p>
-            <w:r/>
-            <w:r>
-              <w:t>Business Partner Bill/Invoice Management manages the Business Partner bill/invoice process, controls bills/invoices, manages the lifecycle of bills/invoices. A bill is a notice for payment which is supposed to be preceded by an invoice in most cases.</w:t>
-            </w:r>
-          </w:p>
-        </w:tc>
-      </w:tr>
-      <w:tr>
-        <w:tc>
-          <w:tcPr>
-            <w:tcW w:type="dxa" w:w="1404"/>
-          </w:tcPr>
-          <w:p>
-            <w:r/>
-            <w:r>
-              <w:t>1.6.15.2</w:t>
-            </w:r>
-          </w:p>
-        </w:tc>
-        <w:tc>
-          <w:tcPr>
-            <w:tcW w:type="dxa" w:w="1123"/>
-          </w:tcPr>
-          <w:p>
-            <w:r/>
-            <w:r>
-              <w:t>L3</w:t>
-            </w:r>
-          </w:p>
-        </w:tc>
-        <w:tc>
-          <w:tcPr>
-            <w:tcW w:type="dxa" w:w="3463"/>
-          </w:tcPr>
-          <w:p>
-            <w:r/>
-            <w:r>
-              <w:t>BP Bill/Invoice Control</w:t>
-            </w:r>
-          </w:p>
-        </w:tc>
-        <w:tc>
-          <w:tcPr>
-            <w:tcW w:type="dxa" w:w="3370"/>
-          </w:tcPr>
-          <w:p>
-            <w:r/>
-            <w:r>
-              <w:t>Establish and maintain Business Partner bill invoice formats, maintain lists of parties who are eligible for receiving bills/invoices, and define the billing cycles.</w:t>
-            </w:r>
-          </w:p>
-        </w:tc>
-      </w:tr>
-      <w:tr>
-        <w:tc>
-          <w:tcPr>
-            <w:tcW w:type="dxa" w:w="1404"/>
-          </w:tcPr>
-          <w:p>
-            <w:r/>
-            <w:r>
-              <w:t>1.6.15.2.1</w:t>
-            </w:r>
-          </w:p>
-        </w:tc>
-        <w:tc>
-          <w:tcPr>
-            <w:tcW w:type="dxa" w:w="1123"/>
-          </w:tcPr>
-          <w:p>
-            <w:r/>
-            <w:r>
-              <w:t>L4</w:t>
-            </w:r>
-          </w:p>
-        </w:tc>
-        <w:tc>
-          <w:tcPr>
-            <w:tcW w:type="dxa" w:w="3463"/>
-          </w:tcPr>
-          <w:p>
-            <w:r/>
-            <w:r>
-              <w:t>Establish &amp; Maintain BP Bill Invoice Format</w:t>
-            </w:r>
-          </w:p>
-        </w:tc>
-        <w:tc>
-          <w:tcPr>
-            <w:tcW w:type="dxa" w:w="3370"/>
-          </w:tcPr>
-          <w:p>
-            <w:r/>
-            <w:r>
-              <w:t>Establish and maintain BP bill invoice formats, and any interaction with specific parties to modify the format.</w:t>
-            </w:r>
-          </w:p>
-        </w:tc>
-      </w:tr>
-      <w:tr>
-        <w:tc>
-          <w:tcPr>
-            <w:tcW w:type="dxa" w:w="1404"/>
-          </w:tcPr>
-          <w:p>
-            <w:r/>
-            <w:r>
-              <w:t>1.6.15.2.2</w:t>
-            </w:r>
-          </w:p>
-        </w:tc>
-        <w:tc>
-          <w:tcPr>
-            <w:tcW w:type="dxa" w:w="1123"/>
-          </w:tcPr>
-          <w:p>
-            <w:r/>
-            <w:r>
-              <w:t>L4</w:t>
-            </w:r>
-          </w:p>
-        </w:tc>
-        <w:tc>
-          <w:tcPr>
-            <w:tcW w:type="dxa" w:w="3463"/>
-          </w:tcPr>
-          <w:p>
-            <w:r/>
-            <w:r>
-              <w:t>Maintain Bill Invoice BP List</w:t>
-            </w:r>
-          </w:p>
-        </w:tc>
-        <w:tc>
-          <w:tcPr>
-            <w:tcW w:type="dxa" w:w="3370"/>
-          </w:tcPr>
-          <w:p>
-            <w:r/>
-            <w:r>
-              <w:t>Maintain lists of parties who are eligible for receiving bills/invoices.</w:t>
-            </w:r>
-          </w:p>
-        </w:tc>
-      </w:tr>
-      <w:tr>
-        <w:tc>
-          <w:tcPr>
-            <w:tcW w:type="dxa" w:w="1404"/>
-          </w:tcPr>
-          <w:p>
-            <w:r/>
-            <w:r>
-              <w:t>1.6.15.2.3</w:t>
-            </w:r>
-          </w:p>
-        </w:tc>
-        <w:tc>
-          <w:tcPr>
-            <w:tcW w:type="dxa" w:w="1123"/>
-          </w:tcPr>
-          <w:p>
-            <w:r/>
-            <w:r>
-              <w:t>L4</w:t>
-            </w:r>
-          </w:p>
-        </w:tc>
-        <w:tc>
-          <w:tcPr>
-            <w:tcW w:type="dxa" w:w="3463"/>
-          </w:tcPr>
-          <w:p>
-            <w:r/>
-            <w:r>
-              <w:t>Define BP Billing Cycle</w:t>
-            </w:r>
-          </w:p>
-        </w:tc>
-        <w:tc>
-          <w:tcPr>
-            <w:tcW w:type="dxa" w:w="3370"/>
-          </w:tcPr>
-          <w:p>
-            <w:r/>
-            <w:r>
-              <w:t>Define the billing cycles and their dates according to cash flow needs as established by financial management processes.</w:t>
-            </w:r>
-          </w:p>
-        </w:tc>
-      </w:tr>
-      <w:tr>
-        <w:tc>
-          <w:tcPr>
-            <w:tcW w:type="dxa" w:w="1404"/>
-          </w:tcPr>
-          <w:p>
-            <w:r/>
-            <w:r>
-              <w:t>1.6.15.3.2</w:t>
-            </w:r>
-          </w:p>
-        </w:tc>
-        <w:tc>
-          <w:tcPr>
-            <w:tcW w:type="dxa" w:w="1123"/>
-          </w:tcPr>
-          <w:p>
-            <w:r/>
-            <w:r>
-              <w:t>L4</w:t>
-            </w:r>
-          </w:p>
-        </w:tc>
-        <w:tc>
-          <w:tcPr>
-            <w:tcW w:type="dxa" w:w="3463"/>
-          </w:tcPr>
-          <w:p>
-            <w:r/>
-            <w:r>
-              <w:t>Create BP Bill/Invoice</w:t>
-            </w:r>
-          </w:p>
-        </w:tc>
-        <w:tc>
-          <w:tcPr>
-            <w:tcW w:type="dxa" w:w="3370"/>
-          </w:tcPr>
-          <w:p>
-            <w:r/>
-            <w:r>
-              <w:t>Produce a timely and accurate bill/invoice in accordance with a specific billing cycle, on demand after the purchase of an offering, on request by a BP, and so forth. Ensure that a bill/invoice is reflective of the final charges for products, together wit ( this looks same as above and incomplete)</w:t>
-            </w:r>
-          </w:p>
-        </w:tc>
-      </w:tr>
-      <w:tr>
-        <w:tc>
-          <w:tcPr>
-            <w:tcW w:type="dxa" w:w="1404"/>
-          </w:tcPr>
-          <w:p>
-            <w:r/>
-            <w:r>
-              <w:t>1.6.15.3.3</w:t>
-            </w:r>
-          </w:p>
-        </w:tc>
-        <w:tc>
-          <w:tcPr>
-            <w:tcW w:type="dxa" w:w="1123"/>
-          </w:tcPr>
-          <w:p>
-            <w:r/>
-            <w:r>
-              <w:t>L4</w:t>
-            </w:r>
-          </w:p>
-        </w:tc>
-        <w:tc>
-          <w:tcPr>
-            <w:tcW w:type="dxa" w:w="3463"/>
-          </w:tcPr>
-          <w:p>
-            <w:r/>
-            <w:r>
-              <w:t>Distribute BP Bill/Invoice</w:t>
-            </w:r>
-          </w:p>
-        </w:tc>
-        <w:tc>
-          <w:tcPr>
-            <w:tcW w:type="dxa" w:w="3370"/>
-          </w:tcPr>
-          <w:p>
-            <w:r/>
-            <w:r>
-              <w:t>Provide bills/invoices to one or more parties and ensure the delivery of bills/invoices to one or more parties.</w:t>
-            </w:r>
-          </w:p>
-        </w:tc>
-      </w:tr>
-      <w:tr>
-        <w:tc>
-          <w:tcPr>
-            <w:tcW w:type="dxa" w:w="1404"/>
-          </w:tcPr>
-          <w:p>
-            <w:r/>
-            <w:r>
-              <w:t>1.6.15.3.4</w:t>
-            </w:r>
-          </w:p>
-        </w:tc>
-        <w:tc>
-          <w:tcPr>
-            <w:tcW w:type="dxa" w:w="1123"/>
-          </w:tcPr>
-          <w:p>
-            <w:r/>
-            <w:r>
-              <w:t>L4</w:t>
-            </w:r>
-          </w:p>
-        </w:tc>
-        <w:tc>
-          <w:tcPr>
-            <w:tcW w:type="dxa" w:w="3463"/>
-          </w:tcPr>
-          <w:p>
-            <w:r/>
-            <w:r>
-              <w:t>Manage BP Bill/Invoice Archive</w:t>
-            </w:r>
-          </w:p>
-        </w:tc>
-        <w:tc>
-          <w:tcPr>
-            <w:tcW w:type="dxa" w:w="3370"/>
-          </w:tcPr>
-          <w:p>
-            <w:r/>
-            <w:r>
-              <w:t>Store a BP bill/invoice for a period of time to address regulation and/or internal requirements, during which it can be accessed to support any BP, such as a government/regulator agency or internal BP, inquiries about a bill/invoice.</w:t>
-            </w:r>
-          </w:p>
-        </w:tc>
-      </w:tr>
-      <w:tr>
-        <w:tc>
-          <w:tcPr>
-            <w:tcW w:type="dxa" w:w="1404"/>
-          </w:tcPr>
-          <w:p>
-            <w:r/>
-            <w:r>
-              <w:t>1.6.15.3.5</w:t>
-            </w:r>
-          </w:p>
-        </w:tc>
-        <w:tc>
-          <w:tcPr>
-            <w:tcW w:type="dxa" w:w="1123"/>
-          </w:tcPr>
-          <w:p>
-            <w:r/>
-            <w:r>
-              <w:t>L4</w:t>
-            </w:r>
-          </w:p>
-        </w:tc>
-        <w:tc>
-          <w:tcPr>
-            <w:tcW w:type="dxa" w:w="3463"/>
-          </w:tcPr>
-          <w:p>
-            <w:r/>
-            <w:r>
-              <w:t>Receive BP Bill/Invoice</w:t>
-            </w:r>
-          </w:p>
-        </w:tc>
-        <w:tc>
-          <w:tcPr>
-            <w:tcW w:type="dxa" w:w="3370"/>
-          </w:tcPr>
-          <w:p>
-            <w:r/>
-            <w:r>
-              <w:t>Receive and record the bill/invoice from a BP . Compare a BP bill/invoice against all transactions with the BP that would result in a bill/invoice being sent to the enterprise. Manage the interactions between a BP and an enterprise. Approve a BP bill/invo</w:t>
-            </w:r>
-          </w:p>
-        </w:tc>
-      </w:tr>
-      <w:tr>
-        <w:tc>
-          <w:tcPr>
-            <w:tcW w:type="dxa" w:w="1404"/>
-          </w:tcPr>
-          <w:p>
-            <w:r/>
-            <w:r>
-              <w:t>1.6.15.3.6</w:t>
-            </w:r>
-          </w:p>
-        </w:tc>
-        <w:tc>
-          <w:tcPr>
-            <w:tcW w:type="dxa" w:w="1123"/>
-          </w:tcPr>
-          <w:p>
-            <w:r/>
-            <w:r>
-              <w:t>L4</w:t>
-            </w:r>
-          </w:p>
-        </w:tc>
-        <w:tc>
-          <w:tcPr>
-            <w:tcW w:type="dxa" w:w="3463"/>
-          </w:tcPr>
-          <w:p>
-            <w:r/>
-            <w:r>
-              <w:t>Administer Commercial Arrangement for BP Bill/Invoice Creation Capability</w:t>
-            </w:r>
-          </w:p>
-        </w:tc>
-        <w:tc>
-          <w:tcPr>
-            <w:tcW w:type="dxa" w:w="3370"/>
-          </w:tcPr>
-          <w:p>
-            <w:r/>
-            <w:r>
-              <w:t>Establish the requirements for, and manage the agreed commercial arrangements with, appropriate outsourced parties of the creation capabilities.</w:t>
-            </w:r>
-          </w:p>
-        </w:tc>
-      </w:tr>
-    </w:tbl>
-    <w:p/>
-    <w:p>
-      <w:pPr>
-        <w:pStyle w:val="Heading2"/>
-      </w:pPr>
-      <w:r>
-        <w:t>SID ABEs</w:t>
-      </w:r>
-    </w:p>
-    <w:p>
-      <w:r>
-        <w:t>SID ABEs this ODA Component is responsible for:</w:t>
-      </w:r>
-    </w:p>
-    <w:tbl>
-      <w:tblPr>
-        <w:tblStyle w:val="ScrollTableNormal"/>
-        <w:tblW w:type="auto" w:w="0"/>
-        <w:tblLayout w:type="autofit"/>
-        <w:tblLook w:val="04A0" w:firstRow="1" w:lastRow="0" w:firstColumn="0" w:lastColumn="0" w:noHBand="0" w:noVBand="1"/>
-        <w:tblBorders>
-          <w:top w:val="single" w:sz="4" w:space="0" w:color="999999"/>
-          <w:left w:val="single" w:sz="4" w:space="0" w:color="999999"/>
-          <w:bottom w:val="single" w:sz="4" w:space="0" w:color="999999"/>
-          <w:right w:val="single" w:sz="4" w:space="0" w:color="999999"/>
-          <w:insideH w:val="single" w:sz="4" w:space="0" w:color="999999"/>
-          <w:insideV w:val="single" w:sz="4" w:space="0" w:color="999999"/>
-        </w:tblBorders>
-      </w:tblPr>
-      <w:tblGrid>
-        <w:gridCol w:w="2124"/>
-        <w:gridCol w:w="2124"/>
-        <w:gridCol w:w="2124"/>
-        <w:gridCol w:w="2124"/>
-      </w:tblGrid>
-      <w:tr>
-        <w:trPr>
-          <w:tblHeader/>
-        </w:trPr>
-        <w:tc>
-          <w:tcPr>
-            <w:tcW w:type="dxa" w:w="1591"/>
-          </w:tcPr>
-          <w:p>
-            <w:r/>
-            <w:r>
-              <w:rPr>
-                <w:b/>
-              </w:rPr>
-              <w:t>SID ABE Level 1</w:t>
-            </w:r>
-          </w:p>
-        </w:tc>
-        <w:tc>
-          <w:tcPr>
-            <w:tcW w:type="dxa" w:w="2434"/>
-          </w:tcPr>
-          <w:p>
-            <w:r/>
-            <w:r>
-              <w:rPr>
-                <w:b/>
-              </w:rPr>
-              <w:t>SID ABE Level 2 (or set of BEs)</w:t>
-            </w:r>
-          </w:p>
-        </w:tc>
-        <w:tc>
-          <w:tcPr>
-            <w:tcW w:type="dxa" w:w="2995"/>
-          </w:tcPr>
-          <w:p>
-            <w:r/>
-            <w:r>
-              <w:rPr>
-                <w:b/>
-              </w:rPr>
-              <w:t>SID ABE L1 Definition</w:t>
-            </w:r>
-          </w:p>
-        </w:tc>
-        <w:tc>
-          <w:tcPr>
-            <w:tcW w:type="dxa" w:w="2340"/>
-          </w:tcPr>
-          <w:p>
-            <w:r/>
-            <w:r>
-              <w:rPr>
-                <w:b/>
-              </w:rPr>
-              <w:t>SID ABE L2 Definition</w:t>
-            </w:r>
-          </w:p>
-        </w:tc>
-      </w:tr>
-      <w:tr>
-        <w:tc>
-          <w:tcPr>
-            <w:tcW w:type="dxa" w:w="1591"/>
-          </w:tcPr>
-          <w:p>
-            <w:r/>
-            <w:r>
-              <w:t>Customer Bill</w:t>
-            </w:r>
-          </w:p>
-        </w:tc>
-        <w:tc>
-          <w:tcPr>
-            <w:tcW w:type="dxa" w:w="2434"/>
-          </w:tcPr>
-          <w:p>
-            <w:r/>
-            <w:r/>
-          </w:p>
-        </w:tc>
-        <w:tc>
-          <w:tcPr>
-            <w:tcW w:type="dxa" w:w="2995"/>
-          </w:tcPr>
-          <w:p>
-            <w:r/>
-            <w:r>
-              <w:t>The Customer Bill ABE represents the specification of different formats of CustomerBill, the schedule of the production of bills and the Customer Bills themselves.</w:t>
-            </w:r>
-          </w:p>
-        </w:tc>
-        <w:tc>
-          <w:tcPr>
-            <w:tcW w:type="dxa" w:w="2340"/>
-          </w:tcPr>
-          <w:p>
-            <w:r/>
-            <w:r>
-              <w:t>*(no description available)*</w:t>
-            </w:r>
-          </w:p>
-        </w:tc>
-      </w:tr>
-    </w:tbl>
-    <w:p/>
     <w:p>
       <w:pPr>
         <w:pStyle w:val="Heading2"/>
@@ -1517,6 +267,1256 @@
         <w:pStyle w:val="Heading2"/>
       </w:pPr>
       <w:r>
+        <w:t>eTOM business activities</w:t>
+      </w:r>
+    </w:p>
+    <w:p>
+      <w:r>
+        <w:t>eTOM business activities this ODA Component is responsible for:</w:t>
+      </w:r>
+    </w:p>
+    <w:tbl>
+      <w:tblPr>
+        <w:tblStyle w:val="ScrollTableNormal"/>
+        <w:tblW w:type="auto" w:w="0"/>
+        <w:tblLayout w:type="autofit"/>
+        <w:tblLook w:val="04A0" w:firstRow="1" w:lastRow="0" w:firstColumn="0" w:lastColumn="0" w:noHBand="0" w:noVBand="1"/>
+        <w:tblBorders>
+          <w:top w:val="single" w:sz="4" w:space="0" w:color="999999"/>
+          <w:left w:val="single" w:sz="4" w:space="0" w:color="999999"/>
+          <w:bottom w:val="single" w:sz="4" w:space="0" w:color="999999"/>
+          <w:right w:val="single" w:sz="4" w:space="0" w:color="999999"/>
+          <w:insideH w:val="single" w:sz="4" w:space="0" w:color="999999"/>
+          <w:insideV w:val="single" w:sz="4" w:space="0" w:color="999999"/>
+        </w:tblBorders>
+      </w:tblPr>
+      <w:tblGrid>
+        <w:gridCol w:w="2124"/>
+        <w:gridCol w:w="2124"/>
+        <w:gridCol w:w="2124"/>
+        <w:gridCol w:w="2124"/>
+      </w:tblGrid>
+      <w:tr>
+        <w:trPr>
+          <w:tblHeader/>
+        </w:trPr>
+        <w:tc>
+          <w:tcPr>
+            <w:tcW w:type="dxa" w:w="1404"/>
+          </w:tcPr>
+          <w:p>
+            <w:r/>
+            <w:r>
+              <w:rPr>
+                <w:b/>
+              </w:rPr>
+              <w:t>Identifier</w:t>
+            </w:r>
+          </w:p>
+        </w:tc>
+        <w:tc>
+          <w:tcPr>
+            <w:tcW w:type="dxa" w:w="1123"/>
+          </w:tcPr>
+          <w:p>
+            <w:r/>
+            <w:r>
+              <w:rPr>
+                <w:b/>
+              </w:rPr>
+              <w:t>Level</w:t>
+            </w:r>
+          </w:p>
+        </w:tc>
+        <w:tc>
+          <w:tcPr>
+            <w:tcW w:type="dxa" w:w="3463"/>
+          </w:tcPr>
+          <w:p>
+            <w:r/>
+            <w:r>
+              <w:rPr>
+                <w:b/>
+              </w:rPr>
+              <w:t>Business Activity Name</w:t>
+            </w:r>
+          </w:p>
+        </w:tc>
+        <w:tc>
+          <w:tcPr>
+            <w:tcW w:type="dxa" w:w="3370"/>
+          </w:tcPr>
+          <w:p>
+            <w:r/>
+            <w:r>
+              <w:rPr>
+                <w:b/>
+              </w:rPr>
+              <w:t>Description</w:t>
+            </w:r>
+          </w:p>
+        </w:tc>
+      </w:tr>
+      <w:tr>
+        <w:tc>
+          <w:tcPr>
+            <w:tcW w:type="dxa" w:w="1404"/>
+          </w:tcPr>
+          <w:p>
+            <w:r/>
+            <w:r>
+              <w:t>1.3.9</w:t>
+            </w:r>
+          </w:p>
+        </w:tc>
+        <w:tc>
+          <w:tcPr>
+            <w:tcW w:type="dxa" w:w="1123"/>
+          </w:tcPr>
+          <w:p>
+            <w:r/>
+            <w:r>
+              <w:t>L2</w:t>
+            </w:r>
+          </w:p>
+        </w:tc>
+        <w:tc>
+          <w:tcPr>
+            <w:tcW w:type="dxa" w:w="3463"/>
+          </w:tcPr>
+          <w:p>
+            <w:r/>
+            <w:r>
+              <w:t>Customer Bill Invoice Management</w:t>
+            </w:r>
+          </w:p>
+        </w:tc>
+        <w:tc>
+          <w:tcPr>
+            <w:tcW w:type="dxa" w:w="3370"/>
+          </w:tcPr>
+          <w:p>
+            <w:r/>
+            <w:r>
+              <w:t>Ensure the bill invoice is created, physically and/or electronically produced and distributed to customers, and that the appropriate taxes, discounts, adjustments, rebates and credits for the products and services delivered to customers have been applied.</w:t>
+            </w:r>
+          </w:p>
+        </w:tc>
+      </w:tr>
+      <w:tr>
+        <w:tc>
+          <w:tcPr>
+            <w:tcW w:type="dxa" w:w="1404"/>
+          </w:tcPr>
+          <w:p>
+            <w:r/>
+            <w:r>
+              <w:t>1.3.9.2</w:t>
+            </w:r>
+          </w:p>
+        </w:tc>
+        <w:tc>
+          <w:tcPr>
+            <w:tcW w:type="dxa" w:w="1123"/>
+          </w:tcPr>
+          <w:p>
+            <w:r/>
+            <w:r>
+              <w:t>L3</w:t>
+            </w:r>
+          </w:p>
+        </w:tc>
+        <w:tc>
+          <w:tcPr>
+            <w:tcW w:type="dxa" w:w="3463"/>
+          </w:tcPr>
+          <w:p>
+            <w:r/>
+            <w:r>
+              <w:t>Create Customer Bill Invoice</w:t>
+            </w:r>
+          </w:p>
+        </w:tc>
+        <w:tc>
+          <w:tcPr>
+            <w:tcW w:type="dxa" w:w="3370"/>
+          </w:tcPr>
+          <w:p>
+            <w:r/>
+            <w:r>
+              <w:t>Production of a timely and accurate invoice in accordance with the specific billing cycles and reflective of the final charges for services, together with any adjustments, delivered to the customer by the Service Provider and respective other parties.</w:t>
+            </w:r>
+          </w:p>
+        </w:tc>
+      </w:tr>
+      <w:tr>
+        <w:tc>
+          <w:tcPr>
+            <w:tcW w:type="dxa" w:w="1404"/>
+          </w:tcPr>
+          <w:p>
+            <w:r/>
+            <w:r>
+              <w:t>1.3.9.2.1</w:t>
+            </w:r>
+          </w:p>
+        </w:tc>
+        <w:tc>
+          <w:tcPr>
+            <w:tcW w:type="dxa" w:w="1123"/>
+          </w:tcPr>
+          <w:p>
+            <w:r/>
+            <w:r>
+              <w:t>L4</w:t>
+            </w:r>
+          </w:p>
+        </w:tc>
+        <w:tc>
+          <w:tcPr>
+            <w:tcW w:type="dxa" w:w="3463"/>
+          </w:tcPr>
+          <w:p>
+            <w:r/>
+            <w:r>
+              <w:t>Render &amp; Format Customer Invoice</w:t>
+            </w:r>
+          </w:p>
+        </w:tc>
+        <w:tc>
+          <w:tcPr>
+            <w:tcW w:type="dxa" w:w="3370"/>
+          </w:tcPr>
+          <w:p>
+            <w:r/>
+            <w:r>
+              <w:t>Render and format the customer bill invoice.</w:t>
+            </w:r>
+          </w:p>
+        </w:tc>
+      </w:tr>
+      <w:tr>
+        <w:tc>
+          <w:tcPr>
+            <w:tcW w:type="dxa" w:w="1404"/>
+          </w:tcPr>
+          <w:p>
+            <w:r/>
+            <w:r>
+              <w:t>1.3.9.2.2</w:t>
+            </w:r>
+          </w:p>
+        </w:tc>
+        <w:tc>
+          <w:tcPr>
+            <w:tcW w:type="dxa" w:w="1123"/>
+          </w:tcPr>
+          <w:p>
+            <w:r/>
+            <w:r>
+              <w:t>L4</w:t>
+            </w:r>
+          </w:p>
+        </w:tc>
+        <w:tc>
+          <w:tcPr>
+            <w:tcW w:type="dxa" w:w="3463"/>
+          </w:tcPr>
+          <w:p>
+            <w:r/>
+            <w:r>
+              <w:t>Deliver Electronic Invoice</w:t>
+            </w:r>
+          </w:p>
+        </w:tc>
+        <w:tc>
+          <w:tcPr>
+            <w:tcW w:type="dxa" w:w="3370"/>
+          </w:tcPr>
+          <w:p>
+            <w:r/>
+            <w:r>
+              <w:t>Deliver the electronic copy of an invoice to customers.</w:t>
+            </w:r>
+          </w:p>
+        </w:tc>
+      </w:tr>
+      <w:tr>
+        <w:tc>
+          <w:tcPr>
+            <w:tcW w:type="dxa" w:w="1404"/>
+          </w:tcPr>
+          <w:p>
+            <w:r/>
+            <w:r>
+              <w:t>1.3.9.2.3</w:t>
+            </w:r>
+          </w:p>
+        </w:tc>
+        <w:tc>
+          <w:tcPr>
+            <w:tcW w:type="dxa" w:w="1123"/>
+          </w:tcPr>
+          <w:p>
+            <w:r/>
+            <w:r>
+              <w:t>L4</w:t>
+            </w:r>
+          </w:p>
+        </w:tc>
+        <w:tc>
+          <w:tcPr>
+            <w:tcW w:type="dxa" w:w="3463"/>
+          </w:tcPr>
+          <w:p>
+            <w:r/>
+            <w:r>
+              <w:t>Verify Customer Invoice Quality</w:t>
+            </w:r>
+          </w:p>
+        </w:tc>
+        <w:tc>
+          <w:tcPr>
+            <w:tcW w:type="dxa" w:w="3370"/>
+          </w:tcPr>
+          <w:p>
+            <w:r/>
+            <w:r>
+              <w:t>Verify Customer invoice quality before distribution to the customer in electronic form and the process responsible for physical invoice production and distribution.</w:t>
+            </w:r>
+          </w:p>
+        </w:tc>
+      </w:tr>
+      <w:tr>
+        <w:tc>
+          <w:tcPr>
+            <w:tcW w:type="dxa" w:w="1404"/>
+          </w:tcPr>
+          <w:p>
+            <w:r/>
+            <w:r>
+              <w:t>1.3.9.2.4</w:t>
+            </w:r>
+          </w:p>
+        </w:tc>
+        <w:tc>
+          <w:tcPr>
+            <w:tcW w:type="dxa" w:w="1123"/>
+          </w:tcPr>
+          <w:p>
+            <w:r/>
+            <w:r>
+              <w:t>L4</w:t>
+            </w:r>
+          </w:p>
+        </w:tc>
+        <w:tc>
+          <w:tcPr>
+            <w:tcW w:type="dxa" w:w="3463"/>
+          </w:tcPr>
+          <w:p>
+            <w:r/>
+            <w:r>
+              <w:t>Manage Customer Invoice Quality</w:t>
+            </w:r>
+          </w:p>
+        </w:tc>
+        <w:tc>
+          <w:tcPr>
+            <w:tcW w:type="dxa" w:w="3370"/>
+          </w:tcPr>
+          <w:p>
+            <w:r/>
+            <w:r>
+              <w:t>Store the customer invoice for a period of time is to address regulation and/or internal requirements, during which they can be accessed to support any customer or regulator agency inquiries on bill invoices.</w:t>
+            </w:r>
+          </w:p>
+        </w:tc>
+      </w:tr>
+      <w:tr>
+        <w:tc>
+          <w:tcPr>
+            <w:tcW w:type="dxa" w:w="1404"/>
+          </w:tcPr>
+          <w:p>
+            <w:r/>
+            <w:r>
+              <w:t>1.3.9.3</w:t>
+            </w:r>
+          </w:p>
+        </w:tc>
+        <w:tc>
+          <w:tcPr>
+            <w:tcW w:type="dxa" w:w="1123"/>
+          </w:tcPr>
+          <w:p>
+            <w:r/>
+            <w:r>
+              <w:t>L3</w:t>
+            </w:r>
+          </w:p>
+        </w:tc>
+        <w:tc>
+          <w:tcPr>
+            <w:tcW w:type="dxa" w:w="3463"/>
+          </w:tcPr>
+          <w:p>
+            <w:r/>
+            <w:r>
+              <w:t>Produce &amp; Distribute Customer Bill</w:t>
+            </w:r>
+          </w:p>
+        </w:tc>
+        <w:tc>
+          <w:tcPr>
+            <w:tcW w:type="dxa" w:w="3370"/>
+          </w:tcPr>
+          <w:p>
+            <w:r/>
+            <w:r>
+              <w:t>Physical production and distribution of bills to customers in accordance with the specified billing cycle.</w:t>
+            </w:r>
+          </w:p>
+        </w:tc>
+      </w:tr>
+      <w:tr>
+        <w:tc>
+          <w:tcPr>
+            <w:tcW w:type="dxa" w:w="1404"/>
+          </w:tcPr>
+          <w:p>
+            <w:r/>
+            <w:r>
+              <w:t>1.3.9.3.1</w:t>
+            </w:r>
+          </w:p>
+        </w:tc>
+        <w:tc>
+          <w:tcPr>
+            <w:tcW w:type="dxa" w:w="1123"/>
+          </w:tcPr>
+          <w:p>
+            <w:r/>
+            <w:r>
+              <w:t>L4</w:t>
+            </w:r>
+          </w:p>
+        </w:tc>
+        <w:tc>
+          <w:tcPr>
+            <w:tcW w:type="dxa" w:w="3463"/>
+          </w:tcPr>
+          <w:p>
+            <w:r/>
+            <w:r>
+              <w:t>Co-ordinate Billing Insertion</w:t>
+            </w:r>
+          </w:p>
+        </w:tc>
+        <w:tc>
+          <w:tcPr>
+            <w:tcW w:type="dxa" w:w="3370"/>
+          </w:tcPr>
+          <w:p>
+            <w:r/>
+            <w:r>
+              <w:t>Co-ordinate with promotional processes for any billing insertions to be included with the bill.</w:t>
+            </w:r>
+          </w:p>
+        </w:tc>
+      </w:tr>
+      <w:tr>
+        <w:tc>
+          <w:tcPr>
+            <w:tcW w:type="dxa" w:w="1404"/>
+          </w:tcPr>
+          <w:p>
+            <w:r/>
+            <w:r>
+              <w:t>1.3.9.3.2</w:t>
+            </w:r>
+          </w:p>
+        </w:tc>
+        <w:tc>
+          <w:tcPr>
+            <w:tcW w:type="dxa" w:w="1123"/>
+          </w:tcPr>
+          <w:p>
+            <w:r/>
+            <w:r>
+              <w:t>L4</w:t>
+            </w:r>
+          </w:p>
+        </w:tc>
+        <w:tc>
+          <w:tcPr>
+            <w:tcW w:type="dxa" w:w="3463"/>
+          </w:tcPr>
+          <w:p>
+            <w:r/>
+            <w:r>
+              <w:t>Establish &amp; Manage Bill Production Cycle</w:t>
+            </w:r>
+          </w:p>
+        </w:tc>
+        <w:tc>
+          <w:tcPr>
+            <w:tcW w:type="dxa" w:w="3370"/>
+          </w:tcPr>
+          <w:p>
+            <w:r/>
+            <w:r>
+              <w:t>Establish and manage the physical bill production cycle.</w:t>
+            </w:r>
+          </w:p>
+        </w:tc>
+      </w:tr>
+      <w:tr>
+        <w:tc>
+          <w:tcPr>
+            <w:tcW w:type="dxa" w:w="1404"/>
+          </w:tcPr>
+          <w:p>
+            <w:r/>
+            <w:r>
+              <w:t>1.3.9.3.3</w:t>
+            </w:r>
+          </w:p>
+        </w:tc>
+        <w:tc>
+          <w:tcPr>
+            <w:tcW w:type="dxa" w:w="1123"/>
+          </w:tcPr>
+          <w:p>
+            <w:r/>
+            <w:r>
+              <w:t>L4</w:t>
+            </w:r>
+          </w:p>
+        </w:tc>
+        <w:tc>
+          <w:tcPr>
+            <w:tcW w:type="dxa" w:w="3463"/>
+          </w:tcPr>
+          <w:p>
+            <w:r/>
+            <w:r>
+              <w:t>Deliver Invoice Information</w:t>
+            </w:r>
+          </w:p>
+        </w:tc>
+        <w:tc>
+          <w:tcPr>
+            <w:tcW w:type="dxa" w:w="3370"/>
+          </w:tcPr>
+          <w:p>
+            <w:r/>
+            <w:r>
+              <w:t>Deliver the invoice information to the physical production processes.</w:t>
+            </w:r>
+          </w:p>
+        </w:tc>
+      </w:tr>
+      <w:tr>
+        <w:tc>
+          <w:tcPr>
+            <w:tcW w:type="dxa" w:w="1404"/>
+          </w:tcPr>
+          <w:p>
+            <w:r/>
+            <w:r>
+              <w:t>1.3.9.4</w:t>
+            </w:r>
+          </w:p>
+        </w:tc>
+        <w:tc>
+          <w:tcPr>
+            <w:tcW w:type="dxa" w:w="1123"/>
+          </w:tcPr>
+          <w:p>
+            <w:r/>
+            <w:r>
+              <w:t>L3</w:t>
+            </w:r>
+          </w:p>
+        </w:tc>
+        <w:tc>
+          <w:tcPr>
+            <w:tcW w:type="dxa" w:w="3463"/>
+          </w:tcPr>
+          <w:p>
+            <w:r/>
+            <w:r>
+              <w:t>Pricing, Discounting, Adjustments &amp; Rebates Application</w:t>
+            </w:r>
+          </w:p>
+        </w:tc>
+        <w:tc>
+          <w:tcPr>
+            <w:tcW w:type="dxa" w:w="3370"/>
+          </w:tcPr>
+          <w:p>
+            <w:r/>
+            <w:r>
+              <w:t>Ensure that the bill invoice is reflective of all the commercially agreed billable events and any bill invoice adjustments agreed between a Service Provider and the customer.</w:t>
+            </w:r>
+          </w:p>
+        </w:tc>
+      </w:tr>
+      <w:tr>
+        <w:tc>
+          <w:tcPr>
+            <w:tcW w:type="dxa" w:w="1404"/>
+          </w:tcPr>
+          <w:p>
+            <w:r/>
+            <w:r>
+              <w:t>1.3.9.4.2</w:t>
+            </w:r>
+          </w:p>
+        </w:tc>
+        <w:tc>
+          <w:tcPr>
+            <w:tcW w:type="dxa" w:w="1123"/>
+          </w:tcPr>
+          <w:p>
+            <w:r/>
+            <w:r>
+              <w:t>L4</w:t>
+            </w:r>
+          </w:p>
+        </w:tc>
+        <w:tc>
+          <w:tcPr>
+            <w:tcW w:type="dxa" w:w="3463"/>
+          </w:tcPr>
+          <w:p>
+            <w:r/>
+            <w:r>
+              <w:t>Apply Pricing, Discounting, Adjustments &amp; Rebates to Customer Account</w:t>
+            </w:r>
+          </w:p>
+        </w:tc>
+        <w:tc>
+          <w:tcPr>
+            <w:tcW w:type="dxa" w:w="3370"/>
+          </w:tcPr>
+          <w:p>
+            <w:r/>
+            <w:r>
+              <w:t>Determine the customer account or customer specific pricing, charges, discounts, and taxation that should be delivered to the invoice(s) for the customer.</w:t>
+            </w:r>
+          </w:p>
+        </w:tc>
+      </w:tr>
+      <w:tr>
+        <w:tc>
+          <w:tcPr>
+            <w:tcW w:type="dxa" w:w="1404"/>
+          </w:tcPr>
+          <w:p>
+            <w:r/>
+            <w:r>
+              <w:t>1.6.15</w:t>
+            </w:r>
+          </w:p>
+        </w:tc>
+        <w:tc>
+          <w:tcPr>
+            <w:tcW w:type="dxa" w:w="1123"/>
+          </w:tcPr>
+          <w:p>
+            <w:r/>
+            <w:r>
+              <w:t>L2</w:t>
+            </w:r>
+          </w:p>
+        </w:tc>
+        <w:tc>
+          <w:tcPr>
+            <w:tcW w:type="dxa" w:w="3463"/>
+          </w:tcPr>
+          <w:p>
+            <w:r/>
+            <w:r>
+              <w:t>BP Bill/Invoice Management</w:t>
+            </w:r>
+          </w:p>
+        </w:tc>
+        <w:tc>
+          <w:tcPr>
+            <w:tcW w:type="dxa" w:w="3370"/>
+          </w:tcPr>
+          <w:p>
+            <w:r/>
+            <w:r>
+              <w:t>Business Partner Bill/Invoice Management manages the Business Partner bill/invoice process, controls bills/invoices, manages the lifecycle of bills/invoices. A bill is a notice for payment which is supposed to be preceded by an invoice in most cases.</w:t>
+            </w:r>
+          </w:p>
+        </w:tc>
+      </w:tr>
+      <w:tr>
+        <w:tc>
+          <w:tcPr>
+            <w:tcW w:type="dxa" w:w="1404"/>
+          </w:tcPr>
+          <w:p>
+            <w:r/>
+            <w:r>
+              <w:t>1.6.15.2</w:t>
+            </w:r>
+          </w:p>
+        </w:tc>
+        <w:tc>
+          <w:tcPr>
+            <w:tcW w:type="dxa" w:w="1123"/>
+          </w:tcPr>
+          <w:p>
+            <w:r/>
+            <w:r>
+              <w:t>L3</w:t>
+            </w:r>
+          </w:p>
+        </w:tc>
+        <w:tc>
+          <w:tcPr>
+            <w:tcW w:type="dxa" w:w="3463"/>
+          </w:tcPr>
+          <w:p>
+            <w:r/>
+            <w:r>
+              <w:t>BP Bill/Invoice Control</w:t>
+            </w:r>
+          </w:p>
+        </w:tc>
+        <w:tc>
+          <w:tcPr>
+            <w:tcW w:type="dxa" w:w="3370"/>
+          </w:tcPr>
+          <w:p>
+            <w:r/>
+            <w:r>
+              <w:t>Establish and maintain Business Partner bill invoice formats, maintain lists of parties who are eligible for receiving bills/invoices, and define the billing cycles.</w:t>
+            </w:r>
+          </w:p>
+        </w:tc>
+      </w:tr>
+      <w:tr>
+        <w:tc>
+          <w:tcPr>
+            <w:tcW w:type="dxa" w:w="1404"/>
+          </w:tcPr>
+          <w:p>
+            <w:r/>
+            <w:r>
+              <w:t>1.6.15.2.1</w:t>
+            </w:r>
+          </w:p>
+        </w:tc>
+        <w:tc>
+          <w:tcPr>
+            <w:tcW w:type="dxa" w:w="1123"/>
+          </w:tcPr>
+          <w:p>
+            <w:r/>
+            <w:r>
+              <w:t>L4</w:t>
+            </w:r>
+          </w:p>
+        </w:tc>
+        <w:tc>
+          <w:tcPr>
+            <w:tcW w:type="dxa" w:w="3463"/>
+          </w:tcPr>
+          <w:p>
+            <w:r/>
+            <w:r>
+              <w:t>Establish &amp; Maintain BP Bill Invoice Format</w:t>
+            </w:r>
+          </w:p>
+        </w:tc>
+        <w:tc>
+          <w:tcPr>
+            <w:tcW w:type="dxa" w:w="3370"/>
+          </w:tcPr>
+          <w:p>
+            <w:r/>
+            <w:r>
+              <w:t>Establish and maintain BP bill invoice formats, and any interaction with specific parties to modify the format.</w:t>
+            </w:r>
+          </w:p>
+        </w:tc>
+      </w:tr>
+      <w:tr>
+        <w:tc>
+          <w:tcPr>
+            <w:tcW w:type="dxa" w:w="1404"/>
+          </w:tcPr>
+          <w:p>
+            <w:r/>
+            <w:r>
+              <w:t>1.6.15.2.2</w:t>
+            </w:r>
+          </w:p>
+        </w:tc>
+        <w:tc>
+          <w:tcPr>
+            <w:tcW w:type="dxa" w:w="1123"/>
+          </w:tcPr>
+          <w:p>
+            <w:r/>
+            <w:r>
+              <w:t>L4</w:t>
+            </w:r>
+          </w:p>
+        </w:tc>
+        <w:tc>
+          <w:tcPr>
+            <w:tcW w:type="dxa" w:w="3463"/>
+          </w:tcPr>
+          <w:p>
+            <w:r/>
+            <w:r>
+              <w:t>Maintain Bill Invoice BP List</w:t>
+            </w:r>
+          </w:p>
+        </w:tc>
+        <w:tc>
+          <w:tcPr>
+            <w:tcW w:type="dxa" w:w="3370"/>
+          </w:tcPr>
+          <w:p>
+            <w:r/>
+            <w:r>
+              <w:t>Maintain lists of parties who are eligible for receiving bills/invoices.</w:t>
+            </w:r>
+          </w:p>
+        </w:tc>
+      </w:tr>
+      <w:tr>
+        <w:tc>
+          <w:tcPr>
+            <w:tcW w:type="dxa" w:w="1404"/>
+          </w:tcPr>
+          <w:p>
+            <w:r/>
+            <w:r>
+              <w:t>1.6.15.2.3</w:t>
+            </w:r>
+          </w:p>
+        </w:tc>
+        <w:tc>
+          <w:tcPr>
+            <w:tcW w:type="dxa" w:w="1123"/>
+          </w:tcPr>
+          <w:p>
+            <w:r/>
+            <w:r>
+              <w:t>L4</w:t>
+            </w:r>
+          </w:p>
+        </w:tc>
+        <w:tc>
+          <w:tcPr>
+            <w:tcW w:type="dxa" w:w="3463"/>
+          </w:tcPr>
+          <w:p>
+            <w:r/>
+            <w:r>
+              <w:t>Define BP Billing Cycle</w:t>
+            </w:r>
+          </w:p>
+        </w:tc>
+        <w:tc>
+          <w:tcPr>
+            <w:tcW w:type="dxa" w:w="3370"/>
+          </w:tcPr>
+          <w:p>
+            <w:r/>
+            <w:r>
+              <w:t>Define the billing cycles and their dates according to cash flow needs as established by financial management processes.</w:t>
+            </w:r>
+          </w:p>
+        </w:tc>
+      </w:tr>
+      <w:tr>
+        <w:tc>
+          <w:tcPr>
+            <w:tcW w:type="dxa" w:w="1404"/>
+          </w:tcPr>
+          <w:p>
+            <w:r/>
+            <w:r>
+              <w:t>1.6.15.3.2</w:t>
+            </w:r>
+          </w:p>
+        </w:tc>
+        <w:tc>
+          <w:tcPr>
+            <w:tcW w:type="dxa" w:w="1123"/>
+          </w:tcPr>
+          <w:p>
+            <w:r/>
+            <w:r>
+              <w:t>L4</w:t>
+            </w:r>
+          </w:p>
+        </w:tc>
+        <w:tc>
+          <w:tcPr>
+            <w:tcW w:type="dxa" w:w="3463"/>
+          </w:tcPr>
+          <w:p>
+            <w:r/>
+            <w:r>
+              <w:t>Create BP Bill/Invoice</w:t>
+            </w:r>
+          </w:p>
+        </w:tc>
+        <w:tc>
+          <w:tcPr>
+            <w:tcW w:type="dxa" w:w="3370"/>
+          </w:tcPr>
+          <w:p>
+            <w:r/>
+            <w:r>
+              <w:t>Produce a timely and accurate bill/invoice in accordance with a specific billing cycle, on demand after the purchase of an offering, on request by a BP, and so forth. Ensure that a bill/invoice is reflective of the final charges for products, together wit ( this looks same as above and incomplete)</w:t>
+            </w:r>
+          </w:p>
+        </w:tc>
+      </w:tr>
+      <w:tr>
+        <w:tc>
+          <w:tcPr>
+            <w:tcW w:type="dxa" w:w="1404"/>
+          </w:tcPr>
+          <w:p>
+            <w:r/>
+            <w:r>
+              <w:t>1.6.15.3.3</w:t>
+            </w:r>
+          </w:p>
+        </w:tc>
+        <w:tc>
+          <w:tcPr>
+            <w:tcW w:type="dxa" w:w="1123"/>
+          </w:tcPr>
+          <w:p>
+            <w:r/>
+            <w:r>
+              <w:t>L4</w:t>
+            </w:r>
+          </w:p>
+        </w:tc>
+        <w:tc>
+          <w:tcPr>
+            <w:tcW w:type="dxa" w:w="3463"/>
+          </w:tcPr>
+          <w:p>
+            <w:r/>
+            <w:r>
+              <w:t>Distribute BP Bill/Invoice</w:t>
+            </w:r>
+          </w:p>
+        </w:tc>
+        <w:tc>
+          <w:tcPr>
+            <w:tcW w:type="dxa" w:w="3370"/>
+          </w:tcPr>
+          <w:p>
+            <w:r/>
+            <w:r>
+              <w:t>Provide bills/invoices to one or more parties and ensure the delivery of bills/invoices to one or more parties.</w:t>
+            </w:r>
+          </w:p>
+        </w:tc>
+      </w:tr>
+      <w:tr>
+        <w:tc>
+          <w:tcPr>
+            <w:tcW w:type="dxa" w:w="1404"/>
+          </w:tcPr>
+          <w:p>
+            <w:r/>
+            <w:r>
+              <w:t>1.6.15.3.4</w:t>
+            </w:r>
+          </w:p>
+        </w:tc>
+        <w:tc>
+          <w:tcPr>
+            <w:tcW w:type="dxa" w:w="1123"/>
+          </w:tcPr>
+          <w:p>
+            <w:r/>
+            <w:r>
+              <w:t>L4</w:t>
+            </w:r>
+          </w:p>
+        </w:tc>
+        <w:tc>
+          <w:tcPr>
+            <w:tcW w:type="dxa" w:w="3463"/>
+          </w:tcPr>
+          <w:p>
+            <w:r/>
+            <w:r>
+              <w:t>Manage BP Bill/Invoice Archive</w:t>
+            </w:r>
+          </w:p>
+        </w:tc>
+        <w:tc>
+          <w:tcPr>
+            <w:tcW w:type="dxa" w:w="3370"/>
+          </w:tcPr>
+          <w:p>
+            <w:r/>
+            <w:r>
+              <w:t>Store a BP bill/invoice for a period of time to address regulation and/or internal requirements, during which it can be accessed to support any BP, such as a government/regulator agency or internal BP, inquiries about a bill/invoice.</w:t>
+            </w:r>
+          </w:p>
+        </w:tc>
+      </w:tr>
+      <w:tr>
+        <w:tc>
+          <w:tcPr>
+            <w:tcW w:type="dxa" w:w="1404"/>
+          </w:tcPr>
+          <w:p>
+            <w:r/>
+            <w:r>
+              <w:t>1.6.15.3.5</w:t>
+            </w:r>
+          </w:p>
+        </w:tc>
+        <w:tc>
+          <w:tcPr>
+            <w:tcW w:type="dxa" w:w="1123"/>
+          </w:tcPr>
+          <w:p>
+            <w:r/>
+            <w:r>
+              <w:t>L4</w:t>
+            </w:r>
+          </w:p>
+        </w:tc>
+        <w:tc>
+          <w:tcPr>
+            <w:tcW w:type="dxa" w:w="3463"/>
+          </w:tcPr>
+          <w:p>
+            <w:r/>
+            <w:r>
+              <w:t>Receive BP Bill/Invoice</w:t>
+            </w:r>
+          </w:p>
+        </w:tc>
+        <w:tc>
+          <w:tcPr>
+            <w:tcW w:type="dxa" w:w="3370"/>
+          </w:tcPr>
+          <w:p>
+            <w:r/>
+            <w:r>
+              <w:t>Receive and record the bill/invoice from a BP . Compare a BP bill/invoice against all transactions with the BP that would result in a bill/invoice being sent to the enterprise. Manage the interactions between a BP and an enterprise. Approve a BP bill/invo</w:t>
+            </w:r>
+          </w:p>
+        </w:tc>
+      </w:tr>
+      <w:tr>
+        <w:tc>
+          <w:tcPr>
+            <w:tcW w:type="dxa" w:w="1404"/>
+          </w:tcPr>
+          <w:p>
+            <w:r/>
+            <w:r>
+              <w:t>1.6.15.3.6</w:t>
+            </w:r>
+          </w:p>
+        </w:tc>
+        <w:tc>
+          <w:tcPr>
+            <w:tcW w:type="dxa" w:w="1123"/>
+          </w:tcPr>
+          <w:p>
+            <w:r/>
+            <w:r>
+              <w:t>L4</w:t>
+            </w:r>
+          </w:p>
+        </w:tc>
+        <w:tc>
+          <w:tcPr>
+            <w:tcW w:type="dxa" w:w="3463"/>
+          </w:tcPr>
+          <w:p>
+            <w:r/>
+            <w:r>
+              <w:t>Administer Commercial Arrangement for BP Bill/Invoice Creation Capability</w:t>
+            </w:r>
+          </w:p>
+        </w:tc>
+        <w:tc>
+          <w:tcPr>
+            <w:tcW w:type="dxa" w:w="3370"/>
+          </w:tcPr>
+          <w:p>
+            <w:r/>
+            <w:r>
+              <w:t>Establish the requirements for, and manage the agreed commercial arrangements with, appropriate outsourced parties of the creation capabilities.</w:t>
+            </w:r>
+          </w:p>
+        </w:tc>
+      </w:tr>
+    </w:tbl>
+    <w:p/>
+    <w:p>
+      <w:pPr>
+        <w:pStyle w:val="Heading2"/>
+      </w:pPr>
+      <w:r>
+        <w:t>SID ABEs</w:t>
+      </w:r>
+    </w:p>
+    <w:p>
+      <w:r>
+        <w:t>SID ABEs this ODA Component is responsible for:</w:t>
+      </w:r>
+    </w:p>
+    <w:tbl>
+      <w:tblPr>
+        <w:tblStyle w:val="ScrollTableNormal"/>
+        <w:tblW w:type="auto" w:w="0"/>
+        <w:tblLayout w:type="autofit"/>
+        <w:tblLook w:val="04A0" w:firstRow="1" w:lastRow="0" w:firstColumn="0" w:lastColumn="0" w:noHBand="0" w:noVBand="1"/>
+        <w:tblBorders>
+          <w:top w:val="single" w:sz="4" w:space="0" w:color="999999"/>
+          <w:left w:val="single" w:sz="4" w:space="0" w:color="999999"/>
+          <w:bottom w:val="single" w:sz="4" w:space="0" w:color="999999"/>
+          <w:right w:val="single" w:sz="4" w:space="0" w:color="999999"/>
+          <w:insideH w:val="single" w:sz="4" w:space="0" w:color="999999"/>
+          <w:insideV w:val="single" w:sz="4" w:space="0" w:color="999999"/>
+        </w:tblBorders>
+      </w:tblPr>
+      <w:tblGrid>
+        <w:gridCol w:w="2124"/>
+        <w:gridCol w:w="2124"/>
+        <w:gridCol w:w="2124"/>
+        <w:gridCol w:w="2124"/>
+      </w:tblGrid>
+      <w:tr>
+        <w:trPr>
+          <w:tblHeader/>
+        </w:trPr>
+        <w:tc>
+          <w:tcPr>
+            <w:tcW w:type="dxa" w:w="1498"/>
+          </w:tcPr>
+          <w:p>
+            <w:r/>
+            <w:r>
+              <w:rPr>
+                <w:b/>
+              </w:rPr>
+              <w:t>SID ABE L1</w:t>
+            </w:r>
+          </w:p>
+        </w:tc>
+        <w:tc>
+          <w:tcPr>
+            <w:tcW w:type="dxa" w:w="3089"/>
+          </w:tcPr>
+          <w:p>
+            <w:r/>
+            <w:r>
+              <w:rPr>
+                <w:b/>
+              </w:rPr>
+              <w:t>SID ABE L1 Definition</w:t>
+            </w:r>
+          </w:p>
+        </w:tc>
+        <w:tc>
+          <w:tcPr>
+            <w:tcW w:type="dxa" w:w="2340"/>
+          </w:tcPr>
+          <w:p>
+            <w:r/>
+            <w:r>
+              <w:rPr>
+                <w:b/>
+              </w:rPr>
+              <w:t>SID ABE L2 (or set of BEs)</w:t>
+            </w:r>
+          </w:p>
+        </w:tc>
+        <w:tc>
+          <w:tcPr>
+            <w:tcW w:type="dxa" w:w="2434"/>
+          </w:tcPr>
+          <w:p>
+            <w:r/>
+            <w:r>
+              <w:rPr>
+                <w:b/>
+              </w:rPr>
+              <w:t>SID ABE L2 Definition</w:t>
+            </w:r>
+          </w:p>
+        </w:tc>
+      </w:tr>
+      <w:tr>
+        <w:tc>
+          <w:tcPr>
+            <w:tcW w:type="dxa" w:w="1498"/>
+          </w:tcPr>
+          <w:p>
+            <w:r/>
+            <w:r>
+              <w:t>Customer Bill</w:t>
+            </w:r>
+          </w:p>
+        </w:tc>
+        <w:tc>
+          <w:tcPr>
+            <w:tcW w:type="dxa" w:w="3089"/>
+          </w:tcPr>
+          <w:p>
+            <w:r/>
+            <w:r>
+              <w:t>The Customer Bill ABE represents the specification of different formats of CustomerBill, the schedule of the production of bills and the Customer Bills themselves.</w:t>
+            </w:r>
+          </w:p>
+        </w:tc>
+        <w:tc>
+          <w:tcPr>
+            <w:tcW w:type="dxa" w:w="2340"/>
+          </w:tcPr>
+          <w:p>
+            <w:r/>
+            <w:r/>
+          </w:p>
+        </w:tc>
+        <w:tc>
+          <w:tcPr>
+            <w:tcW w:type="dxa" w:w="2434"/>
+          </w:tcPr>
+          <w:p>
+            <w:r/>
+            <w:r>
+              <w:t>*(no description available)*</w:t>
+            </w:r>
+          </w:p>
+        </w:tc>
+      </w:tr>
+    </w:tbl>
+    <w:p/>
+    <w:p>
+      <w:pPr>
+        <w:pStyle w:val="Heading2"/>
+      </w:pPr>
+      <w:r>
         <w:t>Functional Framework Functions</w:t>
       </w:r>
     </w:p>
@@ -1576,7 +1576,35 @@
         </w:tc>
         <w:tc>
           <w:tcPr>
-            <w:tcW w:type="dxa" w:w="2434"/>
+            <w:tcW w:type="dxa" w:w="1872"/>
+          </w:tcPr>
+          <w:p>
+            <w:r/>
+            <w:r>
+              <w:rPr>
+                <w:b/>
+              </w:rPr>
+              <w:t>Aggregate Function Level 1</w:t>
+            </w:r>
+          </w:p>
+        </w:tc>
+        <w:tc>
+          <w:tcPr>
+            <w:tcW w:type="dxa" w:w="1872"/>
+          </w:tcPr>
+          <w:p>
+            <w:r/>
+            <w:r>
+              <w:rPr>
+                <w:b/>
+              </w:rPr>
+              <w:t>Aggregate Function Level 2</w:t>
+            </w:r>
+          </w:p>
+        </w:tc>
+        <w:tc>
+          <w:tcPr>
+            <w:tcW w:type="dxa" w:w="2527"/>
           </w:tcPr>
           <w:p>
             <w:r/>
@@ -1588,34 +1616,6 @@
             </w:r>
           </w:p>
         </w:tc>
-        <w:tc>
-          <w:tcPr>
-            <w:tcW w:type="dxa" w:w="1872"/>
-          </w:tcPr>
-          <w:p>
-            <w:r/>
-            <w:r>
-              <w:rPr>
-                <w:b/>
-              </w:rPr>
-              <w:t>Aggregate Function Level 1</w:t>
-            </w:r>
-          </w:p>
-        </w:tc>
-        <w:tc>
-          <w:tcPr>
-            <w:tcW w:type="dxa" w:w="1966"/>
-          </w:tcPr>
-          <w:p>
-            <w:r/>
-            <w:r>
-              <w:rPr>
-                <w:b/>
-              </w:rPr>
-              <w:t>Aggregate Function Level 2</w:t>
-            </w:r>
-          </w:p>
-        </w:tc>
       </w:tr>
       <w:tr>
         <w:tc>
@@ -1642,34 +1642,34 @@
         </w:tc>
         <w:tc>
           <w:tcPr>
-            <w:tcW w:type="dxa" w:w="2434"/>
+            <w:tcW w:type="dxa" w:w="1872"/>
+          </w:tcPr>
+          <w:p>
+            <w:r/>
+            <w:r>
+              <w:t>Invoice Management</w:t>
+            </w:r>
+          </w:p>
+        </w:tc>
+        <w:tc>
+          <w:tcPr>
+            <w:tcW w:type="dxa" w:w="1872"/>
+          </w:tcPr>
+          <w:p>
+            <w:r/>
+            <w:r>
+              <w:t>Invoicing</w:t>
+            </w:r>
+          </w:p>
+        </w:tc>
+        <w:tc>
+          <w:tcPr>
+            <w:tcW w:type="dxa" w:w="2527"/>
           </w:tcPr>
           <w:p>
             <w:r/>
             <w:r>
               <w:t>Bill Image Presentation provides presentation of an exact bill image or after invoking a transactional document generation function.</w:t>
-            </w:r>
-          </w:p>
-        </w:tc>
-        <w:tc>
-          <w:tcPr>
-            <w:tcW w:type="dxa" w:w="1872"/>
-          </w:tcPr>
-          <w:p>
-            <w:r/>
-            <w:r>
-              <w:t>Invoice Management</w:t>
-            </w:r>
-          </w:p>
-        </w:tc>
-        <w:tc>
-          <w:tcPr>
-            <w:tcW w:type="dxa" w:w="1966"/>
-          </w:tcPr>
-          <w:p>
-            <w:r/>
-            <w:r>
-              <w:t>Invoicing</w:t>
             </w:r>
           </w:p>
         </w:tc>
@@ -1699,34 +1699,34 @@
         </w:tc>
         <w:tc>
           <w:tcPr>
-            <w:tcW w:type="dxa" w:w="2434"/>
+            <w:tcW w:type="dxa" w:w="1872"/>
+          </w:tcPr>
+          <w:p>
+            <w:r/>
+            <w:r>
+              <w:t>Invoice Management</w:t>
+            </w:r>
+          </w:p>
+        </w:tc>
+        <w:tc>
+          <w:tcPr>
+            <w:tcW w:type="dxa" w:w="1872"/>
+          </w:tcPr>
+          <w:p>
+            <w:r/>
+            <w:r>
+              <w:t>Invoicing</w:t>
+            </w:r>
+          </w:p>
+        </w:tc>
+        <w:tc>
+          <w:tcPr>
+            <w:tcW w:type="dxa" w:w="2527"/>
           </w:tcPr>
           <w:p>
             <w:r/>
             <w:r>
               <w:t>Invoice Items Listing lists all invoice items for a specific invoice.</w:t>
-            </w:r>
-          </w:p>
-        </w:tc>
-        <w:tc>
-          <w:tcPr>
-            <w:tcW w:type="dxa" w:w="1872"/>
-          </w:tcPr>
-          <w:p>
-            <w:r/>
-            <w:r>
-              <w:t>Invoice Management</w:t>
-            </w:r>
-          </w:p>
-        </w:tc>
-        <w:tc>
-          <w:tcPr>
-            <w:tcW w:type="dxa" w:w="1966"/>
-          </w:tcPr>
-          <w:p>
-            <w:r/>
-            <w:r>
-              <w:t>Invoicing</w:t>
             </w:r>
           </w:p>
         </w:tc>
@@ -1756,34 +1756,34 @@
         </w:tc>
         <w:tc>
           <w:tcPr>
-            <w:tcW w:type="dxa" w:w="2434"/>
+            <w:tcW w:type="dxa" w:w="1872"/>
+          </w:tcPr>
+          <w:p>
+            <w:r/>
+            <w:r>
+              <w:t>Invoice Management</w:t>
+            </w:r>
+          </w:p>
+        </w:tc>
+        <w:tc>
+          <w:tcPr>
+            <w:tcW w:type="dxa" w:w="1872"/>
+          </w:tcPr>
+          <w:p>
+            <w:r/>
+            <w:r>
+              <w:t>Invoicing</w:t>
+            </w:r>
+          </w:p>
+        </w:tc>
+        <w:tc>
+          <w:tcPr>
+            <w:tcW w:type="dxa" w:w="2527"/>
           </w:tcPr>
           <w:p>
             <w:r/>
             <w:r>
               <w:t>Invoice Listing function will list all invoices for a customer both over time and for customers with multiple invoices.</w:t>
-            </w:r>
-          </w:p>
-        </w:tc>
-        <w:tc>
-          <w:tcPr>
-            <w:tcW w:type="dxa" w:w="1872"/>
-          </w:tcPr>
-          <w:p>
-            <w:r/>
-            <w:r>
-              <w:t>Invoice Management</w:t>
-            </w:r>
-          </w:p>
-        </w:tc>
-        <w:tc>
-          <w:tcPr>
-            <w:tcW w:type="dxa" w:w="1966"/>
-          </w:tcPr>
-          <w:p>
-            <w:r/>
-            <w:r>
-              <w:t>Invoicing</w:t>
             </w:r>
           </w:p>
         </w:tc>
@@ -1813,34 +1813,34 @@
         </w:tc>
         <w:tc>
           <w:tcPr>
-            <w:tcW w:type="dxa" w:w="2434"/>
+            <w:tcW w:type="dxa" w:w="1872"/>
+          </w:tcPr>
+          <w:p>
+            <w:r/>
+            <w:r>
+              <w:t>Invoice Management</w:t>
+            </w:r>
+          </w:p>
+        </w:tc>
+        <w:tc>
+          <w:tcPr>
+            <w:tcW w:type="dxa" w:w="1872"/>
+          </w:tcPr>
+          <w:p>
+            <w:r/>
+            <w:r>
+              <w:t>Invoicing</w:t>
+            </w:r>
+          </w:p>
+        </w:tc>
+        <w:tc>
+          <w:tcPr>
+            <w:tcW w:type="dxa" w:w="2527"/>
           </w:tcPr>
           <w:p>
             <w:r/>
             <w:r>
               <w:t>"Invoice Tax Calculation provides the necessary functionality to calculate taxes, including surcharges and fees, where applicable. / This function can occur within the Invoicing application or through the use of an external Tax module."</w:t>
-            </w:r>
-          </w:p>
-        </w:tc>
-        <w:tc>
-          <w:tcPr>
-            <w:tcW w:type="dxa" w:w="1872"/>
-          </w:tcPr>
-          <w:p>
-            <w:r/>
-            <w:r>
-              <w:t>Invoice Management</w:t>
-            </w:r>
-          </w:p>
-        </w:tc>
-        <w:tc>
-          <w:tcPr>
-            <w:tcW w:type="dxa" w:w="1966"/>
-          </w:tcPr>
-          <w:p>
-            <w:r/>
-            <w:r>
-              <w:t>Invoicing</w:t>
             </w:r>
           </w:p>
         </w:tc>
@@ -1870,34 +1870,34 @@
         </w:tc>
         <w:tc>
           <w:tcPr>
-            <w:tcW w:type="dxa" w:w="2434"/>
+            <w:tcW w:type="dxa" w:w="1872"/>
+          </w:tcPr>
+          <w:p>
+            <w:r/>
+            <w:r>
+              <w:t>Invoice Management</w:t>
+            </w:r>
+          </w:p>
+        </w:tc>
+        <w:tc>
+          <w:tcPr>
+            <w:tcW w:type="dxa" w:w="1872"/>
+          </w:tcPr>
+          <w:p>
+            <w:r/>
+            <w:r>
+              <w:t>Invoicing</w:t>
+            </w:r>
+          </w:p>
+        </w:tc>
+        <w:tc>
+          <w:tcPr>
+            <w:tcW w:type="dxa" w:w="2527"/>
           </w:tcPr>
           <w:p>
             <w:r/>
             <w:r>
               <w:t>Provides the means to calculate the balance due for an invoice/bill.</w:t>
-            </w:r>
-          </w:p>
-        </w:tc>
-        <w:tc>
-          <w:tcPr>
-            <w:tcW w:type="dxa" w:w="1872"/>
-          </w:tcPr>
-          <w:p>
-            <w:r/>
-            <w:r>
-              <w:t>Invoice Management</w:t>
-            </w:r>
-          </w:p>
-        </w:tc>
-        <w:tc>
-          <w:tcPr>
-            <w:tcW w:type="dxa" w:w="1966"/>
-          </w:tcPr>
-          <w:p>
-            <w:r/>
-            <w:r>
-              <w:t>Invoicing</w:t>
             </w:r>
           </w:p>
         </w:tc>
@@ -1927,34 +1927,34 @@
         </w:tc>
         <w:tc>
           <w:tcPr>
-            <w:tcW w:type="dxa" w:w="2434"/>
+            <w:tcW w:type="dxa" w:w="1872"/>
+          </w:tcPr>
+          <w:p>
+            <w:r/>
+            <w:r>
+              <w:t>Invoice Management</w:t>
+            </w:r>
+          </w:p>
+        </w:tc>
+        <w:tc>
+          <w:tcPr>
+            <w:tcW w:type="dxa" w:w="1872"/>
+          </w:tcPr>
+          <w:p>
+            <w:r/>
+            <w:r>
+              <w:t>Invoicing</w:t>
+            </w:r>
+          </w:p>
+        </w:tc>
+        <w:tc>
+          <w:tcPr>
+            <w:tcW w:type="dxa" w:w="2527"/>
           </w:tcPr>
           <w:p>
             <w:r/>
             <w:r>
               <w:t>Invoice Charges Compilation assembles charges (including charge distribution- charges incurred by other customers), credits, taxes, fees and adjustments that affect the balance due.</w:t>
-            </w:r>
-          </w:p>
-        </w:tc>
-        <w:tc>
-          <w:tcPr>
-            <w:tcW w:type="dxa" w:w="1872"/>
-          </w:tcPr>
-          <w:p>
-            <w:r/>
-            <w:r>
-              <w:t>Invoice Management</w:t>
-            </w:r>
-          </w:p>
-        </w:tc>
-        <w:tc>
-          <w:tcPr>
-            <w:tcW w:type="dxa" w:w="1966"/>
-          </w:tcPr>
-          <w:p>
-            <w:r/>
-            <w:r>
-              <w:t>Invoicing</w:t>
             </w:r>
           </w:p>
         </w:tc>
@@ -1984,34 +1984,34 @@
         </w:tc>
         <w:tc>
           <w:tcPr>
-            <w:tcW w:type="dxa" w:w="2434"/>
+            <w:tcW w:type="dxa" w:w="1872"/>
+          </w:tcPr>
+          <w:p>
+            <w:r/>
+            <w:r>
+              <w:t>Invoice Management</w:t>
+            </w:r>
+          </w:p>
+        </w:tc>
+        <w:tc>
+          <w:tcPr>
+            <w:tcW w:type="dxa" w:w="1872"/>
+          </w:tcPr>
+          <w:p>
+            <w:r/>
+            <w:r>
+              <w:t>Invoicing</w:t>
+            </w:r>
+          </w:p>
+        </w:tc>
+        <w:tc>
+          <w:tcPr>
+            <w:tcW w:type="dxa" w:w="2527"/>
           </w:tcPr>
           <w:p>
             <w:r/>
             <w:r>
               <w:t>Provides appropriate levels of detail regarding items on the invoice. This detail is provided to revenue reporting and/or Bill Format &amp;; Render.</w:t>
-            </w:r>
-          </w:p>
-        </w:tc>
-        <w:tc>
-          <w:tcPr>
-            <w:tcW w:type="dxa" w:w="1872"/>
-          </w:tcPr>
-          <w:p>
-            <w:r/>
-            <w:r>
-              <w:t>Invoice Management</w:t>
-            </w:r>
-          </w:p>
-        </w:tc>
-        <w:tc>
-          <w:tcPr>
-            <w:tcW w:type="dxa" w:w="1966"/>
-          </w:tcPr>
-          <w:p>
-            <w:r/>
-            <w:r>
-              <w:t>Invoicing</w:t>
             </w:r>
           </w:p>
         </w:tc>
@@ -2041,34 +2041,34 @@
         </w:tc>
         <w:tc>
           <w:tcPr>
-            <w:tcW w:type="dxa" w:w="2434"/>
+            <w:tcW w:type="dxa" w:w="1872"/>
+          </w:tcPr>
+          <w:p>
+            <w:r/>
+            <w:r>
+              <w:t>Invoice Management</w:t>
+            </w:r>
+          </w:p>
+        </w:tc>
+        <w:tc>
+          <w:tcPr>
+            <w:tcW w:type="dxa" w:w="1872"/>
+          </w:tcPr>
+          <w:p>
+            <w:r/>
+            <w:r>
+              <w:t>Invoicing</w:t>
+            </w:r>
+          </w:p>
+        </w:tc>
+        <w:tc>
+          <w:tcPr>
+            <w:tcW w:type="dxa" w:w="2527"/>
           </w:tcPr>
           <w:p>
             <w:r/>
             <w:r>
               <w:t>Provides subtotals and totals at various levels.</w:t>
-            </w:r>
-          </w:p>
-        </w:tc>
-        <w:tc>
-          <w:tcPr>
-            <w:tcW w:type="dxa" w:w="1872"/>
-          </w:tcPr>
-          <w:p>
-            <w:r/>
-            <w:r>
-              <w:t>Invoice Management</w:t>
-            </w:r>
-          </w:p>
-        </w:tc>
-        <w:tc>
-          <w:tcPr>
-            <w:tcW w:type="dxa" w:w="1966"/>
-          </w:tcPr>
-          <w:p>
-            <w:r/>
-            <w:r>
-              <w:t>Invoicing</w:t>
             </w:r>
           </w:p>
         </w:tc>
@@ -2209,7 +2209,7 @@
         </w:tc>
         <w:tc>
           <w:tcPr>
-            <w:tcW w:type="dxa" w:w="2153"/>
+            <w:tcW w:type="dxa" w:w="1966"/>
           </w:tcPr>
           <w:p>
             <w:r/>
@@ -2223,7 +2223,7 @@
         </w:tc>
         <w:tc>
           <w:tcPr>
-            <w:tcW w:type="dxa" w:w="1778"/>
+            <w:tcW w:type="dxa" w:w="1591"/>
           </w:tcPr>
           <w:p>
             <w:r/>
@@ -2237,7 +2237,7 @@
         </w:tc>
         <w:tc>
           <w:tcPr>
-            <w:tcW w:type="dxa" w:w="1310"/>
+            <w:tcW w:type="dxa" w:w="1217"/>
           </w:tcPr>
           <w:p>
             <w:r/>
@@ -2251,7 +2251,7 @@
         </w:tc>
         <w:tc>
           <w:tcPr>
-            <w:tcW w:type="dxa" w:w="1778"/>
+            <w:tcW w:type="dxa" w:w="1591"/>
           </w:tcPr>
           <w:p>
             <w:r/>
@@ -2265,7 +2265,7 @@
         </w:tc>
         <w:tc>
           <w:tcPr>
-            <w:tcW w:type="dxa" w:w="1310"/>
+            <w:tcW w:type="dxa" w:w="1966"/>
           </w:tcPr>
           <w:p>
             <w:r/>
@@ -2292,7 +2292,7 @@
         </w:tc>
         <w:tc>
           <w:tcPr>
-            <w:tcW w:type="dxa" w:w="2153"/>
+            <w:tcW w:type="dxa" w:w="1966"/>
           </w:tcPr>
           <w:p>
             <w:r/>
@@ -2303,7 +2303,7 @@
         </w:tc>
         <w:tc>
           <w:tcPr>
-            <w:tcW w:type="dxa" w:w="1778"/>
+            <w:tcW w:type="dxa" w:w="1591"/>
           </w:tcPr>
           <w:p>
             <w:r/>
@@ -2314,7 +2314,7 @@
         </w:tc>
         <w:tc>
           <w:tcPr>
-            <w:tcW w:type="dxa" w:w="1310"/>
+            <w:tcW w:type="dxa" w:w="1217"/>
           </w:tcPr>
           <w:p>
             <w:r/>
@@ -2325,53 +2325,23 @@
         </w:tc>
         <w:tc>
           <w:tcPr>
-            <w:tcW w:type="dxa" w:w="1778"/>
+            <w:tcW w:type="dxa" w:w="1591"/>
           </w:tcPr>
           <w:p>
             <w:r/>
             <w:r>
               <w:t>billCycle</w:t>
             </w:r>
-            <w:r>
-              <w:br/>
-            </w:r>
-            <w:r>
-              <w:t>customerBill</w:t>
-            </w:r>
-            <w:r>
-              <w:br/>
-            </w:r>
-            <w:r>
-              <w:t>customerBillOnDemand</w:t>
-            </w:r>
-          </w:p>
-        </w:tc>
-        <w:tc>
-          <w:tcPr>
-            <w:tcW w:type="dxa" w:w="1310"/>
-          </w:tcPr>
-          <w:p>
-            <w:r/>
-            <w:r>
-              <w:t>GET</w:t>
-            </w:r>
-            <w:r>
-              <w:br/>
-            </w:r>
-            <w:r>
-              <w:t>GET /id</w:t>
-            </w:r>
-            <w:r>
-              <w:br/>
-            </w:r>
-            <w:r>
-              <w:t>POST</w:t>
-            </w:r>
-            <w:r>
-              <w:br/>
-            </w:r>
-            <w:r>
-              <w:t>PATCH /id</w:t>
+          </w:p>
+        </w:tc>
+        <w:tc>
+          <w:tcPr>
+            <w:tcW w:type="dxa" w:w="1966"/>
+          </w:tcPr>
+          <w:p>
+            <w:r/>
+            <w:r>
+              <w:t>GET, GET /id</w:t>
             </w:r>
           </w:p>
         </w:tc>
@@ -2390,7 +2360,7 @@
         </w:tc>
         <w:tc>
           <w:tcPr>
-            <w:tcW w:type="dxa" w:w="2153"/>
+            <w:tcW w:type="dxa" w:w="1966"/>
           </w:tcPr>
           <w:p>
             <w:r/>
@@ -2401,7 +2371,7 @@
         </w:tc>
         <w:tc>
           <w:tcPr>
-            <w:tcW w:type="dxa" w:w="1778"/>
+            <w:tcW w:type="dxa" w:w="1591"/>
           </w:tcPr>
           <w:p>
             <w:r/>
@@ -2412,64 +2382,34 @@
         </w:tc>
         <w:tc>
           <w:tcPr>
-            <w:tcW w:type="dxa" w:w="1310"/>
-          </w:tcPr>
-          <w:p>
-            <w:r/>
-            <w:r>
-              <w:t>4</w:t>
-            </w:r>
-          </w:p>
-        </w:tc>
-        <w:tc>
-          <w:tcPr>
-            <w:tcW w:type="dxa" w:w="1778"/>
-          </w:tcPr>
-          <w:p>
-            <w:r/>
-            <w:r>
-              <w:t>customerBillOnDemand</w:t>
-            </w:r>
-            <w:r>
-              <w:br/>
-            </w:r>
+            <w:tcW w:type="dxa" w:w="1217"/>
+          </w:tcPr>
+          <w:p>
+            <w:r/>
+            <w:r>
+              <w:t>5</w:t>
+            </w:r>
+          </w:p>
+        </w:tc>
+        <w:tc>
+          <w:tcPr>
+            <w:tcW w:type="dxa" w:w="1591"/>
+          </w:tcPr>
+          <w:p>
+            <w:r/>
             <w:r>
               <w:t>customerBill</w:t>
             </w:r>
-            <w:r>
-              <w:br/>
-            </w:r>
-            <w:r>
-              <w:t>billCycle</w:t>
-            </w:r>
-          </w:p>
-        </w:tc>
-        <w:tc>
-          <w:tcPr>
-            <w:tcW w:type="dxa" w:w="1310"/>
-          </w:tcPr>
-          <w:p>
-            <w:r/>
-            <w:r>
-              <w:t>GET</w:t>
-            </w:r>
-            <w:r>
-              <w:br/>
-            </w:r>
-            <w:r>
-              <w:t>POST</w:t>
-            </w:r>
-            <w:r>
-              <w:br/>
-            </w:r>
-            <w:r>
-              <w:t>GET /id</w:t>
-            </w:r>
-            <w:r>
-              <w:br/>
-            </w:r>
-            <w:r>
-              <w:t>PATCH /id</w:t>
+          </w:p>
+        </w:tc>
+        <w:tc>
+          <w:tcPr>
+            <w:tcW w:type="dxa" w:w="1966"/>
+          </w:tcPr>
+          <w:p>
+            <w:r/>
+            <w:r>
+              <w:t>GET, GET /id, POST, PATCH /id</w:t>
             </w:r>
           </w:p>
         </w:tc>
@@ -2482,13 +2422,285 @@
           <w:p>
             <w:r/>
             <w:r>
+              <w:t>TMF678</w:t>
+            </w:r>
+          </w:p>
+        </w:tc>
+        <w:tc>
+          <w:tcPr>
+            <w:tcW w:type="dxa" w:w="1966"/>
+          </w:tcPr>
+          <w:p>
+            <w:r/>
+            <w:r>
+              <w:t>Customer Bill Management API</w:t>
+            </w:r>
+          </w:p>
+        </w:tc>
+        <w:tc>
+          <w:tcPr>
+            <w:tcW w:type="dxa" w:w="1591"/>
+          </w:tcPr>
+          <w:p>
+            <w:r/>
+            <w:r>
+              <w:t>Mandatory</w:t>
+            </w:r>
+          </w:p>
+        </w:tc>
+        <w:tc>
+          <w:tcPr>
+            <w:tcW w:type="dxa" w:w="1217"/>
+          </w:tcPr>
+          <w:p>
+            <w:r/>
+            <w:r>
+              <w:t>5</w:t>
+            </w:r>
+          </w:p>
+        </w:tc>
+        <w:tc>
+          <w:tcPr>
+            <w:tcW w:type="dxa" w:w="1591"/>
+          </w:tcPr>
+          <w:p>
+            <w:r/>
+            <w:r>
+              <w:t>customerBillOnDemand</w:t>
+            </w:r>
+          </w:p>
+        </w:tc>
+        <w:tc>
+          <w:tcPr>
+            <w:tcW w:type="dxa" w:w="1966"/>
+          </w:tcPr>
+          <w:p>
+            <w:r/>
+            <w:r>
+              <w:t>GET, GET /id, POST</w:t>
+            </w:r>
+          </w:p>
+        </w:tc>
+      </w:tr>
+      <w:tr>
+        <w:tc>
+          <w:tcPr>
+            <w:tcW w:type="dxa" w:w="1030"/>
+          </w:tcPr>
+          <w:p>
+            <w:r/>
+            <w:r>
+              <w:t>TMF678</w:t>
+            </w:r>
+          </w:p>
+        </w:tc>
+        <w:tc>
+          <w:tcPr>
+            <w:tcW w:type="dxa" w:w="1966"/>
+          </w:tcPr>
+          <w:p>
+            <w:r/>
+            <w:r>
+              <w:t>Customer Bill Management API</w:t>
+            </w:r>
+          </w:p>
+        </w:tc>
+        <w:tc>
+          <w:tcPr>
+            <w:tcW w:type="dxa" w:w="1591"/>
+          </w:tcPr>
+          <w:p>
+            <w:r/>
+            <w:r>
+              <w:t>Mandatory</w:t>
+            </w:r>
+          </w:p>
+        </w:tc>
+        <w:tc>
+          <w:tcPr>
+            <w:tcW w:type="dxa" w:w="1217"/>
+          </w:tcPr>
+          <w:p>
+            <w:r/>
+            <w:r>
+              <w:t>4</w:t>
+            </w:r>
+          </w:p>
+        </w:tc>
+        <w:tc>
+          <w:tcPr>
+            <w:tcW w:type="dxa" w:w="1591"/>
+          </w:tcPr>
+          <w:p>
+            <w:r/>
+            <w:r>
+              <w:t>customerBillOnDemand</w:t>
+            </w:r>
+          </w:p>
+        </w:tc>
+        <w:tc>
+          <w:tcPr>
+            <w:tcW w:type="dxa" w:w="1966"/>
+          </w:tcPr>
+          <w:p>
+            <w:r/>
+            <w:r>
+              <w:t>GET, POST, GET /id</w:t>
+            </w:r>
+          </w:p>
+        </w:tc>
+      </w:tr>
+      <w:tr>
+        <w:tc>
+          <w:tcPr>
+            <w:tcW w:type="dxa" w:w="1030"/>
+          </w:tcPr>
+          <w:p>
+            <w:r/>
+            <w:r>
+              <w:t>TMF678</w:t>
+            </w:r>
+          </w:p>
+        </w:tc>
+        <w:tc>
+          <w:tcPr>
+            <w:tcW w:type="dxa" w:w="1966"/>
+          </w:tcPr>
+          <w:p>
+            <w:r/>
+            <w:r>
+              <w:t>Customer Bill Management API</w:t>
+            </w:r>
+          </w:p>
+        </w:tc>
+        <w:tc>
+          <w:tcPr>
+            <w:tcW w:type="dxa" w:w="1591"/>
+          </w:tcPr>
+          <w:p>
+            <w:r/>
+            <w:r>
+              <w:t>Mandatory</w:t>
+            </w:r>
+          </w:p>
+        </w:tc>
+        <w:tc>
+          <w:tcPr>
+            <w:tcW w:type="dxa" w:w="1217"/>
+          </w:tcPr>
+          <w:p>
+            <w:r/>
+            <w:r>
+              <w:t>4</w:t>
+            </w:r>
+          </w:p>
+        </w:tc>
+        <w:tc>
+          <w:tcPr>
+            <w:tcW w:type="dxa" w:w="1591"/>
+          </w:tcPr>
+          <w:p>
+            <w:r/>
+            <w:r>
+              <w:t>customerBill</w:t>
+            </w:r>
+          </w:p>
+        </w:tc>
+        <w:tc>
+          <w:tcPr>
+            <w:tcW w:type="dxa" w:w="1966"/>
+          </w:tcPr>
+          <w:p>
+            <w:r/>
+            <w:r>
+              <w:t>GET, GET /id, POST, PATCH /id</w:t>
+            </w:r>
+          </w:p>
+        </w:tc>
+      </w:tr>
+      <w:tr>
+        <w:tc>
+          <w:tcPr>
+            <w:tcW w:type="dxa" w:w="1030"/>
+          </w:tcPr>
+          <w:p>
+            <w:r/>
+            <w:r>
+              <w:t>TMF678</w:t>
+            </w:r>
+          </w:p>
+        </w:tc>
+        <w:tc>
+          <w:tcPr>
+            <w:tcW w:type="dxa" w:w="1966"/>
+          </w:tcPr>
+          <w:p>
+            <w:r/>
+            <w:r>
+              <w:t>Customer Bill Management API</w:t>
+            </w:r>
+          </w:p>
+        </w:tc>
+        <w:tc>
+          <w:tcPr>
+            <w:tcW w:type="dxa" w:w="1591"/>
+          </w:tcPr>
+          <w:p>
+            <w:r/>
+            <w:r>
+              <w:t>Mandatory</w:t>
+            </w:r>
+          </w:p>
+        </w:tc>
+        <w:tc>
+          <w:tcPr>
+            <w:tcW w:type="dxa" w:w="1217"/>
+          </w:tcPr>
+          <w:p>
+            <w:r/>
+            <w:r>
+              <w:t>4</w:t>
+            </w:r>
+          </w:p>
+        </w:tc>
+        <w:tc>
+          <w:tcPr>
+            <w:tcW w:type="dxa" w:w="1591"/>
+          </w:tcPr>
+          <w:p>
+            <w:r/>
+            <w:r>
+              <w:t>billCycle</w:t>
+            </w:r>
+          </w:p>
+        </w:tc>
+        <w:tc>
+          <w:tcPr>
+            <w:tcW w:type="dxa" w:w="1966"/>
+          </w:tcPr>
+          <w:p>
+            <w:r/>
+            <w:r>
+              <w:t>GET, GET /id</w:t>
+            </w:r>
+          </w:p>
+        </w:tc>
+      </w:tr>
+      <w:tr>
+        <w:tc>
+          <w:tcPr>
+            <w:tcW w:type="dxa" w:w="1030"/>
+          </w:tcPr>
+          <w:p>
+            <w:r/>
+            <w:r>
               <w:t>TMF701</w:t>
             </w:r>
           </w:p>
         </w:tc>
         <w:tc>
           <w:tcPr>
-            <w:tcW w:type="dxa" w:w="2153"/>
+            <w:tcW w:type="dxa" w:w="1966"/>
           </w:tcPr>
           <w:p>
             <w:r/>
@@ -2499,7 +2711,7 @@
         </w:tc>
         <w:tc>
           <w:tcPr>
-            <w:tcW w:type="dxa" w:w="1778"/>
+            <w:tcW w:type="dxa" w:w="1591"/>
           </w:tcPr>
           <w:p>
             <w:r/>
@@ -2510,7 +2722,7 @@
         </w:tc>
         <w:tc>
           <w:tcPr>
-            <w:tcW w:type="dxa" w:w="1310"/>
+            <w:tcW w:type="dxa" w:w="1217"/>
           </w:tcPr>
           <w:p>
             <w:r/>
@@ -2521,16 +2733,78 @@
         </w:tc>
         <w:tc>
           <w:tcPr>
-            <w:tcW w:type="dxa" w:w="1778"/>
+            <w:tcW w:type="dxa" w:w="1591"/>
           </w:tcPr>
           <w:p>
             <w:r/>
             <w:r>
               <w:t>processFlow</w:t>
             </w:r>
-            <w:r>
-              <w:br/>
-            </w:r>
+          </w:p>
+        </w:tc>
+        <w:tc>
+          <w:tcPr>
+            <w:tcW w:type="dxa" w:w="1966"/>
+          </w:tcPr>
+          <w:p>
+            <w:r/>
+            <w:r>
+              <w:t>GET, GET /id, POST, DELETE /id</w:t>
+            </w:r>
+          </w:p>
+        </w:tc>
+      </w:tr>
+      <w:tr>
+        <w:tc>
+          <w:tcPr>
+            <w:tcW w:type="dxa" w:w="1030"/>
+          </w:tcPr>
+          <w:p>
+            <w:r/>
+            <w:r>
+              <w:t>TMF701</w:t>
+            </w:r>
+          </w:p>
+        </w:tc>
+        <w:tc>
+          <w:tcPr>
+            <w:tcW w:type="dxa" w:w="1966"/>
+          </w:tcPr>
+          <w:p>
+            <w:r/>
+            <w:r>
+              <w:t>UNRESOLVED-TMF701</w:t>
+            </w:r>
+          </w:p>
+        </w:tc>
+        <w:tc>
+          <w:tcPr>
+            <w:tcW w:type="dxa" w:w="1591"/>
+          </w:tcPr>
+          <w:p>
+            <w:r/>
+            <w:r>
+              <w:t>Optional</w:t>
+            </w:r>
+          </w:p>
+        </w:tc>
+        <w:tc>
+          <w:tcPr>
+            <w:tcW w:type="dxa" w:w="1217"/>
+          </w:tcPr>
+          <w:p>
+            <w:r/>
+            <w:r>
+              <w:t>4</w:t>
+            </w:r>
+          </w:p>
+        </w:tc>
+        <w:tc>
+          <w:tcPr>
+            <w:tcW w:type="dxa" w:w="1591"/>
+          </w:tcPr>
+          <w:p>
+            <w:r/>
             <w:r>
               <w:t>taskFlow</w:t>
             </w:r>
@@ -2538,36 +2812,12 @@
         </w:tc>
         <w:tc>
           <w:tcPr>
-            <w:tcW w:type="dxa" w:w="1310"/>
-          </w:tcPr>
-          <w:p>
-            <w:r/>
-            <w:r>
-              <w:t>GET</w:t>
-            </w:r>
-            <w:r>
-              <w:br/>
-            </w:r>
-            <w:r>
-              <w:t>GET /id</w:t>
-            </w:r>
-            <w:r>
-              <w:br/>
-            </w:r>
-            <w:r>
-              <w:t>POST</w:t>
-            </w:r>
-            <w:r>
-              <w:br/>
-            </w:r>
-            <w:r>
-              <w:t>DELETE /id</w:t>
-            </w:r>
-            <w:r>
-              <w:br/>
-            </w:r>
-            <w:r>
-              <w:t>PATCH /id</w:t>
+            <w:tcW w:type="dxa" w:w="1966"/>
+          </w:tcPr>
+          <w:p>
+            <w:r/>
+            <w:r>
+              <w:t>GET, GET /id, PATCH /id</w:t>
             </w:r>
           </w:p>
         </w:tc>
@@ -2669,7 +2919,7 @@
         </w:tc>
         <w:tc>
           <w:tcPr>
-            <w:tcW w:type="dxa" w:w="2246"/>
+            <w:tcW w:type="dxa" w:w="2059"/>
           </w:tcPr>
           <w:p>
             <w:r/>
@@ -2683,7 +2933,7 @@
         </w:tc>
         <w:tc>
           <w:tcPr>
-            <w:tcW w:type="dxa" w:w="1310"/>
+            <w:tcW w:type="dxa" w:w="1217"/>
           </w:tcPr>
           <w:p>
             <w:r/>
@@ -2697,7 +2947,7 @@
         </w:tc>
         <w:tc>
           <w:tcPr>
-            <w:tcW w:type="dxa" w:w="1685"/>
+            <w:tcW w:type="dxa" w:w="1591"/>
           </w:tcPr>
           <w:p>
             <w:r/>
@@ -2711,7 +2961,7 @@
         </w:tc>
         <w:tc>
           <w:tcPr>
-            <w:tcW w:type="dxa" w:w="1872"/>
+            <w:tcW w:type="dxa" w:w="1778"/>
           </w:tcPr>
           <w:p>
             <w:r/>
@@ -2725,7 +2975,7 @@
         </w:tc>
         <w:tc>
           <w:tcPr>
-            <w:tcW w:type="dxa" w:w="1217"/>
+            <w:tcW w:type="dxa" w:w="1685"/>
           </w:tcPr>
           <w:p>
             <w:r/>
@@ -2752,7 +3002,7 @@
         </w:tc>
         <w:tc>
           <w:tcPr>
-            <w:tcW w:type="dxa" w:w="2246"/>
+            <w:tcW w:type="dxa" w:w="2059"/>
           </w:tcPr>
           <w:p>
             <w:r/>
@@ -2763,7 +3013,7 @@
         </w:tc>
         <w:tc>
           <w:tcPr>
-            <w:tcW w:type="dxa" w:w="1310"/>
+            <w:tcW w:type="dxa" w:w="1217"/>
           </w:tcPr>
           <w:p>
             <w:r/>
@@ -2774,58 +3024,34 @@
         </w:tc>
         <w:tc>
           <w:tcPr>
+            <w:tcW w:type="dxa" w:w="1591"/>
+          </w:tcPr>
+          <w:p>
+            <w:r/>
+            <w:r>
+              <w:t>Mandatory</w:t>
+            </w:r>
+          </w:p>
+        </w:tc>
+        <w:tc>
+          <w:tcPr>
+            <w:tcW w:type="dxa" w:w="1778"/>
+          </w:tcPr>
+          <w:p>
+            <w:r/>
+            <w:r>
+              <w:t>billFormat</w:t>
+            </w:r>
+          </w:p>
+        </w:tc>
+        <w:tc>
+          <w:tcPr>
             <w:tcW w:type="dxa" w:w="1685"/>
           </w:tcPr>
           <w:p>
             <w:r/>
             <w:r>
-              <w:t>Mandatory</w:t>
-            </w:r>
-          </w:p>
-        </w:tc>
-        <w:tc>
-          <w:tcPr>
-            <w:tcW w:type="dxa" w:w="1872"/>
-          </w:tcPr>
-          <w:p>
-            <w:r/>
-            <w:r>
-              <w:t>billFormat</w:t>
-            </w:r>
-            <w:r>
-              <w:br/>
-            </w:r>
-            <w:r>
-              <w:t>billPresentationMedia</w:t>
-            </w:r>
-            <w:r>
-              <w:br/>
-            </w:r>
-            <w:r>
-              <w:t>billingAccount</w:t>
-            </w:r>
-            <w:r>
-              <w:br/>
-            </w:r>
-            <w:r>
-              <w:t>billingCycleSpecification</w:t>
-            </w:r>
-          </w:p>
-        </w:tc>
-        <w:tc>
-          <w:tcPr>
-            <w:tcW w:type="dxa" w:w="1217"/>
-          </w:tcPr>
-          <w:p>
-            <w:r/>
-            <w:r>
-              <w:t>GET</w:t>
-            </w:r>
-            <w:r>
-              <w:br/>
-            </w:r>
-            <w:r>
-              <w:t>GET /id</w:t>
+              <w:t>GET, GET /id</w:t>
             </w:r>
           </w:p>
         </w:tc>
@@ -2844,7 +3070,7 @@
         </w:tc>
         <w:tc>
           <w:tcPr>
-            <w:tcW w:type="dxa" w:w="2246"/>
+            <w:tcW w:type="dxa" w:w="2059"/>
           </w:tcPr>
           <w:p>
             <w:r/>
@@ -2855,12 +3081,34 @@
         </w:tc>
         <w:tc>
           <w:tcPr>
-            <w:tcW w:type="dxa" w:w="1310"/>
-          </w:tcPr>
-          <w:p>
-            <w:r/>
-            <w:r>
-              <w:t>4</w:t>
+            <w:tcW w:type="dxa" w:w="1217"/>
+          </w:tcPr>
+          <w:p>
+            <w:r/>
+            <w:r>
+              <w:t>5</w:t>
+            </w:r>
+          </w:p>
+        </w:tc>
+        <w:tc>
+          <w:tcPr>
+            <w:tcW w:type="dxa" w:w="1591"/>
+          </w:tcPr>
+          <w:p>
+            <w:r/>
+            <w:r>
+              <w:t>Mandatory</w:t>
+            </w:r>
+          </w:p>
+        </w:tc>
+        <w:tc>
+          <w:tcPr>
+            <w:tcW w:type="dxa" w:w="1778"/>
+          </w:tcPr>
+          <w:p>
+            <w:r/>
+            <w:r>
+              <w:t>billPresentationMedia</w:t>
             </w:r>
           </w:p>
         </w:tc>
@@ -2871,53 +3119,7 @@
           <w:p>
             <w:r/>
             <w:r>
-              <w:t>Mandatory</w:t>
-            </w:r>
-          </w:p>
-        </w:tc>
-        <w:tc>
-          <w:tcPr>
-            <w:tcW w:type="dxa" w:w="1872"/>
-          </w:tcPr>
-          <w:p>
-            <w:r/>
-            <w:r>
-              <w:t>billingAccount</w:t>
-            </w:r>
-            <w:r>
-              <w:br/>
-            </w:r>
-            <w:r>
-              <w:t>billingCycleSpecification</w:t>
-            </w:r>
-            <w:r>
-              <w:br/>
-            </w:r>
-            <w:r>
-              <w:t>billFormat</w:t>
-            </w:r>
-            <w:r>
-              <w:br/>
-            </w:r>
-            <w:r>
-              <w:t>billPresentationMedia</w:t>
-            </w:r>
-          </w:p>
-        </w:tc>
-        <w:tc>
-          <w:tcPr>
-            <w:tcW w:type="dxa" w:w="1217"/>
-          </w:tcPr>
-          <w:p>
-            <w:r/>
-            <w:r>
-              <w:t>GET</w:t>
-            </w:r>
-            <w:r>
-              <w:br/>
-            </w:r>
-            <w:r>
-              <w:t>GET /id</w:t>
+              <w:t>GET, GET /id</w:t>
             </w:r>
           </w:p>
         </w:tc>
@@ -2930,24 +3132,24 @@
           <w:p>
             <w:r/>
             <w:r>
-              <w:t>TMF632</w:t>
-            </w:r>
-          </w:p>
-        </w:tc>
-        <w:tc>
-          <w:tcPr>
-            <w:tcW w:type="dxa" w:w="2246"/>
-          </w:tcPr>
-          <w:p>
-            <w:r/>
-            <w:r>
-              <w:t>Party Management API</w:t>
-            </w:r>
-          </w:p>
-        </w:tc>
-        <w:tc>
-          <w:tcPr>
-            <w:tcW w:type="dxa" w:w="1310"/>
+              <w:t>TMF666</w:t>
+            </w:r>
+          </w:p>
+        </w:tc>
+        <w:tc>
+          <w:tcPr>
+            <w:tcW w:type="dxa" w:w="2059"/>
+          </w:tcPr>
+          <w:p>
+            <w:r/>
+            <w:r>
+              <w:t>Account Management API</w:t>
+            </w:r>
+          </w:p>
+        </w:tc>
+        <w:tc>
+          <w:tcPr>
+            <w:tcW w:type="dxa" w:w="1217"/>
           </w:tcPr>
           <w:p>
             <w:r/>
@@ -2958,46 +3160,34 @@
         </w:tc>
         <w:tc>
           <w:tcPr>
+            <w:tcW w:type="dxa" w:w="1591"/>
+          </w:tcPr>
+          <w:p>
+            <w:r/>
+            <w:r>
+              <w:t>Mandatory</w:t>
+            </w:r>
+          </w:p>
+        </w:tc>
+        <w:tc>
+          <w:tcPr>
+            <w:tcW w:type="dxa" w:w="1778"/>
+          </w:tcPr>
+          <w:p>
+            <w:r/>
+            <w:r>
+              <w:t>billingAccount</w:t>
+            </w:r>
+          </w:p>
+        </w:tc>
+        <w:tc>
+          <w:tcPr>
             <w:tcW w:type="dxa" w:w="1685"/>
           </w:tcPr>
           <w:p>
             <w:r/>
             <w:r>
-              <w:t>Mandatory</w:t>
-            </w:r>
-          </w:p>
-        </w:tc>
-        <w:tc>
-          <w:tcPr>
-            <w:tcW w:type="dxa" w:w="1872"/>
-          </w:tcPr>
-          <w:p>
-            <w:r/>
-            <w:r>
-              <w:t>individual</w:t>
-            </w:r>
-            <w:r>
-              <w:br/>
-            </w:r>
-            <w:r>
-              <w:t>organization</w:t>
-            </w:r>
-          </w:p>
-        </w:tc>
-        <w:tc>
-          <w:tcPr>
-            <w:tcW w:type="dxa" w:w="1217"/>
-          </w:tcPr>
-          <w:p>
-            <w:r/>
-            <w:r>
-              <w:t>GET</w:t>
-            </w:r>
-            <w:r>
-              <w:br/>
-            </w:r>
-            <w:r>
-              <w:t>GET /id</w:t>
+              <w:t>GET, GET /id</w:t>
             </w:r>
           </w:p>
         </w:tc>
@@ -3010,29 +3200,51 @@
           <w:p>
             <w:r/>
             <w:r>
-              <w:t>TMF632</w:t>
-            </w:r>
-          </w:p>
-        </w:tc>
-        <w:tc>
-          <w:tcPr>
-            <w:tcW w:type="dxa" w:w="2246"/>
-          </w:tcPr>
-          <w:p>
-            <w:r/>
-            <w:r>
-              <w:t>Party Management API</w:t>
-            </w:r>
-          </w:p>
-        </w:tc>
-        <w:tc>
-          <w:tcPr>
-            <w:tcW w:type="dxa" w:w="1310"/>
-          </w:tcPr>
-          <w:p>
-            <w:r/>
-            <w:r>
-              <w:t>4</w:t>
+              <w:t>TMF666</w:t>
+            </w:r>
+          </w:p>
+        </w:tc>
+        <w:tc>
+          <w:tcPr>
+            <w:tcW w:type="dxa" w:w="2059"/>
+          </w:tcPr>
+          <w:p>
+            <w:r/>
+            <w:r>
+              <w:t>Account Management API</w:t>
+            </w:r>
+          </w:p>
+        </w:tc>
+        <w:tc>
+          <w:tcPr>
+            <w:tcW w:type="dxa" w:w="1217"/>
+          </w:tcPr>
+          <w:p>
+            <w:r/>
+            <w:r>
+              <w:t>5</w:t>
+            </w:r>
+          </w:p>
+        </w:tc>
+        <w:tc>
+          <w:tcPr>
+            <w:tcW w:type="dxa" w:w="1591"/>
+          </w:tcPr>
+          <w:p>
+            <w:r/>
+            <w:r>
+              <w:t>Mandatory</w:t>
+            </w:r>
+          </w:p>
+        </w:tc>
+        <w:tc>
+          <w:tcPr>
+            <w:tcW w:type="dxa" w:w="1778"/>
+          </w:tcPr>
+          <w:p>
+            <w:r/>
+            <w:r>
+              <w:t>billingCycleSpecification</w:t>
             </w:r>
           </w:p>
         </w:tc>
@@ -3043,41 +3255,7 @@
           <w:p>
             <w:r/>
             <w:r>
-              <w:t>Mandatory</w:t>
-            </w:r>
-          </w:p>
-        </w:tc>
-        <w:tc>
-          <w:tcPr>
-            <w:tcW w:type="dxa" w:w="1872"/>
-          </w:tcPr>
-          <w:p>
-            <w:r/>
-            <w:r>
-              <w:t>individual</w:t>
-            </w:r>
-            <w:r>
-              <w:br/>
-            </w:r>
-            <w:r>
-              <w:t>organization</w:t>
-            </w:r>
-          </w:p>
-        </w:tc>
-        <w:tc>
-          <w:tcPr>
-            <w:tcW w:type="dxa" w:w="1217"/>
-          </w:tcPr>
-          <w:p>
-            <w:r/>
-            <w:r>
-              <w:t>GET</w:t>
-            </w:r>
-            <w:r>
-              <w:br/>
-            </w:r>
-            <w:r>
-              <w:t>GET /id</w:t>
+              <w:t>GET, GET /id</w:t>
             </w:r>
           </w:p>
         </w:tc>
@@ -3090,24 +3268,24 @@
           <w:p>
             <w:r/>
             <w:r>
-              <w:t>TMF676</w:t>
-            </w:r>
-          </w:p>
-        </w:tc>
-        <w:tc>
-          <w:tcPr>
-            <w:tcW w:type="dxa" w:w="2246"/>
-          </w:tcPr>
-          <w:p>
-            <w:r/>
-            <w:r>
-              <w:t>Payment Management API</w:t>
-            </w:r>
-          </w:p>
-        </w:tc>
-        <w:tc>
-          <w:tcPr>
-            <w:tcW w:type="dxa" w:w="1310"/>
+              <w:t>TMF666</w:t>
+            </w:r>
+          </w:p>
+        </w:tc>
+        <w:tc>
+          <w:tcPr>
+            <w:tcW w:type="dxa" w:w="2059"/>
+          </w:tcPr>
+          <w:p>
+            <w:r/>
+            <w:r>
+              <w:t>Account Management API</w:t>
+            </w:r>
+          </w:p>
+        </w:tc>
+        <w:tc>
+          <w:tcPr>
+            <w:tcW w:type="dxa" w:w="1217"/>
           </w:tcPr>
           <w:p>
             <w:r/>
@@ -3118,52 +3296,34 @@
         </w:tc>
         <w:tc>
           <w:tcPr>
+            <w:tcW w:type="dxa" w:w="1591"/>
+          </w:tcPr>
+          <w:p>
+            <w:r/>
+            <w:r>
+              <w:t>Mandatory</w:t>
+            </w:r>
+          </w:p>
+        </w:tc>
+        <w:tc>
+          <w:tcPr>
+            <w:tcW w:type="dxa" w:w="1778"/>
+          </w:tcPr>
+          <w:p>
+            <w:r/>
+            <w:r>
+              <w:t>billingAccount</w:t>
+            </w:r>
+          </w:p>
+        </w:tc>
+        <w:tc>
+          <w:tcPr>
             <w:tcW w:type="dxa" w:w="1685"/>
           </w:tcPr>
           <w:p>
             <w:r/>
             <w:r>
-              <w:t>Optional</w:t>
-            </w:r>
-          </w:p>
-        </w:tc>
-        <w:tc>
-          <w:tcPr>
-            <w:tcW w:type="dxa" w:w="1872"/>
-          </w:tcPr>
-          <w:p>
-            <w:r/>
-            <w:r>
-              <w:t>payment</w:t>
-            </w:r>
-            <w:r>
-              <w:br/>
-            </w:r>
-            <w:r>
-              <w:t>refund</w:t>
-            </w:r>
-          </w:p>
-        </w:tc>
-        <w:tc>
-          <w:tcPr>
-            <w:tcW w:type="dxa" w:w="1217"/>
-          </w:tcPr>
-          <w:p>
-            <w:r/>
-            <w:r>
-              <w:t>GET</w:t>
-            </w:r>
-            <w:r>
-              <w:br/>
-            </w:r>
-            <w:r>
-              <w:t>GET /id</w:t>
-            </w:r>
-            <w:r>
-              <w:br/>
-            </w:r>
-            <w:r>
-              <w:t>POST</w:t>
+              <w:t>GET, GET /id</w:t>
             </w:r>
           </w:p>
         </w:tc>
@@ -3176,24 +3336,24 @@
           <w:p>
             <w:r/>
             <w:r>
-              <w:t>TMF667</w:t>
-            </w:r>
-          </w:p>
-        </w:tc>
-        <w:tc>
-          <w:tcPr>
-            <w:tcW w:type="dxa" w:w="2246"/>
-          </w:tcPr>
-          <w:p>
-            <w:r/>
-            <w:r>
-              <w:t>Document Management API</w:t>
-            </w:r>
-          </w:p>
-        </w:tc>
-        <w:tc>
-          <w:tcPr>
-            <w:tcW w:type="dxa" w:w="1310"/>
+              <w:t>TMF666</w:t>
+            </w:r>
+          </w:p>
+        </w:tc>
+        <w:tc>
+          <w:tcPr>
+            <w:tcW w:type="dxa" w:w="2059"/>
+          </w:tcPr>
+          <w:p>
+            <w:r/>
+            <w:r>
+              <w:t>Account Management API</w:t>
+            </w:r>
+          </w:p>
+        </w:tc>
+        <w:tc>
+          <w:tcPr>
+            <w:tcW w:type="dxa" w:w="1217"/>
           </w:tcPr>
           <w:p>
             <w:r/>
@@ -3204,46 +3364,34 @@
         </w:tc>
         <w:tc>
           <w:tcPr>
+            <w:tcW w:type="dxa" w:w="1591"/>
+          </w:tcPr>
+          <w:p>
+            <w:r/>
+            <w:r>
+              <w:t>Mandatory</w:t>
+            </w:r>
+          </w:p>
+        </w:tc>
+        <w:tc>
+          <w:tcPr>
+            <w:tcW w:type="dxa" w:w="1778"/>
+          </w:tcPr>
+          <w:p>
+            <w:r/>
+            <w:r>
+              <w:t>billingCycleSpecification</w:t>
+            </w:r>
+          </w:p>
+        </w:tc>
+        <w:tc>
+          <w:tcPr>
             <w:tcW w:type="dxa" w:w="1685"/>
           </w:tcPr>
           <w:p>
             <w:r/>
             <w:r>
-              <w:t>Optional</w:t>
-            </w:r>
-          </w:p>
-        </w:tc>
-        <w:tc>
-          <w:tcPr>
-            <w:tcW w:type="dxa" w:w="1872"/>
-          </w:tcPr>
-          <w:p>
-            <w:r/>
-            <w:r>
-              <w:t>document</w:t>
-            </w:r>
-          </w:p>
-        </w:tc>
-        <w:tc>
-          <w:tcPr>
-            <w:tcW w:type="dxa" w:w="1217"/>
-          </w:tcPr>
-          <w:p>
-            <w:r/>
-            <w:r>
-              <w:t>GET</w:t>
-            </w:r>
-            <w:r>
-              <w:br/>
-            </w:r>
-            <w:r>
-              <w:t>GET /id</w:t>
-            </w:r>
-            <w:r>
-              <w:br/>
-            </w:r>
-            <w:r>
-              <w:t>POST</w:t>
+              <w:t>GET, GET /id</w:t>
             </w:r>
           </w:p>
         </w:tc>
@@ -3256,29 +3404,51 @@
           <w:p>
             <w:r/>
             <w:r>
-              <w:t>TMF637</w:t>
-            </w:r>
-          </w:p>
-        </w:tc>
-        <w:tc>
-          <w:tcPr>
-            <w:tcW w:type="dxa" w:w="2246"/>
-          </w:tcPr>
-          <w:p>
-            <w:r/>
-            <w:r>
-              <w:t>Product Inventory Management API</w:t>
-            </w:r>
-          </w:p>
-        </w:tc>
-        <w:tc>
-          <w:tcPr>
-            <w:tcW w:type="dxa" w:w="1310"/>
-          </w:tcPr>
-          <w:p>
-            <w:r/>
-            <w:r>
-              <w:t>5</w:t>
+              <w:t>TMF666</w:t>
+            </w:r>
+          </w:p>
+        </w:tc>
+        <w:tc>
+          <w:tcPr>
+            <w:tcW w:type="dxa" w:w="2059"/>
+          </w:tcPr>
+          <w:p>
+            <w:r/>
+            <w:r>
+              <w:t>Account Management API</w:t>
+            </w:r>
+          </w:p>
+        </w:tc>
+        <w:tc>
+          <w:tcPr>
+            <w:tcW w:type="dxa" w:w="1217"/>
+          </w:tcPr>
+          <w:p>
+            <w:r/>
+            <w:r>
+              <w:t>4</w:t>
+            </w:r>
+          </w:p>
+        </w:tc>
+        <w:tc>
+          <w:tcPr>
+            <w:tcW w:type="dxa" w:w="1591"/>
+          </w:tcPr>
+          <w:p>
+            <w:r/>
+            <w:r>
+              <w:t>Mandatory</w:t>
+            </w:r>
+          </w:p>
+        </w:tc>
+        <w:tc>
+          <w:tcPr>
+            <w:tcW w:type="dxa" w:w="1778"/>
+          </w:tcPr>
+          <w:p>
+            <w:r/>
+            <w:r>
+              <w:t>billFormat</w:t>
             </w:r>
           </w:p>
         </w:tc>
@@ -3289,35 +3459,7 @@
           <w:p>
             <w:r/>
             <w:r>
-              <w:t>Optional</w:t>
-            </w:r>
-          </w:p>
-        </w:tc>
-        <w:tc>
-          <w:tcPr>
-            <w:tcW w:type="dxa" w:w="1872"/>
-          </w:tcPr>
-          <w:p>
-            <w:r/>
-            <w:r>
-              <w:t>product</w:t>
-            </w:r>
-          </w:p>
-        </w:tc>
-        <w:tc>
-          <w:tcPr>
-            <w:tcW w:type="dxa" w:w="1217"/>
-          </w:tcPr>
-          <w:p>
-            <w:r/>
-            <w:r>
-              <w:t>GET</w:t>
-            </w:r>
-            <w:r>
-              <w:br/>
-            </w:r>
-            <w:r>
-              <w:t>GET /id</w:t>
+              <w:t>GET, GET /id</w:t>
             </w:r>
           </w:p>
         </w:tc>
@@ -3330,24 +3472,24 @@
           <w:p>
             <w:r/>
             <w:r>
-              <w:t>TMF637</w:t>
-            </w:r>
-          </w:p>
-        </w:tc>
-        <w:tc>
-          <w:tcPr>
-            <w:tcW w:type="dxa" w:w="2246"/>
-          </w:tcPr>
-          <w:p>
-            <w:r/>
-            <w:r>
-              <w:t>Product Inventory Management API</w:t>
-            </w:r>
-          </w:p>
-        </w:tc>
-        <w:tc>
-          <w:tcPr>
-            <w:tcW w:type="dxa" w:w="1310"/>
+              <w:t>TMF666</w:t>
+            </w:r>
+          </w:p>
+        </w:tc>
+        <w:tc>
+          <w:tcPr>
+            <w:tcW w:type="dxa" w:w="2059"/>
+          </w:tcPr>
+          <w:p>
+            <w:r/>
+            <w:r>
+              <w:t>Account Management API</w:t>
+            </w:r>
+          </w:p>
+        </w:tc>
+        <w:tc>
+          <w:tcPr>
+            <w:tcW w:type="dxa" w:w="1217"/>
           </w:tcPr>
           <w:p>
             <w:r/>
@@ -3358,40 +3500,34 @@
         </w:tc>
         <w:tc>
           <w:tcPr>
+            <w:tcW w:type="dxa" w:w="1591"/>
+          </w:tcPr>
+          <w:p>
+            <w:r/>
+            <w:r>
+              <w:t>Mandatory</w:t>
+            </w:r>
+          </w:p>
+        </w:tc>
+        <w:tc>
+          <w:tcPr>
+            <w:tcW w:type="dxa" w:w="1778"/>
+          </w:tcPr>
+          <w:p>
+            <w:r/>
+            <w:r>
+              <w:t>billPresentationMedia</w:t>
+            </w:r>
+          </w:p>
+        </w:tc>
+        <w:tc>
+          <w:tcPr>
             <w:tcW w:type="dxa" w:w="1685"/>
           </w:tcPr>
           <w:p>
             <w:r/>
             <w:r>
-              <w:t>Optional</w:t>
-            </w:r>
-          </w:p>
-        </w:tc>
-        <w:tc>
-          <w:tcPr>
-            <w:tcW w:type="dxa" w:w="1872"/>
-          </w:tcPr>
-          <w:p>
-            <w:r/>
-            <w:r>
-              <w:t>product</w:t>
-            </w:r>
-          </w:p>
-        </w:tc>
-        <w:tc>
-          <w:tcPr>
-            <w:tcW w:type="dxa" w:w="1217"/>
-          </w:tcPr>
-          <w:p>
-            <w:r/>
-            <w:r>
-              <w:t>GET</w:t>
-            </w:r>
-            <w:r>
-              <w:br/>
-            </w:r>
-            <w:r>
-              <w:t>GET /id</w:t>
+              <w:t>GET, GET /id</w:t>
             </w:r>
           </w:p>
         </w:tc>
@@ -3404,24 +3540,24 @@
           <w:p>
             <w:r/>
             <w:r>
-              <w:t>TMF669</w:t>
-            </w:r>
-          </w:p>
-        </w:tc>
-        <w:tc>
-          <w:tcPr>
-            <w:tcW w:type="dxa" w:w="2246"/>
-          </w:tcPr>
-          <w:p>
-            <w:r/>
-            <w:r>
-              <w:t>Party Role Management API</w:t>
-            </w:r>
-          </w:p>
-        </w:tc>
-        <w:tc>
-          <w:tcPr>
-            <w:tcW w:type="dxa" w:w="1310"/>
+              <w:t>TMF632</w:t>
+            </w:r>
+          </w:p>
+        </w:tc>
+        <w:tc>
+          <w:tcPr>
+            <w:tcW w:type="dxa" w:w="2059"/>
+          </w:tcPr>
+          <w:p>
+            <w:r/>
+            <w:r>
+              <w:t>Party Management API</w:t>
+            </w:r>
+          </w:p>
+        </w:tc>
+        <w:tc>
+          <w:tcPr>
+            <w:tcW w:type="dxa" w:w="1217"/>
           </w:tcPr>
           <w:p>
             <w:r/>
@@ -3432,40 +3568,34 @@
         </w:tc>
         <w:tc>
           <w:tcPr>
+            <w:tcW w:type="dxa" w:w="1591"/>
+          </w:tcPr>
+          <w:p>
+            <w:r/>
+            <w:r>
+              <w:t>Mandatory</w:t>
+            </w:r>
+          </w:p>
+        </w:tc>
+        <w:tc>
+          <w:tcPr>
+            <w:tcW w:type="dxa" w:w="1778"/>
+          </w:tcPr>
+          <w:p>
+            <w:r/>
+            <w:r>
+              <w:t>individual</w:t>
+            </w:r>
+          </w:p>
+        </w:tc>
+        <w:tc>
+          <w:tcPr>
             <w:tcW w:type="dxa" w:w="1685"/>
           </w:tcPr>
           <w:p>
             <w:r/>
             <w:r>
-              <w:t>Mandatory</w:t>
-            </w:r>
-          </w:p>
-        </w:tc>
-        <w:tc>
-          <w:tcPr>
-            <w:tcW w:type="dxa" w:w="1872"/>
-          </w:tcPr>
-          <w:p>
-            <w:r/>
-            <w:r>
-              <w:t>partyRole</w:t>
-            </w:r>
-          </w:p>
-        </w:tc>
-        <w:tc>
-          <w:tcPr>
-            <w:tcW w:type="dxa" w:w="1217"/>
-          </w:tcPr>
-          <w:p>
-            <w:r/>
-            <w:r>
-              <w:t>GET</w:t>
-            </w:r>
-            <w:r>
-              <w:br/>
-            </w:r>
-            <w:r>
-              <w:t>GET /id</w:t>
+              <w:t>GET, GET /id</w:t>
             </w:r>
           </w:p>
         </w:tc>
@@ -3478,29 +3608,51 @@
           <w:p>
             <w:r/>
             <w:r>
-              <w:t>TMF669</w:t>
-            </w:r>
-          </w:p>
-        </w:tc>
-        <w:tc>
-          <w:tcPr>
-            <w:tcW w:type="dxa" w:w="2246"/>
-          </w:tcPr>
-          <w:p>
-            <w:r/>
-            <w:r>
-              <w:t>Party Role Management API</w:t>
-            </w:r>
-          </w:p>
-        </w:tc>
-        <w:tc>
-          <w:tcPr>
-            <w:tcW w:type="dxa" w:w="1310"/>
-          </w:tcPr>
-          <w:p>
-            <w:r/>
-            <w:r>
-              <w:t>4</w:t>
+              <w:t>TMF632</w:t>
+            </w:r>
+          </w:p>
+        </w:tc>
+        <w:tc>
+          <w:tcPr>
+            <w:tcW w:type="dxa" w:w="2059"/>
+          </w:tcPr>
+          <w:p>
+            <w:r/>
+            <w:r>
+              <w:t>Party Management API</w:t>
+            </w:r>
+          </w:p>
+        </w:tc>
+        <w:tc>
+          <w:tcPr>
+            <w:tcW w:type="dxa" w:w="1217"/>
+          </w:tcPr>
+          <w:p>
+            <w:r/>
+            <w:r>
+              <w:t>5</w:t>
+            </w:r>
+          </w:p>
+        </w:tc>
+        <w:tc>
+          <w:tcPr>
+            <w:tcW w:type="dxa" w:w="1591"/>
+          </w:tcPr>
+          <w:p>
+            <w:r/>
+            <w:r>
+              <w:t>Mandatory</w:t>
+            </w:r>
+          </w:p>
+        </w:tc>
+        <w:tc>
+          <w:tcPr>
+            <w:tcW w:type="dxa" w:w="1778"/>
+          </w:tcPr>
+          <w:p>
+            <w:r/>
+            <w:r>
+              <w:t>organization</w:t>
             </w:r>
           </w:p>
         </w:tc>
@@ -3511,35 +3663,7 @@
           <w:p>
             <w:r/>
             <w:r>
-              <w:t>Mandatory</w:t>
-            </w:r>
-          </w:p>
-        </w:tc>
-        <w:tc>
-          <w:tcPr>
-            <w:tcW w:type="dxa" w:w="1872"/>
-          </w:tcPr>
-          <w:p>
-            <w:r/>
-            <w:r>
-              <w:t>PartyRole</w:t>
-            </w:r>
-          </w:p>
-        </w:tc>
-        <w:tc>
-          <w:tcPr>
-            <w:tcW w:type="dxa" w:w="1217"/>
-          </w:tcPr>
-          <w:p>
-            <w:r/>
-            <w:r>
-              <w:t>GET</w:t>
-            </w:r>
-            <w:r>
-              <w:br/>
-            </w:r>
-            <w:r>
-              <w:t>GET /id</w:t>
+              <w:t>GET, GET /id</w:t>
             </w:r>
           </w:p>
         </w:tc>
@@ -3552,13 +3676,625 @@
           <w:p>
             <w:r/>
             <w:r>
+              <w:t>TMF632</w:t>
+            </w:r>
+          </w:p>
+        </w:tc>
+        <w:tc>
+          <w:tcPr>
+            <w:tcW w:type="dxa" w:w="2059"/>
+          </w:tcPr>
+          <w:p>
+            <w:r/>
+            <w:r>
+              <w:t>Party Management API</w:t>
+            </w:r>
+          </w:p>
+        </w:tc>
+        <w:tc>
+          <w:tcPr>
+            <w:tcW w:type="dxa" w:w="1217"/>
+          </w:tcPr>
+          <w:p>
+            <w:r/>
+            <w:r>
+              <w:t>4</w:t>
+            </w:r>
+          </w:p>
+        </w:tc>
+        <w:tc>
+          <w:tcPr>
+            <w:tcW w:type="dxa" w:w="1591"/>
+          </w:tcPr>
+          <w:p>
+            <w:r/>
+            <w:r>
+              <w:t>Mandatory</w:t>
+            </w:r>
+          </w:p>
+        </w:tc>
+        <w:tc>
+          <w:tcPr>
+            <w:tcW w:type="dxa" w:w="1778"/>
+          </w:tcPr>
+          <w:p>
+            <w:r/>
+            <w:r>
+              <w:t>individual</w:t>
+            </w:r>
+          </w:p>
+        </w:tc>
+        <w:tc>
+          <w:tcPr>
+            <w:tcW w:type="dxa" w:w="1685"/>
+          </w:tcPr>
+          <w:p>
+            <w:r/>
+            <w:r>
+              <w:t>GET, GET /id</w:t>
+            </w:r>
+          </w:p>
+        </w:tc>
+      </w:tr>
+      <w:tr>
+        <w:tc>
+          <w:tcPr>
+            <w:tcW w:type="dxa" w:w="1030"/>
+          </w:tcPr>
+          <w:p>
+            <w:r/>
+            <w:r>
+              <w:t>TMF632</w:t>
+            </w:r>
+          </w:p>
+        </w:tc>
+        <w:tc>
+          <w:tcPr>
+            <w:tcW w:type="dxa" w:w="2059"/>
+          </w:tcPr>
+          <w:p>
+            <w:r/>
+            <w:r>
+              <w:t>Party Management API</w:t>
+            </w:r>
+          </w:p>
+        </w:tc>
+        <w:tc>
+          <w:tcPr>
+            <w:tcW w:type="dxa" w:w="1217"/>
+          </w:tcPr>
+          <w:p>
+            <w:r/>
+            <w:r>
+              <w:t>4</w:t>
+            </w:r>
+          </w:p>
+        </w:tc>
+        <w:tc>
+          <w:tcPr>
+            <w:tcW w:type="dxa" w:w="1591"/>
+          </w:tcPr>
+          <w:p>
+            <w:r/>
+            <w:r>
+              <w:t>Mandatory</w:t>
+            </w:r>
+          </w:p>
+        </w:tc>
+        <w:tc>
+          <w:tcPr>
+            <w:tcW w:type="dxa" w:w="1778"/>
+          </w:tcPr>
+          <w:p>
+            <w:r/>
+            <w:r>
+              <w:t>organization</w:t>
+            </w:r>
+          </w:p>
+        </w:tc>
+        <w:tc>
+          <w:tcPr>
+            <w:tcW w:type="dxa" w:w="1685"/>
+          </w:tcPr>
+          <w:p>
+            <w:r/>
+            <w:r>
+              <w:t>GET, GET /id</w:t>
+            </w:r>
+          </w:p>
+        </w:tc>
+      </w:tr>
+      <w:tr>
+        <w:tc>
+          <w:tcPr>
+            <w:tcW w:type="dxa" w:w="1030"/>
+          </w:tcPr>
+          <w:p>
+            <w:r/>
+            <w:r>
+              <w:t>TMF676</w:t>
+            </w:r>
+          </w:p>
+        </w:tc>
+        <w:tc>
+          <w:tcPr>
+            <w:tcW w:type="dxa" w:w="2059"/>
+          </w:tcPr>
+          <w:p>
+            <w:r/>
+            <w:r>
+              <w:t>Payment Management API</w:t>
+            </w:r>
+          </w:p>
+        </w:tc>
+        <w:tc>
+          <w:tcPr>
+            <w:tcW w:type="dxa" w:w="1217"/>
+          </w:tcPr>
+          <w:p>
+            <w:r/>
+            <w:r>
+              <w:t>4</w:t>
+            </w:r>
+          </w:p>
+        </w:tc>
+        <w:tc>
+          <w:tcPr>
+            <w:tcW w:type="dxa" w:w="1591"/>
+          </w:tcPr>
+          <w:p>
+            <w:r/>
+            <w:r>
+              <w:t>Optional</w:t>
+            </w:r>
+          </w:p>
+        </w:tc>
+        <w:tc>
+          <w:tcPr>
+            <w:tcW w:type="dxa" w:w="1778"/>
+          </w:tcPr>
+          <w:p>
+            <w:r/>
+            <w:r>
+              <w:t>payment</w:t>
+            </w:r>
+          </w:p>
+        </w:tc>
+        <w:tc>
+          <w:tcPr>
+            <w:tcW w:type="dxa" w:w="1685"/>
+          </w:tcPr>
+          <w:p>
+            <w:r/>
+            <w:r>
+              <w:t>GET, GET /id, POST</w:t>
+            </w:r>
+          </w:p>
+        </w:tc>
+      </w:tr>
+      <w:tr>
+        <w:tc>
+          <w:tcPr>
+            <w:tcW w:type="dxa" w:w="1030"/>
+          </w:tcPr>
+          <w:p>
+            <w:r/>
+            <w:r>
+              <w:t>TMF676</w:t>
+            </w:r>
+          </w:p>
+        </w:tc>
+        <w:tc>
+          <w:tcPr>
+            <w:tcW w:type="dxa" w:w="2059"/>
+          </w:tcPr>
+          <w:p>
+            <w:r/>
+            <w:r>
+              <w:t>Payment Management API</w:t>
+            </w:r>
+          </w:p>
+        </w:tc>
+        <w:tc>
+          <w:tcPr>
+            <w:tcW w:type="dxa" w:w="1217"/>
+          </w:tcPr>
+          <w:p>
+            <w:r/>
+            <w:r>
+              <w:t>4</w:t>
+            </w:r>
+          </w:p>
+        </w:tc>
+        <w:tc>
+          <w:tcPr>
+            <w:tcW w:type="dxa" w:w="1591"/>
+          </w:tcPr>
+          <w:p>
+            <w:r/>
+            <w:r>
+              <w:t>Optional</w:t>
+            </w:r>
+          </w:p>
+        </w:tc>
+        <w:tc>
+          <w:tcPr>
+            <w:tcW w:type="dxa" w:w="1778"/>
+          </w:tcPr>
+          <w:p>
+            <w:r/>
+            <w:r>
+              <w:t>refund</w:t>
+            </w:r>
+          </w:p>
+        </w:tc>
+        <w:tc>
+          <w:tcPr>
+            <w:tcW w:type="dxa" w:w="1685"/>
+          </w:tcPr>
+          <w:p>
+            <w:r/>
+            <w:r>
+              <w:t>GET, GET /id, POST</w:t>
+            </w:r>
+          </w:p>
+        </w:tc>
+      </w:tr>
+      <w:tr>
+        <w:tc>
+          <w:tcPr>
+            <w:tcW w:type="dxa" w:w="1030"/>
+          </w:tcPr>
+          <w:p>
+            <w:r/>
+            <w:r>
+              <w:t>TMF667</w:t>
+            </w:r>
+          </w:p>
+        </w:tc>
+        <w:tc>
+          <w:tcPr>
+            <w:tcW w:type="dxa" w:w="2059"/>
+          </w:tcPr>
+          <w:p>
+            <w:r/>
+            <w:r>
+              <w:t>Document Management API</w:t>
+            </w:r>
+          </w:p>
+        </w:tc>
+        <w:tc>
+          <w:tcPr>
+            <w:tcW w:type="dxa" w:w="1217"/>
+          </w:tcPr>
+          <w:p>
+            <w:r/>
+            <w:r>
+              <w:t>4</w:t>
+            </w:r>
+          </w:p>
+        </w:tc>
+        <w:tc>
+          <w:tcPr>
+            <w:tcW w:type="dxa" w:w="1591"/>
+          </w:tcPr>
+          <w:p>
+            <w:r/>
+            <w:r>
+              <w:t>Optional</w:t>
+            </w:r>
+          </w:p>
+        </w:tc>
+        <w:tc>
+          <w:tcPr>
+            <w:tcW w:type="dxa" w:w="1778"/>
+          </w:tcPr>
+          <w:p>
+            <w:r/>
+            <w:r>
+              <w:t>document</w:t>
+            </w:r>
+          </w:p>
+        </w:tc>
+        <w:tc>
+          <w:tcPr>
+            <w:tcW w:type="dxa" w:w="1685"/>
+          </w:tcPr>
+          <w:p>
+            <w:r/>
+            <w:r>
+              <w:t>GET, GET /id, POST</w:t>
+            </w:r>
+          </w:p>
+        </w:tc>
+      </w:tr>
+      <w:tr>
+        <w:tc>
+          <w:tcPr>
+            <w:tcW w:type="dxa" w:w="1030"/>
+          </w:tcPr>
+          <w:p>
+            <w:r/>
+            <w:r>
+              <w:t>TMF637</w:t>
+            </w:r>
+          </w:p>
+        </w:tc>
+        <w:tc>
+          <w:tcPr>
+            <w:tcW w:type="dxa" w:w="2059"/>
+          </w:tcPr>
+          <w:p>
+            <w:r/>
+            <w:r>
+              <w:t>Product Inventory Management API</w:t>
+            </w:r>
+          </w:p>
+        </w:tc>
+        <w:tc>
+          <w:tcPr>
+            <w:tcW w:type="dxa" w:w="1217"/>
+          </w:tcPr>
+          <w:p>
+            <w:r/>
+            <w:r>
+              <w:t>5</w:t>
+            </w:r>
+          </w:p>
+        </w:tc>
+        <w:tc>
+          <w:tcPr>
+            <w:tcW w:type="dxa" w:w="1591"/>
+          </w:tcPr>
+          <w:p>
+            <w:r/>
+            <w:r>
+              <w:t>Optional</w:t>
+            </w:r>
+          </w:p>
+        </w:tc>
+        <w:tc>
+          <w:tcPr>
+            <w:tcW w:type="dxa" w:w="1778"/>
+          </w:tcPr>
+          <w:p>
+            <w:r/>
+            <w:r>
+              <w:t>product</w:t>
+            </w:r>
+          </w:p>
+        </w:tc>
+        <w:tc>
+          <w:tcPr>
+            <w:tcW w:type="dxa" w:w="1685"/>
+          </w:tcPr>
+          <w:p>
+            <w:r/>
+            <w:r>
+              <w:t>GET, GET /id</w:t>
+            </w:r>
+          </w:p>
+        </w:tc>
+      </w:tr>
+      <w:tr>
+        <w:tc>
+          <w:tcPr>
+            <w:tcW w:type="dxa" w:w="1030"/>
+          </w:tcPr>
+          <w:p>
+            <w:r/>
+            <w:r>
+              <w:t>TMF637</w:t>
+            </w:r>
+          </w:p>
+        </w:tc>
+        <w:tc>
+          <w:tcPr>
+            <w:tcW w:type="dxa" w:w="2059"/>
+          </w:tcPr>
+          <w:p>
+            <w:r/>
+            <w:r>
+              <w:t>Product Inventory Management API</w:t>
+            </w:r>
+          </w:p>
+        </w:tc>
+        <w:tc>
+          <w:tcPr>
+            <w:tcW w:type="dxa" w:w="1217"/>
+          </w:tcPr>
+          <w:p>
+            <w:r/>
+            <w:r>
+              <w:t>4</w:t>
+            </w:r>
+          </w:p>
+        </w:tc>
+        <w:tc>
+          <w:tcPr>
+            <w:tcW w:type="dxa" w:w="1591"/>
+          </w:tcPr>
+          <w:p>
+            <w:r/>
+            <w:r>
+              <w:t>Optional</w:t>
+            </w:r>
+          </w:p>
+        </w:tc>
+        <w:tc>
+          <w:tcPr>
+            <w:tcW w:type="dxa" w:w="1778"/>
+          </w:tcPr>
+          <w:p>
+            <w:r/>
+            <w:r>
+              <w:t>product</w:t>
+            </w:r>
+          </w:p>
+        </w:tc>
+        <w:tc>
+          <w:tcPr>
+            <w:tcW w:type="dxa" w:w="1685"/>
+          </w:tcPr>
+          <w:p>
+            <w:r/>
+            <w:r>
+              <w:t>GET, GET /id</w:t>
+            </w:r>
+          </w:p>
+        </w:tc>
+      </w:tr>
+      <w:tr>
+        <w:tc>
+          <w:tcPr>
+            <w:tcW w:type="dxa" w:w="1030"/>
+          </w:tcPr>
+          <w:p>
+            <w:r/>
+            <w:r>
+              <w:t>TMF669</w:t>
+            </w:r>
+          </w:p>
+        </w:tc>
+        <w:tc>
+          <w:tcPr>
+            <w:tcW w:type="dxa" w:w="2059"/>
+          </w:tcPr>
+          <w:p>
+            <w:r/>
+            <w:r>
+              <w:t>Party Role Management API</w:t>
+            </w:r>
+          </w:p>
+        </w:tc>
+        <w:tc>
+          <w:tcPr>
+            <w:tcW w:type="dxa" w:w="1217"/>
+          </w:tcPr>
+          <w:p>
+            <w:r/>
+            <w:r>
+              <w:t>5</w:t>
+            </w:r>
+          </w:p>
+        </w:tc>
+        <w:tc>
+          <w:tcPr>
+            <w:tcW w:type="dxa" w:w="1591"/>
+          </w:tcPr>
+          <w:p>
+            <w:r/>
+            <w:r>
+              <w:t>Mandatory</w:t>
+            </w:r>
+          </w:p>
+        </w:tc>
+        <w:tc>
+          <w:tcPr>
+            <w:tcW w:type="dxa" w:w="1778"/>
+          </w:tcPr>
+          <w:p>
+            <w:r/>
+            <w:r>
+              <w:t>partyRole</w:t>
+            </w:r>
+          </w:p>
+        </w:tc>
+        <w:tc>
+          <w:tcPr>
+            <w:tcW w:type="dxa" w:w="1685"/>
+          </w:tcPr>
+          <w:p>
+            <w:r/>
+            <w:r>
+              <w:t>GET, GET /id</w:t>
+            </w:r>
+          </w:p>
+        </w:tc>
+      </w:tr>
+      <w:tr>
+        <w:tc>
+          <w:tcPr>
+            <w:tcW w:type="dxa" w:w="1030"/>
+          </w:tcPr>
+          <w:p>
+            <w:r/>
+            <w:r>
+              <w:t>TMF669</w:t>
+            </w:r>
+          </w:p>
+        </w:tc>
+        <w:tc>
+          <w:tcPr>
+            <w:tcW w:type="dxa" w:w="2059"/>
+          </w:tcPr>
+          <w:p>
+            <w:r/>
+            <w:r>
+              <w:t>Party Role Management API</w:t>
+            </w:r>
+          </w:p>
+        </w:tc>
+        <w:tc>
+          <w:tcPr>
+            <w:tcW w:type="dxa" w:w="1217"/>
+          </w:tcPr>
+          <w:p>
+            <w:r/>
+            <w:r>
+              <w:t>4</w:t>
+            </w:r>
+          </w:p>
+        </w:tc>
+        <w:tc>
+          <w:tcPr>
+            <w:tcW w:type="dxa" w:w="1591"/>
+          </w:tcPr>
+          <w:p>
+            <w:r/>
+            <w:r>
+              <w:t>Mandatory</w:t>
+            </w:r>
+          </w:p>
+        </w:tc>
+        <w:tc>
+          <w:tcPr>
+            <w:tcW w:type="dxa" w:w="1778"/>
+          </w:tcPr>
+          <w:p>
+            <w:r/>
+            <w:r>
+              <w:t>PartyRole</w:t>
+            </w:r>
+          </w:p>
+        </w:tc>
+        <w:tc>
+          <w:tcPr>
+            <w:tcW w:type="dxa" w:w="1685"/>
+          </w:tcPr>
+          <w:p>
+            <w:r/>
+            <w:r>
+              <w:t>GET, GET /id</w:t>
+            </w:r>
+          </w:p>
+        </w:tc>
+      </w:tr>
+      <w:tr>
+        <w:tc>
+          <w:tcPr>
+            <w:tcW w:type="dxa" w:w="1030"/>
+          </w:tcPr>
+          <w:p>
+            <w:r/>
+            <w:r>
               <w:t>TMF701</w:t>
             </w:r>
           </w:p>
         </w:tc>
         <w:tc>
           <w:tcPr>
-            <w:tcW w:type="dxa" w:w="2246"/>
+            <w:tcW w:type="dxa" w:w="2059"/>
           </w:tcPr>
           <w:p>
             <w:r/>
@@ -3569,7 +4305,7 @@
         </w:tc>
         <w:tc>
           <w:tcPr>
-            <w:tcW w:type="dxa" w:w="1310"/>
+            <w:tcW w:type="dxa" w:w="1217"/>
           </w:tcPr>
           <w:p>
             <w:r/>
@@ -3580,27 +4316,89 @@
         </w:tc>
         <w:tc>
           <w:tcPr>
+            <w:tcW w:type="dxa" w:w="1591"/>
+          </w:tcPr>
+          <w:p>
+            <w:r/>
+            <w:r>
+              <w:t>Optional</w:t>
+            </w:r>
+          </w:p>
+        </w:tc>
+        <w:tc>
+          <w:tcPr>
+            <w:tcW w:type="dxa" w:w="1778"/>
+          </w:tcPr>
+          <w:p>
+            <w:r/>
+            <w:r>
+              <w:t>processFlow</w:t>
+            </w:r>
+          </w:p>
+        </w:tc>
+        <w:tc>
+          <w:tcPr>
             <w:tcW w:type="dxa" w:w="1685"/>
           </w:tcPr>
           <w:p>
             <w:r/>
             <w:r>
+              <w:t>POST, GET, GET /id, PATCH</w:t>
+            </w:r>
+          </w:p>
+        </w:tc>
+      </w:tr>
+      <w:tr>
+        <w:tc>
+          <w:tcPr>
+            <w:tcW w:type="dxa" w:w="1030"/>
+          </w:tcPr>
+          <w:p>
+            <w:r/>
+            <w:r>
+              <w:t>TMF701</w:t>
+            </w:r>
+          </w:p>
+        </w:tc>
+        <w:tc>
+          <w:tcPr>
+            <w:tcW w:type="dxa" w:w="2059"/>
+          </w:tcPr>
+          <w:p>
+            <w:r/>
+            <w:r>
+              <w:t>UNRESOLVED-TMF701</w:t>
+            </w:r>
+          </w:p>
+        </w:tc>
+        <w:tc>
+          <w:tcPr>
+            <w:tcW w:type="dxa" w:w="1217"/>
+          </w:tcPr>
+          <w:p>
+            <w:r/>
+            <w:r>
+              <w:t>4</w:t>
+            </w:r>
+          </w:p>
+        </w:tc>
+        <w:tc>
+          <w:tcPr>
+            <w:tcW w:type="dxa" w:w="1591"/>
+          </w:tcPr>
+          <w:p>
+            <w:r/>
+            <w:r>
               <w:t>Optional</w:t>
             </w:r>
           </w:p>
         </w:tc>
         <w:tc>
           <w:tcPr>
-            <w:tcW w:type="dxa" w:w="1872"/>
-          </w:tcPr>
-          <w:p>
-            <w:r/>
-            <w:r>
-              <w:t>processFlow</w:t>
-            </w:r>
-            <w:r>
-              <w:br/>
-            </w:r>
+            <w:tcW w:type="dxa" w:w="1778"/>
+          </w:tcPr>
+          <w:p>
+            <w:r/>
             <w:r>
               <w:t>taskFlow</w:t>
             </w:r>
@@ -3608,30 +4406,12 @@
         </w:tc>
         <w:tc>
           <w:tcPr>
-            <w:tcW w:type="dxa" w:w="1217"/>
-          </w:tcPr>
-          <w:p>
-            <w:r/>
-            <w:r>
-              <w:t>POST</w:t>
-            </w:r>
-            <w:r>
-              <w:br/>
-            </w:r>
-            <w:r>
-              <w:t>GET</w:t>
-            </w:r>
-            <w:r>
-              <w:br/>
-            </w:r>
-            <w:r>
-              <w:t>GET /id</w:t>
-            </w:r>
-            <w:r>
-              <w:br/>
-            </w:r>
-            <w:r>
-              <w:t>PATCH</w:t>
+            <w:tcW w:type="dxa" w:w="1685"/>
+          </w:tcPr>
+          <w:p>
+            <w:r/>
+            <w:r>
+              <w:t>GET, GET /id, POST, PATCH</w:t>
             </w:r>
           </w:p>
         </w:tc>

--- a/specifications/TMFC030-BillGeneration/Diagrams/TMFC030_Bill_Generation_Management.docx
+++ b/specifications/TMFC030-BillGeneration/Diagrams/TMFC030_Bill_Generation_Management.docx
@@ -155,6 +155,9 @@
         </w:tc>
       </w:tr>
       <w:tr>
+        <w:trPr>
+          <w:cantSplit/>
+        </w:trPr>
         <w:tc>
           <w:tcPr>
             <w:tcW w:type="dxa" w:w="2527"/>
@@ -358,6 +361,9 @@
         </w:tc>
       </w:tr>
       <w:tr>
+        <w:trPr>
+          <w:cantSplit/>
+        </w:trPr>
         <w:tc>
           <w:tcPr>
             <w:tcW w:type="dxa" w:w="1404"/>
@@ -404,6 +410,9 @@
         </w:tc>
       </w:tr>
       <w:tr>
+        <w:trPr>
+          <w:cantSplit/>
+        </w:trPr>
         <w:tc>
           <w:tcPr>
             <w:tcW w:type="dxa" w:w="1404"/>
@@ -450,6 +459,9 @@
         </w:tc>
       </w:tr>
       <w:tr>
+        <w:trPr>
+          <w:cantSplit/>
+        </w:trPr>
         <w:tc>
           <w:tcPr>
             <w:tcW w:type="dxa" w:w="1404"/>
@@ -496,6 +508,9 @@
         </w:tc>
       </w:tr>
       <w:tr>
+        <w:trPr>
+          <w:cantSplit/>
+        </w:trPr>
         <w:tc>
           <w:tcPr>
             <w:tcW w:type="dxa" w:w="1404"/>
@@ -542,6 +557,9 @@
         </w:tc>
       </w:tr>
       <w:tr>
+        <w:trPr>
+          <w:cantSplit/>
+        </w:trPr>
         <w:tc>
           <w:tcPr>
             <w:tcW w:type="dxa" w:w="1404"/>
@@ -588,6 +606,9 @@
         </w:tc>
       </w:tr>
       <w:tr>
+        <w:trPr>
+          <w:cantSplit/>
+        </w:trPr>
         <w:tc>
           <w:tcPr>
             <w:tcW w:type="dxa" w:w="1404"/>
@@ -634,6 +655,9 @@
         </w:tc>
       </w:tr>
       <w:tr>
+        <w:trPr>
+          <w:cantSplit/>
+        </w:trPr>
         <w:tc>
           <w:tcPr>
             <w:tcW w:type="dxa" w:w="1404"/>
@@ -680,6 +704,9 @@
         </w:tc>
       </w:tr>
       <w:tr>
+        <w:trPr>
+          <w:cantSplit/>
+        </w:trPr>
         <w:tc>
           <w:tcPr>
             <w:tcW w:type="dxa" w:w="1404"/>
@@ -726,6 +753,9 @@
         </w:tc>
       </w:tr>
       <w:tr>
+        <w:trPr>
+          <w:cantSplit/>
+        </w:trPr>
         <w:tc>
           <w:tcPr>
             <w:tcW w:type="dxa" w:w="1404"/>
@@ -772,6 +802,9 @@
         </w:tc>
       </w:tr>
       <w:tr>
+        <w:trPr>
+          <w:cantSplit/>
+        </w:trPr>
         <w:tc>
           <w:tcPr>
             <w:tcW w:type="dxa" w:w="1404"/>
@@ -818,6 +851,9 @@
         </w:tc>
       </w:tr>
       <w:tr>
+        <w:trPr>
+          <w:cantSplit/>
+        </w:trPr>
         <w:tc>
           <w:tcPr>
             <w:tcW w:type="dxa" w:w="1404"/>
@@ -864,6 +900,9 @@
         </w:tc>
       </w:tr>
       <w:tr>
+        <w:trPr>
+          <w:cantSplit/>
+        </w:trPr>
         <w:tc>
           <w:tcPr>
             <w:tcW w:type="dxa" w:w="1404"/>
@@ -910,6 +949,9 @@
         </w:tc>
       </w:tr>
       <w:tr>
+        <w:trPr>
+          <w:cantSplit/>
+        </w:trPr>
         <w:tc>
           <w:tcPr>
             <w:tcW w:type="dxa" w:w="1404"/>
@@ -956,6 +998,9 @@
         </w:tc>
       </w:tr>
       <w:tr>
+        <w:trPr>
+          <w:cantSplit/>
+        </w:trPr>
         <w:tc>
           <w:tcPr>
             <w:tcW w:type="dxa" w:w="1404"/>
@@ -1002,6 +1047,9 @@
         </w:tc>
       </w:tr>
       <w:tr>
+        <w:trPr>
+          <w:cantSplit/>
+        </w:trPr>
         <w:tc>
           <w:tcPr>
             <w:tcW w:type="dxa" w:w="1404"/>
@@ -1048,6 +1096,9 @@
         </w:tc>
       </w:tr>
       <w:tr>
+        <w:trPr>
+          <w:cantSplit/>
+        </w:trPr>
         <w:tc>
           <w:tcPr>
             <w:tcW w:type="dxa" w:w="1404"/>
@@ -1094,6 +1145,9 @@
         </w:tc>
       </w:tr>
       <w:tr>
+        <w:trPr>
+          <w:cantSplit/>
+        </w:trPr>
         <w:tc>
           <w:tcPr>
             <w:tcW w:type="dxa" w:w="1404"/>
@@ -1140,6 +1194,9 @@
         </w:tc>
       </w:tr>
       <w:tr>
+        <w:trPr>
+          <w:cantSplit/>
+        </w:trPr>
         <w:tc>
           <w:tcPr>
             <w:tcW w:type="dxa" w:w="1404"/>
@@ -1186,6 +1243,9 @@
         </w:tc>
       </w:tr>
       <w:tr>
+        <w:trPr>
+          <w:cantSplit/>
+        </w:trPr>
         <w:tc>
           <w:tcPr>
             <w:tcW w:type="dxa" w:w="1404"/>
@@ -1232,6 +1292,9 @@
         </w:tc>
       </w:tr>
       <w:tr>
+        <w:trPr>
+          <w:cantSplit/>
+        </w:trPr>
         <w:tc>
           <w:tcPr>
             <w:tcW w:type="dxa" w:w="1404"/>
@@ -1278,6 +1341,9 @@
         </w:tc>
       </w:tr>
       <w:tr>
+        <w:trPr>
+          <w:cantSplit/>
+        </w:trPr>
         <w:tc>
           <w:tcPr>
             <w:tcW w:type="dxa" w:w="1404"/>
@@ -1324,6 +1390,9 @@
         </w:tc>
       </w:tr>
       <w:tr>
+        <w:trPr>
+          <w:cantSplit/>
+        </w:trPr>
         <w:tc>
           <w:tcPr>
             <w:tcW w:type="dxa" w:w="1404"/>
@@ -1411,7 +1480,7 @@
         </w:trPr>
         <w:tc>
           <w:tcPr>
-            <w:tcW w:type="dxa" w:w="1498"/>
+            <w:tcW w:type="dxa" w:w="1685"/>
           </w:tcPr>
           <w:p>
             <w:r/>
@@ -1439,7 +1508,7 @@
         </w:tc>
         <w:tc>
           <w:tcPr>
-            <w:tcW w:type="dxa" w:w="2340"/>
+            <w:tcW w:type="dxa" w:w="2246"/>
           </w:tcPr>
           <w:p>
             <w:r/>
@@ -1453,7 +1522,7 @@
         </w:tc>
         <w:tc>
           <w:tcPr>
-            <w:tcW w:type="dxa" w:w="2434"/>
+            <w:tcW w:type="dxa" w:w="2340"/>
           </w:tcPr>
           <w:p>
             <w:r/>
@@ -1467,14 +1536,17 @@
         </w:tc>
       </w:tr>
       <w:tr>
-        <w:tc>
-          <w:tcPr>
-            <w:tcW w:type="dxa" w:w="1498"/>
-          </w:tcPr>
-          <w:p>
-            <w:r/>
-            <w:r>
-              <w:t>Customer Bill</w:t>
+        <w:trPr>
+          <w:cantSplit/>
+        </w:trPr>
+        <w:tc>
+          <w:tcPr>
+            <w:tcW w:type="dxa" w:w="1685"/>
+          </w:tcPr>
+          <w:p>
+            <w:r/>
+            <w:r>
+              <w:t>Customer Bill ABE</w:t>
             </w:r>
           </w:p>
         </w:tc>
@@ -1491,16 +1563,16 @@
         </w:tc>
         <w:tc>
           <w:tcPr>
+            <w:tcW w:type="dxa" w:w="2246"/>
+          </w:tcPr>
+          <w:p>
+            <w:r/>
+            <w:r/>
+          </w:p>
+        </w:tc>
+        <w:tc>
+          <w:tcPr>
             <w:tcW w:type="dxa" w:w="2340"/>
-          </w:tcPr>
-          <w:p>
-            <w:r/>
-            <w:r/>
-          </w:p>
-        </w:tc>
-        <w:tc>
-          <w:tcPr>
-            <w:tcW w:type="dxa" w:w="2434"/>
           </w:tcPr>
           <w:p>
             <w:r/>
@@ -1548,7 +1620,7 @@
         </w:trPr>
         <w:tc>
           <w:tcPr>
-            <w:tcW w:type="dxa" w:w="1217"/>
+            <w:tcW w:type="dxa" w:w="1310"/>
           </w:tcPr>
           <w:p>
             <w:r/>
@@ -1562,7 +1634,7 @@
         </w:tc>
         <w:tc>
           <w:tcPr>
-            <w:tcW w:type="dxa" w:w="1872"/>
+            <w:tcW w:type="dxa" w:w="2059"/>
           </w:tcPr>
           <w:p>
             <w:r/>
@@ -1576,7 +1648,7 @@
         </w:tc>
         <w:tc>
           <w:tcPr>
-            <w:tcW w:type="dxa" w:w="1872"/>
+            <w:tcW w:type="dxa" w:w="1685"/>
           </w:tcPr>
           <w:p>
             <w:r/>
@@ -1584,13 +1656,13 @@
               <w:rPr>
                 <w:b/>
               </w:rPr>
-              <w:t>Aggregate Function Level 1</w:t>
-            </w:r>
-          </w:p>
-        </w:tc>
-        <w:tc>
-          <w:tcPr>
-            <w:tcW w:type="dxa" w:w="1872"/>
+              <w:t>Aggregate Function L1</w:t>
+            </w:r>
+          </w:p>
+        </w:tc>
+        <w:tc>
+          <w:tcPr>
+            <w:tcW w:type="dxa" w:w="1685"/>
           </w:tcPr>
           <w:p>
             <w:r/>
@@ -1598,13 +1670,13 @@
               <w:rPr>
                 <w:b/>
               </w:rPr>
-              <w:t>Aggregate Function Level 2</w:t>
-            </w:r>
-          </w:p>
-        </w:tc>
-        <w:tc>
-          <w:tcPr>
-            <w:tcW w:type="dxa" w:w="2527"/>
+              <w:t>Aggregate Function L2</w:t>
+            </w:r>
+          </w:p>
+        </w:tc>
+        <w:tc>
+          <w:tcPr>
+            <w:tcW w:type="dxa" w:w="2621"/>
           </w:tcPr>
           <w:p>
             <w:r/>
@@ -1618,9 +1690,12 @@
         </w:tc>
       </w:tr>
       <w:tr>
-        <w:tc>
-          <w:tcPr>
-            <w:tcW w:type="dxa" w:w="1217"/>
+        <w:trPr>
+          <w:cantSplit/>
+        </w:trPr>
+        <w:tc>
+          <w:tcPr>
+            <w:tcW w:type="dxa" w:w="1310"/>
           </w:tcPr>
           <w:p>
             <w:r/>
@@ -1631,7 +1706,7 @@
         </w:tc>
         <w:tc>
           <w:tcPr>
-            <w:tcW w:type="dxa" w:w="1872"/>
+            <w:tcW w:type="dxa" w:w="2059"/>
           </w:tcPr>
           <w:p>
             <w:r/>
@@ -1642,7 +1717,7 @@
         </w:tc>
         <w:tc>
           <w:tcPr>
-            <w:tcW w:type="dxa" w:w="1872"/>
+            <w:tcW w:type="dxa" w:w="1685"/>
           </w:tcPr>
           <w:p>
             <w:r/>
@@ -1653,7 +1728,7 @@
         </w:tc>
         <w:tc>
           <w:tcPr>
-            <w:tcW w:type="dxa" w:w="1872"/>
+            <w:tcW w:type="dxa" w:w="1685"/>
           </w:tcPr>
           <w:p>
             <w:r/>
@@ -1664,7 +1739,7 @@
         </w:tc>
         <w:tc>
           <w:tcPr>
-            <w:tcW w:type="dxa" w:w="2527"/>
+            <w:tcW w:type="dxa" w:w="2621"/>
           </w:tcPr>
           <w:p>
             <w:r/>
@@ -1675,9 +1750,12 @@
         </w:tc>
       </w:tr>
       <w:tr>
-        <w:tc>
-          <w:tcPr>
-            <w:tcW w:type="dxa" w:w="1217"/>
+        <w:trPr>
+          <w:cantSplit/>
+        </w:trPr>
+        <w:tc>
+          <w:tcPr>
+            <w:tcW w:type="dxa" w:w="1310"/>
           </w:tcPr>
           <w:p>
             <w:r/>
@@ -1688,7 +1766,7 @@
         </w:tc>
         <w:tc>
           <w:tcPr>
-            <w:tcW w:type="dxa" w:w="1872"/>
+            <w:tcW w:type="dxa" w:w="2059"/>
           </w:tcPr>
           <w:p>
             <w:r/>
@@ -1699,7 +1777,7 @@
         </w:tc>
         <w:tc>
           <w:tcPr>
-            <w:tcW w:type="dxa" w:w="1872"/>
+            <w:tcW w:type="dxa" w:w="1685"/>
           </w:tcPr>
           <w:p>
             <w:r/>
@@ -1710,7 +1788,7 @@
         </w:tc>
         <w:tc>
           <w:tcPr>
-            <w:tcW w:type="dxa" w:w="1872"/>
+            <w:tcW w:type="dxa" w:w="1685"/>
           </w:tcPr>
           <w:p>
             <w:r/>
@@ -1721,7 +1799,7 @@
         </w:tc>
         <w:tc>
           <w:tcPr>
-            <w:tcW w:type="dxa" w:w="2527"/>
+            <w:tcW w:type="dxa" w:w="2621"/>
           </w:tcPr>
           <w:p>
             <w:r/>
@@ -1732,9 +1810,12 @@
         </w:tc>
       </w:tr>
       <w:tr>
-        <w:tc>
-          <w:tcPr>
-            <w:tcW w:type="dxa" w:w="1217"/>
+        <w:trPr>
+          <w:cantSplit/>
+        </w:trPr>
+        <w:tc>
+          <w:tcPr>
+            <w:tcW w:type="dxa" w:w="1310"/>
           </w:tcPr>
           <w:p>
             <w:r/>
@@ -1745,7 +1826,7 @@
         </w:tc>
         <w:tc>
           <w:tcPr>
-            <w:tcW w:type="dxa" w:w="1872"/>
+            <w:tcW w:type="dxa" w:w="2059"/>
           </w:tcPr>
           <w:p>
             <w:r/>
@@ -1756,7 +1837,7 @@
         </w:tc>
         <w:tc>
           <w:tcPr>
-            <w:tcW w:type="dxa" w:w="1872"/>
+            <w:tcW w:type="dxa" w:w="1685"/>
           </w:tcPr>
           <w:p>
             <w:r/>
@@ -1767,7 +1848,7 @@
         </w:tc>
         <w:tc>
           <w:tcPr>
-            <w:tcW w:type="dxa" w:w="1872"/>
+            <w:tcW w:type="dxa" w:w="1685"/>
           </w:tcPr>
           <w:p>
             <w:r/>
@@ -1778,7 +1859,7 @@
         </w:tc>
         <w:tc>
           <w:tcPr>
-            <w:tcW w:type="dxa" w:w="2527"/>
+            <w:tcW w:type="dxa" w:w="2621"/>
           </w:tcPr>
           <w:p>
             <w:r/>
@@ -1789,9 +1870,12 @@
         </w:tc>
       </w:tr>
       <w:tr>
-        <w:tc>
-          <w:tcPr>
-            <w:tcW w:type="dxa" w:w="1217"/>
+        <w:trPr>
+          <w:cantSplit/>
+        </w:trPr>
+        <w:tc>
+          <w:tcPr>
+            <w:tcW w:type="dxa" w:w="1310"/>
           </w:tcPr>
           <w:p>
             <w:r/>
@@ -1802,7 +1886,7 @@
         </w:tc>
         <w:tc>
           <w:tcPr>
-            <w:tcW w:type="dxa" w:w="1872"/>
+            <w:tcW w:type="dxa" w:w="2059"/>
           </w:tcPr>
           <w:p>
             <w:r/>
@@ -1813,7 +1897,7 @@
         </w:tc>
         <w:tc>
           <w:tcPr>
-            <w:tcW w:type="dxa" w:w="1872"/>
+            <w:tcW w:type="dxa" w:w="1685"/>
           </w:tcPr>
           <w:p>
             <w:r/>
@@ -1824,7 +1908,7 @@
         </w:tc>
         <w:tc>
           <w:tcPr>
-            <w:tcW w:type="dxa" w:w="1872"/>
+            <w:tcW w:type="dxa" w:w="1685"/>
           </w:tcPr>
           <w:p>
             <w:r/>
@@ -1835,7 +1919,7 @@
         </w:tc>
         <w:tc>
           <w:tcPr>
-            <w:tcW w:type="dxa" w:w="2527"/>
+            <w:tcW w:type="dxa" w:w="2621"/>
           </w:tcPr>
           <w:p>
             <w:r/>
@@ -1846,9 +1930,12 @@
         </w:tc>
       </w:tr>
       <w:tr>
-        <w:tc>
-          <w:tcPr>
-            <w:tcW w:type="dxa" w:w="1217"/>
+        <w:trPr>
+          <w:cantSplit/>
+        </w:trPr>
+        <w:tc>
+          <w:tcPr>
+            <w:tcW w:type="dxa" w:w="1310"/>
           </w:tcPr>
           <w:p>
             <w:r/>
@@ -1859,7 +1946,7 @@
         </w:tc>
         <w:tc>
           <w:tcPr>
-            <w:tcW w:type="dxa" w:w="1872"/>
+            <w:tcW w:type="dxa" w:w="2059"/>
           </w:tcPr>
           <w:p>
             <w:r/>
@@ -1870,7 +1957,7 @@
         </w:tc>
         <w:tc>
           <w:tcPr>
-            <w:tcW w:type="dxa" w:w="1872"/>
+            <w:tcW w:type="dxa" w:w="1685"/>
           </w:tcPr>
           <w:p>
             <w:r/>
@@ -1881,7 +1968,7 @@
         </w:tc>
         <w:tc>
           <w:tcPr>
-            <w:tcW w:type="dxa" w:w="1872"/>
+            <w:tcW w:type="dxa" w:w="1685"/>
           </w:tcPr>
           <w:p>
             <w:r/>
@@ -1892,7 +1979,7 @@
         </w:tc>
         <w:tc>
           <w:tcPr>
-            <w:tcW w:type="dxa" w:w="2527"/>
+            <w:tcW w:type="dxa" w:w="2621"/>
           </w:tcPr>
           <w:p>
             <w:r/>
@@ -1903,9 +1990,12 @@
         </w:tc>
       </w:tr>
       <w:tr>
-        <w:tc>
-          <w:tcPr>
-            <w:tcW w:type="dxa" w:w="1217"/>
+        <w:trPr>
+          <w:cantSplit/>
+        </w:trPr>
+        <w:tc>
+          <w:tcPr>
+            <w:tcW w:type="dxa" w:w="1310"/>
           </w:tcPr>
           <w:p>
             <w:r/>
@@ -1916,7 +2006,7 @@
         </w:tc>
         <w:tc>
           <w:tcPr>
-            <w:tcW w:type="dxa" w:w="1872"/>
+            <w:tcW w:type="dxa" w:w="2059"/>
           </w:tcPr>
           <w:p>
             <w:r/>
@@ -1927,7 +2017,7 @@
         </w:tc>
         <w:tc>
           <w:tcPr>
-            <w:tcW w:type="dxa" w:w="1872"/>
+            <w:tcW w:type="dxa" w:w="1685"/>
           </w:tcPr>
           <w:p>
             <w:r/>
@@ -1938,7 +2028,7 @@
         </w:tc>
         <w:tc>
           <w:tcPr>
-            <w:tcW w:type="dxa" w:w="1872"/>
+            <w:tcW w:type="dxa" w:w="1685"/>
           </w:tcPr>
           <w:p>
             <w:r/>
@@ -1949,7 +2039,7 @@
         </w:tc>
         <w:tc>
           <w:tcPr>
-            <w:tcW w:type="dxa" w:w="2527"/>
+            <w:tcW w:type="dxa" w:w="2621"/>
           </w:tcPr>
           <w:p>
             <w:r/>
@@ -1960,9 +2050,12 @@
         </w:tc>
       </w:tr>
       <w:tr>
-        <w:tc>
-          <w:tcPr>
-            <w:tcW w:type="dxa" w:w="1217"/>
+        <w:trPr>
+          <w:cantSplit/>
+        </w:trPr>
+        <w:tc>
+          <w:tcPr>
+            <w:tcW w:type="dxa" w:w="1310"/>
           </w:tcPr>
           <w:p>
             <w:r/>
@@ -1973,7 +2066,7 @@
         </w:tc>
         <w:tc>
           <w:tcPr>
-            <w:tcW w:type="dxa" w:w="1872"/>
+            <w:tcW w:type="dxa" w:w="2059"/>
           </w:tcPr>
           <w:p>
             <w:r/>
@@ -1984,7 +2077,7 @@
         </w:tc>
         <w:tc>
           <w:tcPr>
-            <w:tcW w:type="dxa" w:w="1872"/>
+            <w:tcW w:type="dxa" w:w="1685"/>
           </w:tcPr>
           <w:p>
             <w:r/>
@@ -1995,7 +2088,7 @@
         </w:tc>
         <w:tc>
           <w:tcPr>
-            <w:tcW w:type="dxa" w:w="1872"/>
+            <w:tcW w:type="dxa" w:w="1685"/>
           </w:tcPr>
           <w:p>
             <w:r/>
@@ -2006,7 +2099,7 @@
         </w:tc>
         <w:tc>
           <w:tcPr>
-            <w:tcW w:type="dxa" w:w="2527"/>
+            <w:tcW w:type="dxa" w:w="2621"/>
           </w:tcPr>
           <w:p>
             <w:r/>
@@ -2017,9 +2110,12 @@
         </w:tc>
       </w:tr>
       <w:tr>
-        <w:tc>
-          <w:tcPr>
-            <w:tcW w:type="dxa" w:w="1217"/>
+        <w:trPr>
+          <w:cantSplit/>
+        </w:trPr>
+        <w:tc>
+          <w:tcPr>
+            <w:tcW w:type="dxa" w:w="1310"/>
           </w:tcPr>
           <w:p>
             <w:r/>
@@ -2030,7 +2126,7 @@
         </w:tc>
         <w:tc>
           <w:tcPr>
-            <w:tcW w:type="dxa" w:w="1872"/>
+            <w:tcW w:type="dxa" w:w="2059"/>
           </w:tcPr>
           <w:p>
             <w:r/>
@@ -2041,7 +2137,7 @@
         </w:tc>
         <w:tc>
           <w:tcPr>
-            <w:tcW w:type="dxa" w:w="1872"/>
+            <w:tcW w:type="dxa" w:w="1685"/>
           </w:tcPr>
           <w:p>
             <w:r/>
@@ -2052,7 +2148,7 @@
         </w:tc>
         <w:tc>
           <w:tcPr>
-            <w:tcW w:type="dxa" w:w="1872"/>
+            <w:tcW w:type="dxa" w:w="1685"/>
           </w:tcPr>
           <w:p>
             <w:r/>
@@ -2063,7 +2159,7 @@
         </w:tc>
         <w:tc>
           <w:tcPr>
-            <w:tcW w:type="dxa" w:w="2527"/>
+            <w:tcW w:type="dxa" w:w="2621"/>
           </w:tcPr>
           <w:p>
             <w:r/>
@@ -2279,6 +2375,9 @@
         </w:tc>
       </w:tr>
       <w:tr>
+        <w:trPr>
+          <w:cantSplit/>
+        </w:trPr>
         <w:tc>
           <w:tcPr>
             <w:tcW w:type="dxa" w:w="1030"/>
@@ -2347,6 +2446,9 @@
         </w:tc>
       </w:tr>
       <w:tr>
+        <w:trPr>
+          <w:cantSplit/>
+        </w:trPr>
         <w:tc>
           <w:tcPr>
             <w:tcW w:type="dxa" w:w="1030"/>
@@ -2415,6 +2517,9 @@
         </w:tc>
       </w:tr>
       <w:tr>
+        <w:trPr>
+          <w:cantSplit/>
+        </w:trPr>
         <w:tc>
           <w:tcPr>
             <w:tcW w:type="dxa" w:w="1030"/>
@@ -2483,6 +2588,9 @@
         </w:tc>
       </w:tr>
       <w:tr>
+        <w:trPr>
+          <w:cantSplit/>
+        </w:trPr>
         <w:tc>
           <w:tcPr>
             <w:tcW w:type="dxa" w:w="1030"/>
@@ -2551,6 +2659,9 @@
         </w:tc>
       </w:tr>
       <w:tr>
+        <w:trPr>
+          <w:cantSplit/>
+        </w:trPr>
         <w:tc>
           <w:tcPr>
             <w:tcW w:type="dxa" w:w="1030"/>
@@ -2619,6 +2730,9 @@
         </w:tc>
       </w:tr>
       <w:tr>
+        <w:trPr>
+          <w:cantSplit/>
+        </w:trPr>
         <w:tc>
           <w:tcPr>
             <w:tcW w:type="dxa" w:w="1030"/>
@@ -2687,6 +2801,9 @@
         </w:tc>
       </w:tr>
       <w:tr>
+        <w:trPr>
+          <w:cantSplit/>
+        </w:trPr>
         <w:tc>
           <w:tcPr>
             <w:tcW w:type="dxa" w:w="1030"/>
@@ -2755,6 +2872,9 @@
         </w:tc>
       </w:tr>
       <w:tr>
+        <w:trPr>
+          <w:cantSplit/>
+        </w:trPr>
         <w:tc>
           <w:tcPr>
             <w:tcW w:type="dxa" w:w="1030"/>
@@ -2989,6 +3109,9 @@
         </w:tc>
       </w:tr>
       <w:tr>
+        <w:trPr>
+          <w:cantSplit/>
+        </w:trPr>
         <w:tc>
           <w:tcPr>
             <w:tcW w:type="dxa" w:w="1030"/>
@@ -3057,6 +3180,9 @@
         </w:tc>
       </w:tr>
       <w:tr>
+        <w:trPr>
+          <w:cantSplit/>
+        </w:trPr>
         <w:tc>
           <w:tcPr>
             <w:tcW w:type="dxa" w:w="1030"/>
@@ -3125,6 +3251,9 @@
         </w:tc>
       </w:tr>
       <w:tr>
+        <w:trPr>
+          <w:cantSplit/>
+        </w:trPr>
         <w:tc>
           <w:tcPr>
             <w:tcW w:type="dxa" w:w="1030"/>
@@ -3193,6 +3322,9 @@
         </w:tc>
       </w:tr>
       <w:tr>
+        <w:trPr>
+          <w:cantSplit/>
+        </w:trPr>
         <w:tc>
           <w:tcPr>
             <w:tcW w:type="dxa" w:w="1030"/>
@@ -3261,6 +3393,9 @@
         </w:tc>
       </w:tr>
       <w:tr>
+        <w:trPr>
+          <w:cantSplit/>
+        </w:trPr>
         <w:tc>
           <w:tcPr>
             <w:tcW w:type="dxa" w:w="1030"/>
@@ -3329,6 +3464,9 @@
         </w:tc>
       </w:tr>
       <w:tr>
+        <w:trPr>
+          <w:cantSplit/>
+        </w:trPr>
         <w:tc>
           <w:tcPr>
             <w:tcW w:type="dxa" w:w="1030"/>
@@ -3397,6 +3535,9 @@
         </w:tc>
       </w:tr>
       <w:tr>
+        <w:trPr>
+          <w:cantSplit/>
+        </w:trPr>
         <w:tc>
           <w:tcPr>
             <w:tcW w:type="dxa" w:w="1030"/>
@@ -3465,6 +3606,9 @@
         </w:tc>
       </w:tr>
       <w:tr>
+        <w:trPr>
+          <w:cantSplit/>
+        </w:trPr>
         <w:tc>
           <w:tcPr>
             <w:tcW w:type="dxa" w:w="1030"/>
@@ -3533,6 +3677,9 @@
         </w:tc>
       </w:tr>
       <w:tr>
+        <w:trPr>
+          <w:cantSplit/>
+        </w:trPr>
         <w:tc>
           <w:tcPr>
             <w:tcW w:type="dxa" w:w="1030"/>
@@ -3601,6 +3748,9 @@
         </w:tc>
       </w:tr>
       <w:tr>
+        <w:trPr>
+          <w:cantSplit/>
+        </w:trPr>
         <w:tc>
           <w:tcPr>
             <w:tcW w:type="dxa" w:w="1030"/>
@@ -3669,6 +3819,9 @@
         </w:tc>
       </w:tr>
       <w:tr>
+        <w:trPr>
+          <w:cantSplit/>
+        </w:trPr>
         <w:tc>
           <w:tcPr>
             <w:tcW w:type="dxa" w:w="1030"/>
@@ -3737,6 +3890,9 @@
         </w:tc>
       </w:tr>
       <w:tr>
+        <w:trPr>
+          <w:cantSplit/>
+        </w:trPr>
         <w:tc>
           <w:tcPr>
             <w:tcW w:type="dxa" w:w="1030"/>
@@ -3805,6 +3961,9 @@
         </w:tc>
       </w:tr>
       <w:tr>
+        <w:trPr>
+          <w:cantSplit/>
+        </w:trPr>
         <w:tc>
           <w:tcPr>
             <w:tcW w:type="dxa" w:w="1030"/>
@@ -3873,6 +4032,9 @@
         </w:tc>
       </w:tr>
       <w:tr>
+        <w:trPr>
+          <w:cantSplit/>
+        </w:trPr>
         <w:tc>
           <w:tcPr>
             <w:tcW w:type="dxa" w:w="1030"/>
@@ -3941,6 +4103,9 @@
         </w:tc>
       </w:tr>
       <w:tr>
+        <w:trPr>
+          <w:cantSplit/>
+        </w:trPr>
         <w:tc>
           <w:tcPr>
             <w:tcW w:type="dxa" w:w="1030"/>
@@ -4009,6 +4174,9 @@
         </w:tc>
       </w:tr>
       <w:tr>
+        <w:trPr>
+          <w:cantSplit/>
+        </w:trPr>
         <w:tc>
           <w:tcPr>
             <w:tcW w:type="dxa" w:w="1030"/>
@@ -4077,6 +4245,9 @@
         </w:tc>
       </w:tr>
       <w:tr>
+        <w:trPr>
+          <w:cantSplit/>
+        </w:trPr>
         <w:tc>
           <w:tcPr>
             <w:tcW w:type="dxa" w:w="1030"/>
@@ -4145,6 +4316,9 @@
         </w:tc>
       </w:tr>
       <w:tr>
+        <w:trPr>
+          <w:cantSplit/>
+        </w:trPr>
         <w:tc>
           <w:tcPr>
             <w:tcW w:type="dxa" w:w="1030"/>
@@ -4213,6 +4387,9 @@
         </w:tc>
       </w:tr>
       <w:tr>
+        <w:trPr>
+          <w:cantSplit/>
+        </w:trPr>
         <w:tc>
           <w:tcPr>
             <w:tcW w:type="dxa" w:w="1030"/>
@@ -4281,6 +4458,9 @@
         </w:tc>
       </w:tr>
       <w:tr>
+        <w:trPr>
+          <w:cantSplit/>
+        </w:trPr>
         <w:tc>
           <w:tcPr>
             <w:tcW w:type="dxa" w:w="1030"/>
@@ -4349,6 +4529,9 @@
         </w:tc>
       </w:tr>
       <w:tr>
+        <w:trPr>
+          <w:cantSplit/>
+        </w:trPr>
         <w:tc>
           <w:tcPr>
             <w:tcW w:type="dxa" w:w="1030"/>
@@ -4611,6 +4794,9 @@
         </w:tc>
       </w:tr>
       <w:tr>
+        <w:trPr>
+          <w:cantSplit/>
+        </w:trPr>
         <w:tc>
           <w:tcPr>
             <w:tcW w:type="dxa" w:w="1404"/>
@@ -4785,6 +4971,9 @@
         </w:tc>
       </w:tr>
       <w:tr>
+        <w:trPr>
+          <w:cantSplit/>
+        </w:trPr>
         <w:tc>
           <w:tcPr>
             <w:tcW w:type="dxa" w:w="5990"/>
@@ -4809,6 +4998,9 @@
         </w:tc>
       </w:tr>
       <w:tr>
+        <w:trPr>
+          <w:cantSplit/>
+        </w:trPr>
         <w:tc>
           <w:tcPr>
             <w:tcW w:type="dxa" w:w="5990"/>
@@ -4833,6 +5025,9 @@
         </w:tc>
       </w:tr>
       <w:tr>
+        <w:trPr>
+          <w:cantSplit/>
+        </w:trPr>
         <w:tc>
           <w:tcPr>
             <w:tcW w:type="dxa" w:w="5990"/>
@@ -5010,6 +5205,9 @@
         </w:tc>
       </w:tr>
       <w:tr>
+        <w:trPr>
+          <w:cantSplit/>
+        </w:trPr>
         <w:tc>
           <w:tcPr>
             <w:tcW w:type="dxa" w:w="1778"/>
@@ -5056,6 +5254,9 @@
         </w:tc>
       </w:tr>
       <w:tr>
+        <w:trPr>
+          <w:cantSplit/>
+        </w:trPr>
         <w:tc>
           <w:tcPr>
             <w:tcW w:type="dxa" w:w="1778"/>
@@ -5102,6 +5303,9 @@
         </w:tc>
       </w:tr>
       <w:tr>
+        <w:trPr>
+          <w:cantSplit/>
+        </w:trPr>
         <w:tc>
           <w:tcPr>
             <w:tcW w:type="dxa" w:w="1778"/>
@@ -5148,6 +5352,9 @@
         </w:tc>
       </w:tr>
       <w:tr>
+        <w:trPr>
+          <w:cantSplit/>
+        </w:trPr>
         <w:tc>
           <w:tcPr>
             <w:tcW w:type="dxa" w:w="1778"/>
@@ -5194,6 +5401,9 @@
         </w:tc>
       </w:tr>
       <w:tr>
+        <w:trPr>
+          <w:cantSplit/>
+        </w:trPr>
         <w:tc>
           <w:tcPr>
             <w:tcW w:type="dxa" w:w="1778"/>
@@ -5240,6 +5450,9 @@
         </w:tc>
       </w:tr>
       <w:tr>
+        <w:trPr>
+          <w:cantSplit/>
+        </w:trPr>
         <w:tc>
           <w:tcPr>
             <w:tcW w:type="dxa" w:w="1778"/>
@@ -5286,6 +5499,9 @@
         </w:tc>
       </w:tr>
       <w:tr>
+        <w:trPr>
+          <w:cantSplit/>
+        </w:trPr>
         <w:tc>
           <w:tcPr>
             <w:tcW w:type="dxa" w:w="1778"/>
@@ -5332,6 +5548,9 @@
         </w:tc>
       </w:tr>
       <w:tr>
+        <w:trPr>
+          <w:cantSplit/>
+        </w:trPr>
         <w:tc>
           <w:tcPr>
             <w:tcW w:type="dxa" w:w="1778"/>
@@ -5378,6 +5597,9 @@
         </w:tc>
       </w:tr>
       <w:tr>
+        <w:trPr>
+          <w:cantSplit/>
+        </w:trPr>
         <w:tc>
           <w:tcPr>
             <w:tcW w:type="dxa" w:w="1778"/>
@@ -5424,6 +5646,9 @@
         </w:tc>
       </w:tr>
       <w:tr>
+        <w:trPr>
+          <w:cantSplit/>
+        </w:trPr>
         <w:tc>
           <w:tcPr>
             <w:tcW w:type="dxa" w:w="1778"/>
@@ -5562,6 +5787,9 @@
         </w:tc>
       </w:tr>
       <w:tr>
+        <w:trPr>
+          <w:cantSplit/>
+        </w:trPr>
         <w:tc>
           <w:tcPr>
             <w:tcW w:type="dxa" w:w="1778"/>
@@ -5608,6 +5836,9 @@
         </w:tc>
       </w:tr>
       <w:tr>
+        <w:trPr>
+          <w:cantSplit/>
+        </w:trPr>
         <w:tc>
           <w:tcPr>
             <w:tcW w:type="dxa" w:w="1778"/>
@@ -5654,6 +5885,9 @@
         </w:tc>
       </w:tr>
       <w:tr>
+        <w:trPr>
+          <w:cantSplit/>
+        </w:trPr>
         <w:tc>
           <w:tcPr>
             <w:tcW w:type="dxa" w:w="1778"/>
@@ -5700,6 +5934,9 @@
         </w:tc>
       </w:tr>
       <w:tr>
+        <w:trPr>
+          <w:cantSplit/>
+        </w:trPr>
         <w:tc>
           <w:tcPr>
             <w:tcW w:type="dxa" w:w="1778"/>
@@ -5746,6 +5983,9 @@
         </w:tc>
       </w:tr>
       <w:tr>
+        <w:trPr>
+          <w:cantSplit/>
+        </w:trPr>
         <w:tc>
           <w:tcPr>
             <w:tcW w:type="dxa" w:w="1778"/>
@@ -5792,6 +6032,9 @@
         </w:tc>
       </w:tr>
       <w:tr>
+        <w:trPr>
+          <w:cantSplit/>
+        </w:trPr>
         <w:tc>
           <w:tcPr>
             <w:tcW w:type="dxa" w:w="1778"/>
@@ -5838,6 +6081,9 @@
         </w:tc>
       </w:tr>
       <w:tr>
+        <w:trPr>
+          <w:cantSplit/>
+        </w:trPr>
         <w:tc>
           <w:tcPr>
             <w:tcW w:type="dxa" w:w="1778"/>
@@ -5884,6 +6130,9 @@
         </w:tc>
       </w:tr>
       <w:tr>
+        <w:trPr>
+          <w:cantSplit/>
+        </w:trPr>
         <w:tc>
           <w:tcPr>
             <w:tcW w:type="dxa" w:w="1778"/>
@@ -5930,6 +6179,9 @@
         </w:tc>
       </w:tr>
       <w:tr>
+        <w:trPr>
+          <w:cantSplit/>
+        </w:trPr>
         <w:tc>
           <w:tcPr>
             <w:tcW w:type="dxa" w:w="1778"/>
@@ -5976,6 +6228,9 @@
         </w:tc>
       </w:tr>
       <w:tr>
+        <w:trPr>
+          <w:cantSplit/>
+        </w:trPr>
         <w:tc>
           <w:tcPr>
             <w:tcW w:type="dxa" w:w="1778"/>
@@ -6104,6 +6359,9 @@
         </w:tc>
       </w:tr>
       <w:tr>
+        <w:trPr>
+          <w:cantSplit/>
+        </w:trPr>
         <w:tc>
           <w:tcPr>
             <w:tcW w:type="dxa" w:w="3838"/>
@@ -6139,6 +6397,9 @@
         </w:tc>
       </w:tr>
       <w:tr>
+        <w:trPr>
+          <w:cantSplit/>
+        </w:trPr>
         <w:tc>
           <w:tcPr>
             <w:tcW w:type="dxa" w:w="3838"/>
@@ -6174,6 +6435,9 @@
         </w:tc>
       </w:tr>
       <w:tr>
+        <w:trPr>
+          <w:cantSplit/>
+        </w:trPr>
         <w:tc>
           <w:tcPr>
             <w:tcW w:type="dxa" w:w="3838"/>
@@ -6209,6 +6473,9 @@
         </w:tc>
       </w:tr>
       <w:tr>
+        <w:trPr>
+          <w:cantSplit/>
+        </w:trPr>
         <w:tc>
           <w:tcPr>
             <w:tcW w:type="dxa" w:w="3838"/>
@@ -6244,6 +6511,9 @@
         </w:tc>
       </w:tr>
       <w:tr>
+        <w:trPr>
+          <w:cantSplit/>
+        </w:trPr>
         <w:tc>
           <w:tcPr>
             <w:tcW w:type="dxa" w:w="3838"/>
@@ -6279,6 +6549,9 @@
         </w:tc>
       </w:tr>
       <w:tr>
+        <w:trPr>
+          <w:cantSplit/>
+        </w:trPr>
         <w:tc>
           <w:tcPr>
             <w:tcW w:type="dxa" w:w="3838"/>
@@ -6314,6 +6587,9 @@
         </w:tc>
       </w:tr>
       <w:tr>
+        <w:trPr>
+          <w:cantSplit/>
+        </w:trPr>
         <w:tc>
           <w:tcPr>
             <w:tcW w:type="dxa" w:w="3838"/>
@@ -6349,6 +6625,9 @@
         </w:tc>
       </w:tr>
       <w:tr>
+        <w:trPr>
+          <w:cantSplit/>
+        </w:trPr>
         <w:tc>
           <w:tcPr>
             <w:tcW w:type="dxa" w:w="3838"/>
@@ -6384,6 +6663,9 @@
         </w:tc>
       </w:tr>
       <w:tr>
+        <w:trPr>
+          <w:cantSplit/>
+        </w:trPr>
         <w:tc>
           <w:tcPr>
             <w:tcW w:type="dxa" w:w="3838"/>
@@ -6419,6 +6701,9 @@
         </w:tc>
       </w:tr>
       <w:tr>
+        <w:trPr>
+          <w:cantSplit/>
+        </w:trPr>
         <w:tc>
           <w:tcPr>
             <w:tcW w:type="dxa" w:w="3838"/>
